--- a/apps/api/templates/פ-ראדון-הצעת-מחיר-לערכת-ראדון-קצרת-טווח.docx
+++ b/apps/api/templates/פ-ראדון-הצעת-מחיר-לערכת-ראדון-קצרת-טווח.docx
@@ -1485,6 +1485,19 @@
           <w:rtl/>
         </w:rPr>
       </w:pPr>
+    </w:p>
+    <w:p>
+      <w:pPr>
+        <w:rPr>
+          <w:vanish/>
+        </w:rPr>
+      </w:pPr>
+      <w:r>
+        <w:rPr>
+          <w:vanish/>
+        </w:rPr>
+        <w:t xml:space="preserve">{#hasDiscount}</w:t>
+      </w:r>
     </w:p>
     <w:tbl>
       <w:tblPr>
@@ -1735,7 +1748,6 @@
                 <w:rtl/>
               </w:rPr>
             </w:pPr>
-            <w:bookmarkStart w:id="8" w:name="fldLine"/>
             <w:r>
               <w:rPr>
                 <w:rFonts w:cs="David" w:hint="cs"/>
@@ -1747,7 +1759,6 @@
               </w:rPr>
               <w:t xml:space="preserve">{#items}{lineNumber}</w:t>
             </w:r>
-            <w:bookmarkEnd w:id="8"/>
           </w:p>
         </w:tc>
         <w:tc>
@@ -1765,7 +1776,6 @@
                 <w:rtl/>
               </w:rPr>
             </w:pPr>
-            <w:bookmarkStart w:id="9" w:name="fldMakat"/>
             <w:r>
               <w:rPr>
                 <w:rFonts w:cs="David" w:hint="cs"/>
@@ -1777,7 +1787,6 @@
               </w:rPr>
               <w:t xml:space="preserve">{itemCode}</w:t>
             </w:r>
-            <w:bookmarkEnd w:id="9"/>
           </w:p>
         </w:tc>
         <w:tc>
@@ -1795,7 +1804,6 @@
                 <w:rtl/>
               </w:rPr>
             </w:pPr>
-            <w:bookmarkStart w:id="10" w:name="fldProduct"/>
             <w:r>
               <w:rPr>
                 <w:rFonts w:cs="David" w:hint="cs"/>
@@ -1807,7 +1815,6 @@
               </w:rPr>
               <w:t xml:space="preserve">{description}</w:t>
             </w:r>
-            <w:bookmarkEnd w:id="10"/>
           </w:p>
         </w:tc>
         <w:tc>
@@ -1825,7 +1832,6 @@
                 <w:rtl/>
               </w:rPr>
             </w:pPr>
-            <w:bookmarkStart w:id="11" w:name="fldAmmount"/>
             <w:r>
               <w:rPr>
                 <w:rFonts w:cs="David" w:hint="cs"/>
@@ -1837,7 +1843,6 @@
               </w:rPr>
               <w:t xml:space="preserve">{quantity}</w:t>
             </w:r>
-            <w:bookmarkEnd w:id="11"/>
           </w:p>
         </w:tc>
         <w:tc>
@@ -1855,7 +1860,6 @@
                 <w:rtl/>
               </w:rPr>
             </w:pPr>
-            <w:bookmarkStart w:id="12" w:name="fldPrice"/>
             <w:r>
               <w:rPr>
                 <w:rFonts w:cs="David" w:hint="cs"/>
@@ -1867,7 +1871,6 @@
               </w:rPr>
               <w:t xml:space="preserve">{unitPrice}</w:t>
             </w:r>
-            <w:bookmarkEnd w:id="12"/>
           </w:p>
         </w:tc>
         <w:tc>
@@ -1885,7 +1888,6 @@
                 <w:rtl/>
               </w:rPr>
             </w:pPr>
-            <w:bookmarkStart w:id="13" w:name="fldLineDiscount"/>
             <w:r>
               <w:rPr>
                 <w:rFonts w:cs="David" w:hint="cs"/>
@@ -1897,7 +1899,6 @@
               </w:rPr>
               <w:t xml:space="preserve">{lineDiscountPercent}</w:t>
             </w:r>
-            <w:bookmarkEnd w:id="13"/>
           </w:p>
         </w:tc>
         <w:tc>
@@ -1915,7 +1916,6 @@
                 <w:rtl/>
               </w:rPr>
             </w:pPr>
-            <w:bookmarkStart w:id="14" w:name="fldLineTotal"/>
             <w:r>
               <w:rPr>
                 <w:rFonts w:cs="David" w:hint="cs"/>
@@ -1927,7 +1927,6 @@
               </w:rPr>
               <w:t xml:space="preserve">{lineTotal}{/items}</w:t>
             </w:r>
-            <w:bookmarkEnd w:id="14"/>
           </w:p>
         </w:tc>
       </w:tr>
@@ -2013,7 +2012,6 @@
                 <w:rtl/>
               </w:rPr>
             </w:pPr>
-            <w:bookmarkStart w:id="15" w:name="fldDiscount"/>
             <w:r>
               <w:rPr>
                 <w:rFonts w:cs="David" w:hint="cs"/>
@@ -2025,7 +2023,6 @@
               </w:rPr>
               <w:t xml:space="preserve">{discountPercent}</w:t>
             </w:r>
-            <w:bookmarkEnd w:id="15"/>
           </w:p>
         </w:tc>
       </w:tr>
@@ -2073,7 +2070,6 @@
                 <w:rtl/>
               </w:rPr>
             </w:pPr>
-            <w:bookmarkStart w:id="16" w:name="fldTotalAfterDiscount"/>
             <w:r>
               <w:rPr>
                 <w:rFonts w:cs="David" w:hint="cs"/>
@@ -2085,7 +2081,6 @@
               </w:rPr>
               <w:t xml:space="preserve">{subtotalAfterDiscount}</w:t>
             </w:r>
-            <w:bookmarkEnd w:id="16"/>
           </w:p>
         </w:tc>
       </w:tr>
@@ -2155,7 +2150,6 @@
                 <w:rtl/>
               </w:rPr>
             </w:pPr>
-            <w:bookmarkStart w:id="17" w:name="fldMAAM"/>
             <w:r>
               <w:rPr>
                 <w:rFonts w:cs="David" w:hint="cs"/>
@@ -2167,7 +2161,6 @@
               </w:rPr>
               <w:t xml:space="preserve">{vatAmount}</w:t>
             </w:r>
-            <w:bookmarkEnd w:id="17"/>
           </w:p>
         </w:tc>
       </w:tr>
@@ -2215,7 +2208,6 @@
                 <w:rtl/>
               </w:rPr>
             </w:pPr>
-            <w:bookmarkStart w:id="18" w:name="fldTotalAfterMaaM"/>
             <w:r>
               <w:rPr>
                 <w:rFonts w:cs="David" w:hint="cs"/>
@@ -2227,11 +2219,747 @@
               </w:rPr>
               <w:t xml:space="preserve">{totalAmount}</w:t>
             </w:r>
-            <w:bookmarkEnd w:id="18"/>
           </w:p>
         </w:tc>
       </w:tr>
     </w:tbl>
+    <w:p>
+      <w:pPr>
+        <w:rPr>
+          <w:vanish/>
+        </w:rPr>
+      </w:pPr>
+      <w:r>
+        <w:rPr>
+          <w:vanish/>
+        </w:rPr>
+        <w:t xml:space="preserve">{/hasDiscount}</w:t>
+      </w:r>
+    </w:p>
+    <w:p>
+      <w:pPr>
+        <w:rPr>
+          <w:rFonts w:cs="David"/>
+          <w:sz w:val="28"/>
+          <w:szCs w:val="28"/>
+          <w:rtl/>
+        </w:rPr>
+      </w:pPr>
+    </w:p>
+    <w:p>
+      <w:pPr>
+        <w:rPr>
+          <w:rFonts w:cs="David"/>
+          <w:sz w:val="28"/>
+          <w:szCs w:val="28"/>
+          <w:rtl/>
+        </w:rPr>
+      </w:pPr>
+    </w:p>
+    <w:p>
+      <w:pPr>
+        <w:rPr>
+          <w:rFonts w:cs="David"/>
+          <w:sz w:val="28"/>
+          <w:szCs w:val="28"/>
+          <w:rtl/>
+        </w:rPr>
+      </w:pPr>
+    </w:p>
+    <w:p>
+      <w:pPr>
+        <w:rPr>
+          <w:rFonts w:cs="David"/>
+          <w:sz w:val="28"/>
+          <w:szCs w:val="28"/>
+          <w:rtl/>
+        </w:rPr>
+      </w:pPr>
+    </w:p>
+    <w:p>
+      <w:pPr>
+        <w:rPr>
+          <w:rFonts w:cs="David"/>
+          <w:sz w:val="28"/>
+          <w:szCs w:val="28"/>
+          <w:rtl/>
+        </w:rPr>
+      </w:pPr>
+    </w:p>
+    <w:p>
+      <w:pPr>
+        <w:rPr>
+          <w:rFonts w:cs="David"/>
+          <w:sz w:val="28"/>
+          <w:szCs w:val="28"/>
+          <w:rtl/>
+        </w:rPr>
+      </w:pPr>
+    </w:p>
+    <w:p>
+      <w:pPr>
+        <w:rPr>
+          <w:rFonts w:cs="David"/>
+          <w:sz w:val="28"/>
+          <w:szCs w:val="28"/>
+          <w:rtl/>
+        </w:rPr>
+      </w:pPr>
+    </w:p>
+    <w:p>
+      <w:pPr>
+        <w:rPr>
+          <w:rFonts w:cs="David"/>
+          <w:sz w:val="28"/>
+          <w:szCs w:val="28"/>
+          <w:rtl/>
+        </w:rPr>
+      </w:pPr>
+    </w:p>
+    <w:p>
+      <w:pPr>
+        <w:rPr>
+          <w:rFonts w:cs="David"/>
+          <w:sz w:val="28"/>
+          <w:szCs w:val="28"/>
+          <w:rtl/>
+        </w:rPr>
+      </w:pPr>
+    </w:p>
+    <w:p>
+      <w:pPr>
+        <w:rPr>
+          <w:rFonts w:cs="David"/>
+          <w:sz w:val="28"/>
+          <w:szCs w:val="28"/>
+          <w:rtl/>
+        </w:rPr>
+      </w:pPr>
+    </w:p>
+    <w:p>
+      <w:pPr>
+        <w:rPr>
+          <w:vanish/>
+        </w:rPr>
+      </w:pPr>
+      <w:r>
+        <w:rPr>
+          <w:vanish/>
+        </w:rPr>
+        <w:t xml:space="preserve">{^hasDiscount}</w:t>
+      </w:r>
+    </w:p>
+    <w:tbl>
+      <w:tblPr>
+        <w:bidiVisual/>
+        <w:tblW w:w="0" w:type="auto"/>
+        <w:tblBorders>
+          <w:top w:val="single" w:sz="4" w:space="0" w:color="auto"/>
+          <w:left w:val="single" w:sz="4" w:space="0" w:color="auto"/>
+          <w:bottom w:val="single" w:sz="4" w:space="0" w:color="auto"/>
+          <w:right w:val="single" w:sz="4" w:space="0" w:color="auto"/>
+          <w:insideH w:val="single" w:sz="4" w:space="0" w:color="auto"/>
+          <w:insideV w:val="single" w:sz="4" w:space="0" w:color="auto"/>
+        </w:tblBorders>
+        <w:tblLook w:val="04A0" w:firstRow="1" w:lastRow="0" w:firstColumn="1" w:lastColumn="0" w:noHBand="0" w:noVBand="1"/>
+      </w:tblPr>
+      <w:tblGrid>
+        <w:gridCol w:w="911"/>
+        <w:gridCol w:w="911"/>
+        <w:gridCol w:w="3142"/>
+        <w:gridCol w:w="851"/>
+        <w:gridCol w:w="1177"/>
+        <w:gridCol w:w="1764"/>
+      </w:tblGrid>
+      <w:tr>
+        <w:tc>
+          <w:tcPr>
+            <w:tcW w:w="911" w:type="dxa"/>
+          </w:tcPr>
+          <w:p>
+            <w:pPr>
+              <w:rPr>
+                <w:rFonts w:cs="David"/>
+                <w:b/>
+                <w:bCs/>
+                <w:sz w:val="28"/>
+                <w:szCs w:val="28"/>
+                <w:rtl/>
+              </w:rPr>
+            </w:pPr>
+            <w:r>
+              <w:rPr>
+                <w:rFonts w:cs="David" w:hint="cs"/>
+                <w:b/>
+                <w:bCs/>
+                <w:sz w:val="28"/>
+                <w:szCs w:val="28"/>
+                <w:rtl/>
+              </w:rPr>
+              <w:t>שורה</w:t>
+            </w:r>
+          </w:p>
+        </w:tc>
+        <w:tc>
+          <w:tcPr>
+            <w:tcW w:w="911" w:type="dxa"/>
+          </w:tcPr>
+          <w:p>
+            <w:pPr>
+              <w:rPr>
+                <w:rFonts w:cs="David"/>
+                <w:b/>
+                <w:bCs/>
+                <w:sz w:val="28"/>
+                <w:szCs w:val="28"/>
+                <w:rtl/>
+              </w:rPr>
+            </w:pPr>
+            <w:r>
+              <w:rPr>
+                <w:rFonts w:cs="David" w:hint="cs"/>
+                <w:b/>
+                <w:bCs/>
+                <w:sz w:val="28"/>
+                <w:szCs w:val="28"/>
+                <w:rtl/>
+              </w:rPr>
+              <w:t xml:space="preserve">מק"ט </w:t>
+            </w:r>
+          </w:p>
+        </w:tc>
+        <w:tc>
+          <w:tcPr>
+            <w:tcW w:w="3142" w:type="dxa"/>
+          </w:tcPr>
+          <w:p>
+            <w:pPr>
+              <w:rPr>
+                <w:rFonts w:cs="David"/>
+                <w:b/>
+                <w:bCs/>
+                <w:sz w:val="28"/>
+                <w:szCs w:val="28"/>
+                <w:rtl/>
+              </w:rPr>
+            </w:pPr>
+            <w:r>
+              <w:rPr>
+                <w:rFonts w:cs="David" w:hint="cs"/>
+                <w:b/>
+                <w:bCs/>
+                <w:sz w:val="28"/>
+                <w:szCs w:val="28"/>
+                <w:rtl/>
+              </w:rPr>
+              <w:t>תיאור המוצר</w:t>
+            </w:r>
+          </w:p>
+        </w:tc>
+        <w:tc>
+          <w:tcPr>
+            <w:tcW w:w="851" w:type="dxa"/>
+          </w:tcPr>
+          <w:p>
+            <w:pPr>
+              <w:rPr>
+                <w:rFonts w:cs="David"/>
+                <w:b/>
+                <w:bCs/>
+                <w:sz w:val="28"/>
+                <w:szCs w:val="28"/>
+                <w:rtl/>
+              </w:rPr>
+            </w:pPr>
+            <w:r>
+              <w:rPr>
+                <w:rFonts w:cs="David" w:hint="cs"/>
+                <w:b/>
+                <w:bCs/>
+                <w:sz w:val="28"/>
+                <w:szCs w:val="28"/>
+                <w:rtl/>
+              </w:rPr>
+              <w:t>כמות</w:t>
+            </w:r>
+          </w:p>
+        </w:tc>
+        <w:tc>
+          <w:tcPr>
+            <w:tcW w:w="1177" w:type="dxa"/>
+          </w:tcPr>
+          <w:p>
+            <w:pPr>
+              <w:rPr>
+                <w:rFonts w:cs="David"/>
+                <w:b/>
+                <w:bCs/>
+                <w:sz w:val="28"/>
+                <w:szCs w:val="28"/>
+                <w:rtl/>
+              </w:rPr>
+            </w:pPr>
+            <w:r>
+              <w:rPr>
+                <w:rFonts w:cs="David" w:hint="cs"/>
+                <w:b/>
+                <w:bCs/>
+                <w:sz w:val="28"/>
+                <w:szCs w:val="28"/>
+                <w:rtl/>
+              </w:rPr>
+              <w:t>מחיר ליחידה</w:t>
+            </w:r>
+          </w:p>
+        </w:tc>
+        <w:tc>
+          <w:tcPr>
+            <w:tcW w:w="1764" w:type="dxa"/>
+          </w:tcPr>
+          <w:p>
+            <w:pPr>
+              <w:rPr>
+                <w:rFonts w:cs="David"/>
+                <w:b/>
+                <w:bCs/>
+                <w:sz w:val="28"/>
+                <w:szCs w:val="28"/>
+                <w:rtl/>
+              </w:rPr>
+            </w:pPr>
+            <w:r>
+              <w:rPr>
+                <w:rFonts w:cs="David" w:hint="cs"/>
+                <w:b/>
+                <w:bCs/>
+                <w:sz w:val="28"/>
+                <w:szCs w:val="28"/>
+                <w:rtl/>
+              </w:rPr>
+              <w:t>סה"כ ₪</w:t>
+            </w:r>
+          </w:p>
+          <w:p>
+            <w:pPr>
+              <w:rPr>
+                <w:rFonts w:cs="David"/>
+                <w:b/>
+                <w:bCs/>
+                <w:sz w:val="28"/>
+                <w:szCs w:val="28"/>
+                <w:rtl/>
+              </w:rPr>
+            </w:pPr>
+          </w:p>
+        </w:tc>
+      </w:tr>
+      <w:tr>
+        <w:tc>
+          <w:tcPr>
+            <w:tcW w:w="911" w:type="dxa"/>
+          </w:tcPr>
+          <w:p>
+            <w:pPr>
+              <w:rPr>
+                <w:rFonts w:cs="David"/>
+                <w:b/>
+                <w:bCs/>
+                <w:sz w:val="28"/>
+                <w:szCs w:val="28"/>
+                <w:rtl/>
+              </w:rPr>
+            </w:pPr>
+            <w:r>
+              <w:rPr>
+                <w:rFonts w:cs="David" w:hint="cs"/>
+                <w:b/>
+                <w:bCs/>
+                <w:sz w:val="28"/>
+                <w:szCs w:val="28"/>
+                <w:rtl/>
+              </w:rPr>
+              <w:t xml:space="preserve">{#items}{lineNumber}</w:t>
+            </w:r>
+          </w:p>
+        </w:tc>
+        <w:tc>
+          <w:tcPr>
+            <w:tcW w:w="911" w:type="dxa"/>
+          </w:tcPr>
+          <w:p>
+            <w:pPr>
+              <w:rPr>
+                <w:rFonts w:cs="David"/>
+                <w:b/>
+                <w:bCs/>
+                <w:sz w:val="28"/>
+                <w:szCs w:val="28"/>
+                <w:rtl/>
+              </w:rPr>
+            </w:pPr>
+            <w:r>
+              <w:rPr>
+                <w:rFonts w:cs="David" w:hint="cs"/>
+                <w:b/>
+                <w:bCs/>
+                <w:sz w:val="28"/>
+                <w:szCs w:val="28"/>
+                <w:rtl/>
+              </w:rPr>
+              <w:t xml:space="preserve">{itemCode}</w:t>
+            </w:r>
+          </w:p>
+        </w:tc>
+        <w:tc>
+          <w:tcPr>
+            <w:tcW w:w="3142" w:type="dxa"/>
+          </w:tcPr>
+          <w:p>
+            <w:pPr>
+              <w:rPr>
+                <w:rFonts w:cs="David"/>
+                <w:b/>
+                <w:bCs/>
+                <w:sz w:val="28"/>
+                <w:szCs w:val="28"/>
+                <w:rtl/>
+              </w:rPr>
+            </w:pPr>
+            <w:r>
+              <w:rPr>
+                <w:rFonts w:cs="David" w:hint="cs"/>
+                <w:b/>
+                <w:bCs/>
+                <w:sz w:val="28"/>
+                <w:szCs w:val="28"/>
+                <w:rtl/>
+              </w:rPr>
+              <w:t xml:space="preserve">{description}</w:t>
+            </w:r>
+          </w:p>
+        </w:tc>
+        <w:tc>
+          <w:tcPr>
+            <w:tcW w:w="851" w:type="dxa"/>
+          </w:tcPr>
+          <w:p>
+            <w:pPr>
+              <w:rPr>
+                <w:rFonts w:cs="David"/>
+                <w:b/>
+                <w:bCs/>
+                <w:sz w:val="28"/>
+                <w:szCs w:val="28"/>
+                <w:rtl/>
+              </w:rPr>
+            </w:pPr>
+            <w:r>
+              <w:rPr>
+                <w:rFonts w:cs="David" w:hint="cs"/>
+                <w:b/>
+                <w:bCs/>
+                <w:sz w:val="28"/>
+                <w:szCs w:val="28"/>
+                <w:rtl/>
+              </w:rPr>
+              <w:t xml:space="preserve">{quantity}</w:t>
+            </w:r>
+          </w:p>
+        </w:tc>
+        <w:tc>
+          <w:tcPr>
+            <w:tcW w:w="1177" w:type="dxa"/>
+          </w:tcPr>
+          <w:p>
+            <w:pPr>
+              <w:rPr>
+                <w:rFonts w:cs="David"/>
+                <w:b/>
+                <w:bCs/>
+                <w:sz w:val="28"/>
+                <w:szCs w:val="28"/>
+                <w:rtl/>
+              </w:rPr>
+            </w:pPr>
+            <w:r>
+              <w:rPr>
+                <w:rFonts w:cs="David" w:hint="cs"/>
+                <w:b/>
+                <w:bCs/>
+                <w:sz w:val="28"/>
+                <w:szCs w:val="28"/>
+                <w:rtl/>
+              </w:rPr>
+              <w:t xml:space="preserve">{unitPrice}</w:t>
+            </w:r>
+          </w:p>
+        </w:tc>
+        <w:tc>
+          <w:tcPr>
+            <w:tcW w:w="1764" w:type="dxa"/>
+          </w:tcPr>
+          <w:p>
+            <w:pPr>
+              <w:rPr>
+                <w:rFonts w:cs="David" w:hint="cs"/>
+                <w:b/>
+                <w:bCs/>
+                <w:sz w:val="28"/>
+                <w:szCs w:val="28"/>
+                <w:rtl/>
+              </w:rPr>
+            </w:pPr>
+            <w:r>
+              <w:rPr>
+                <w:rFonts w:cs="David" w:hint="cs"/>
+                <w:b/>
+                <w:bCs/>
+                <w:sz w:val="28"/>
+                <w:szCs w:val="28"/>
+                <w:rtl/>
+              </w:rPr>
+              <w:t xml:space="preserve">{lineTotal}{/items}</w:t>
+            </w:r>
+          </w:p>
+        </w:tc>
+      </w:tr>
+    </w:tbl>
+    <w:p>
+      <w:pPr>
+        <w:rPr>
+          <w:vanish/>
+        </w:rPr>
+      </w:pPr>
+    </w:p>
+    <w:tbl>
+      <w:tblPr>
+        <w:tblpPr w:leftFromText="180" w:rightFromText="180" w:vertAnchor="text" w:horzAnchor="page" w:tblpX="2434" w:tblpY="249"/>
+        <w:bidiVisual/>
+        <w:tblW w:w="0" w:type="auto"/>
+        <w:tblBorders>
+          <w:top w:val="single" w:sz="4" w:space="0" w:color="auto"/>
+          <w:left w:val="single" w:sz="4" w:space="0" w:color="auto"/>
+          <w:bottom w:val="single" w:sz="4" w:space="0" w:color="auto"/>
+          <w:right w:val="single" w:sz="4" w:space="0" w:color="auto"/>
+          <w:insideH w:val="single" w:sz="4" w:space="0" w:color="auto"/>
+          <w:insideV w:val="single" w:sz="4" w:space="0" w:color="auto"/>
+        </w:tblBorders>
+        <w:tblLook w:val="04A0" w:firstRow="1" w:lastRow="0" w:firstColumn="1" w:lastColumn="0" w:noHBand="0" w:noVBand="1"/>
+      </w:tblPr>
+      <w:tblGrid>
+        <w:gridCol w:w="1764"/>
+        <w:gridCol w:w="1764"/>
+      </w:tblGrid>
+      <w:tr>
+        <w:tc>
+          <w:tcPr>
+            <w:tcW w:w="1764" w:type="dxa"/>
+          </w:tcPr>
+          <w:p>
+            <w:pPr>
+              <w:rPr>
+                <w:rFonts w:cs="David"/>
+                <w:b/>
+                <w:bCs/>
+                <w:sz w:val="28"/>
+                <w:szCs w:val="28"/>
+                <w:rtl/>
+              </w:rPr>
+            </w:pPr>
+            <w:r>
+              <w:rPr>
+                <w:rFonts w:cs="David" w:hint="cs"/>
+                <w:b/>
+                <w:bCs/>
+                <w:sz w:val="28"/>
+                <w:szCs w:val="28"/>
+                <w:rtl/>
+              </w:rPr>
+              <w:t>סה"כ</w:t>
+            </w:r>
+          </w:p>
+        </w:tc>
+        <w:tc>
+          <w:tcPr>
+            <w:tcW w:w="1764" w:type="dxa"/>
+          </w:tcPr>
+          <w:p>
+            <w:pPr>
+              <w:rPr>
+                <w:rFonts w:cs="David"/>
+                <w:b/>
+                <w:bCs/>
+                <w:sz w:val="28"/>
+                <w:szCs w:val="28"/>
+                <w:rtl/>
+              </w:rPr>
+            </w:pPr>
+            <w:r>
+              <w:rPr>
+                <w:rFonts w:cs="David" w:hint="cs"/>
+                <w:b/>
+                <w:bCs/>
+                <w:sz w:val="28"/>
+                <w:szCs w:val="28"/>
+                <w:rtl/>
+              </w:rPr>
+              <w:t xml:space="preserve">{subtotalAfterDiscount}</w:t>
+            </w:r>
+          </w:p>
+        </w:tc>
+      </w:tr>
+      <w:tr>
+        <w:tc>
+          <w:tcPr>
+            <w:tcW w:w="1764" w:type="dxa"/>
+          </w:tcPr>
+          <w:p>
+            <w:pPr>
+              <w:rPr>
+                <w:rFonts w:cs="David"/>
+                <w:b/>
+                <w:bCs/>
+                <w:sz w:val="28"/>
+                <w:szCs w:val="28"/>
+                <w:rtl/>
+              </w:rPr>
+            </w:pPr>
+            <w:r>
+              <w:rPr>
+                <w:rFonts w:cs="David" w:hint="cs"/>
+                <w:b/>
+                <w:bCs/>
+                <w:sz w:val="28"/>
+                <w:szCs w:val="28"/>
+                <w:rtl/>
+              </w:rPr>
+              <w:t>מע"מ 1</w:t>
+            </w:r>
+            <w:r>
+              <w:rPr>
+                <w:rFonts w:cs="David" w:hint="cs"/>
+                <w:b/>
+                <w:bCs/>
+                <w:sz w:val="28"/>
+                <w:szCs w:val="28"/>
+                <w:rtl/>
+              </w:rPr>
+              <w:t>8</w:t>
+            </w:r>
+            <w:r>
+              <w:rPr>
+                <w:rFonts w:cs="David" w:hint="cs"/>
+                <w:b/>
+                <w:bCs/>
+                <w:sz w:val="28"/>
+                <w:szCs w:val="28"/>
+                <w:rtl/>
+              </w:rPr>
+              <w:t>%</w:t>
+            </w:r>
+          </w:p>
+        </w:tc>
+        <w:tc>
+          <w:tcPr>
+            <w:tcW w:w="1764" w:type="dxa"/>
+          </w:tcPr>
+          <w:p>
+            <w:pPr>
+              <w:rPr>
+                <w:rFonts w:cs="David"/>
+                <w:b/>
+                <w:bCs/>
+                <w:sz w:val="28"/>
+                <w:szCs w:val="28"/>
+                <w:rtl/>
+              </w:rPr>
+            </w:pPr>
+            <w:r>
+              <w:rPr>
+                <w:rFonts w:cs="David" w:hint="cs"/>
+                <w:b/>
+                <w:bCs/>
+                <w:sz w:val="28"/>
+                <w:szCs w:val="28"/>
+                <w:rtl/>
+              </w:rPr>
+              <w:t xml:space="preserve">{vatAmount}</w:t>
+            </w:r>
+          </w:p>
+        </w:tc>
+      </w:tr>
+      <w:tr>
+        <w:tc>
+          <w:tcPr>
+            <w:tcW w:w="1764" w:type="dxa"/>
+          </w:tcPr>
+          <w:p>
+            <w:pPr>
+              <w:rPr>
+                <w:rFonts w:cs="David"/>
+                <w:b/>
+                <w:bCs/>
+                <w:sz w:val="28"/>
+                <w:szCs w:val="28"/>
+                <w:rtl/>
+              </w:rPr>
+            </w:pPr>
+            <w:r>
+              <w:rPr>
+                <w:rFonts w:cs="David" w:hint="cs"/>
+                <w:b/>
+                <w:bCs/>
+                <w:sz w:val="28"/>
+                <w:szCs w:val="28"/>
+                <w:rtl/>
+              </w:rPr>
+              <w:t xml:space="preserve">סה"כ לתשלום </w:t>
+            </w:r>
+          </w:p>
+        </w:tc>
+        <w:tc>
+          <w:tcPr>
+            <w:tcW w:w="1764" w:type="dxa"/>
+          </w:tcPr>
+          <w:p>
+            <w:pPr>
+              <w:rPr>
+                <w:rFonts w:cs="David"/>
+                <w:b/>
+                <w:bCs/>
+                <w:sz w:val="28"/>
+                <w:szCs w:val="28"/>
+                <w:rtl/>
+              </w:rPr>
+            </w:pPr>
+            <w:r>
+              <w:rPr>
+                <w:rFonts w:cs="David" w:hint="cs"/>
+                <w:b/>
+                <w:bCs/>
+                <w:sz w:val="28"/>
+                <w:szCs w:val="28"/>
+                <w:rtl/>
+              </w:rPr>
+              <w:t xml:space="preserve">{totalAmount}</w:t>
+            </w:r>
+          </w:p>
+        </w:tc>
+      </w:tr>
+    </w:tbl>
+    <w:p>
+      <w:pPr>
+        <w:rPr>
+          <w:vanish/>
+        </w:rPr>
+      </w:pPr>
+      <w:r>
+        <w:rPr>
+          <w:vanish/>
+        </w:rPr>
+        <w:t xml:space="preserve">{/hasDiscount}</w:t>
+      </w:r>
+    </w:p>
     <w:p>
       <w:pPr>
         <w:rPr>

--- a/apps/api/templates/פ-ראדון-הצעת-מחיר-לערכת-ראדון-קצרת-טווח.docx
+++ b/apps/api/templates/פ-ראדון-הצעת-מחיר-לערכת-ראדון-קצרת-טווח.docx
@@ -3330,44 +3330,7 @@
     </w:p>
     <w:p>
       <w:pPr>
-        <w:jc w:val="center"/>
-        <w:rPr>
-          <w:rFonts w:cs="David" w:hint="cs"/>
-          <w:sz w:val="28"/>
-          <w:szCs w:val="28"/>
-          <w:rtl/>
-        </w:rPr>
-      </w:pPr>
-      <w:r>
-        <w:rPr>
-          <w:rFonts w:cs="David" w:hint="cs"/>
-          <w:sz w:val="28"/>
-          <w:szCs w:val="28"/>
-          <w:rtl/>
-        </w:rPr>
-        <w:t>הנני</w:t>
-      </w:r>
-      <w:r>
-        <w:rPr>
-          <w:rFonts w:cs="David" w:hint="cs"/>
-          <w:sz w:val="28"/>
-          <w:szCs w:val="28"/>
-          <w:rtl/>
-        </w:rPr>
-        <w:t xml:space="preserve"> </w:t>
-      </w:r>
-      <w:r>
-        <w:rPr>
-          <w:rFonts w:cs="David" w:hint="cs"/>
-          <w:sz w:val="28"/>
-          <w:szCs w:val="28"/>
-          <w:rtl/>
-        </w:rPr>
-        <w:t>מאשר את ההצעה על כל סעיפיה.</w:t>
-      </w:r>
-    </w:p>
-    <w:p>
-      <w:pPr>
+        <w:ind w:left="720"/>
         <w:jc w:val="both"/>
         <w:rPr>
           <w:rFonts w:cs="David" w:hint="cs"/>
@@ -3378,1797 +3341,38 @@
         </w:rPr>
       </w:pPr>
     </w:p>
-    <w:tbl>
-      <w:tblPr>
-        <w:bidiVisual/>
-        <w:tblW w:w="0" w:type="auto"/>
-        <w:tblInd w:w="360" w:type="dxa"/>
-        <w:tblBorders>
-          <w:top w:val="single" w:sz="4" w:space="0" w:color="auto"/>
-          <w:left w:val="single" w:sz="4" w:space="0" w:color="auto"/>
-          <w:bottom w:val="single" w:sz="4" w:space="0" w:color="auto"/>
-          <w:right w:val="single" w:sz="4" w:space="0" w:color="auto"/>
-          <w:insideH w:val="single" w:sz="4" w:space="0" w:color="auto"/>
-          <w:insideV w:val="single" w:sz="4" w:space="0" w:color="auto"/>
-        </w:tblBorders>
-        <w:tblLook w:val="04A0" w:firstRow="1" w:lastRow="0" w:firstColumn="1" w:lastColumn="0" w:noHBand="0" w:noVBand="1"/>
-      </w:tblPr>
-      <w:tblGrid>
-        <w:gridCol w:w="3366"/>
-        <w:gridCol w:w="3366"/>
-        <w:gridCol w:w="3364"/>
-      </w:tblGrid>
-      <w:tr>
-        <w:tc>
-          <w:tcPr>
-            <w:tcW w:w="3560" w:type="dxa"/>
-            <w:vAlign w:val="center"/>
-          </w:tcPr>
-          <w:p>
-            <w:pPr>
-              <w:jc w:val="center"/>
-              <w:rPr>
-                <w:rFonts w:cs="David" w:hint="cs"/>
-                <w:b/>
-                <w:bCs/>
-                <w:sz w:val="40"/>
-                <w:szCs w:val="40"/>
-                <w:rtl/>
-              </w:rPr>
-            </w:pPr>
-            <w:r>
-              <w:rPr>
-                <w:rFonts w:cs="David" w:hint="cs"/>
-                <w:b/>
-                <w:bCs/>
-                <w:sz w:val="40"/>
-                <w:szCs w:val="40"/>
-                <w:rtl/>
-              </w:rPr>
-              <w:t>שם מלא של מאשר ההצעה</w:t>
-            </w:r>
-          </w:p>
-        </w:tc>
-        <w:tc>
-          <w:tcPr>
-            <w:tcW w:w="3561" w:type="dxa"/>
-            <w:vAlign w:val="center"/>
-          </w:tcPr>
-          <w:p>
-            <w:pPr>
-              <w:jc w:val="center"/>
-              <w:rPr>
-                <w:rFonts w:cs="David" w:hint="cs"/>
-                <w:b/>
-                <w:bCs/>
-                <w:sz w:val="40"/>
-                <w:szCs w:val="40"/>
-                <w:rtl/>
-              </w:rPr>
-            </w:pPr>
-            <w:r>
-              <w:rPr>
-                <w:rFonts w:cs="David" w:hint="cs"/>
-                <w:b/>
-                <w:bCs/>
-                <w:sz w:val="40"/>
-                <w:szCs w:val="40"/>
-                <w:rtl/>
-              </w:rPr>
-              <w:t>חתימה</w:t>
-            </w:r>
-          </w:p>
-        </w:tc>
-        <w:tc>
-          <w:tcPr>
-            <w:tcW w:w="3561" w:type="dxa"/>
-            <w:vAlign w:val="center"/>
-          </w:tcPr>
-          <w:p>
-            <w:pPr>
-              <w:jc w:val="center"/>
-              <w:rPr>
-                <w:rFonts w:cs="David" w:hint="cs"/>
-                <w:b/>
-                <w:bCs/>
-                <w:sz w:val="40"/>
-                <w:szCs w:val="40"/>
-                <w:rtl/>
-              </w:rPr>
-            </w:pPr>
-            <w:r>
-              <w:rPr>
-                <w:rFonts w:cs="David" w:hint="cs"/>
-                <w:b/>
-                <w:bCs/>
-                <w:sz w:val="40"/>
-                <w:szCs w:val="40"/>
-                <w:rtl/>
-              </w:rPr>
-              <w:t>חותמת</w:t>
-            </w:r>
-          </w:p>
-        </w:tc>
-      </w:tr>
-      <w:tr>
-        <w:trPr>
-          <w:trHeight w:val="907"/>
-        </w:trPr>
-        <w:tc>
-          <w:tcPr>
-            <w:tcW w:w="3560" w:type="dxa"/>
-          </w:tcPr>
-          <w:p>
-            <w:pPr>
-              <w:jc w:val="both"/>
-              <w:rPr>
-                <w:rFonts w:cs="David" w:hint="cs"/>
-                <w:b/>
-                <w:bCs/>
-                <w:u w:val="single"/>
-                <w:rtl/>
-              </w:rPr>
-            </w:pPr>
-          </w:p>
-        </w:tc>
-        <w:tc>
-          <w:tcPr>
-            <w:tcW w:w="3561" w:type="dxa"/>
-          </w:tcPr>
-          <w:p>
-            <w:pPr>
-              <w:jc w:val="both"/>
-              <w:rPr>
-                <w:rFonts w:cs="David" w:hint="cs"/>
-                <w:b/>
-                <w:bCs/>
-                <w:u w:val="single"/>
-                <w:rtl/>
-              </w:rPr>
-            </w:pPr>
-          </w:p>
-        </w:tc>
-        <w:tc>
-          <w:tcPr>
-            <w:tcW w:w="3561" w:type="dxa"/>
-          </w:tcPr>
-          <w:p>
-            <w:pPr>
-              <w:jc w:val="both"/>
-              <w:rPr>
-                <w:rFonts w:cs="David" w:hint="cs"/>
-                <w:b/>
-                <w:bCs/>
-                <w:u w:val="single"/>
-                <w:rtl/>
-              </w:rPr>
-            </w:pPr>
-          </w:p>
-        </w:tc>
-      </w:tr>
-    </w:tbl>
     <w:p>
       <w:pPr>
         <w:ind w:left="720"/>
         <w:jc w:val="both"/>
         <w:rPr>
-          <w:rFonts w:cs="David" w:hint="cs"/>
-          <w:b/>
-          <w:bCs/>
-          <w:u w:val="single"/>
-          <w:rtl/>
-        </w:rPr>
-      </w:pPr>
+          <w:rFonts w:ascii="Arial" w:hAnsi="Arial" w:cs="Arial"/>
+          <w:sz w:val="28"/>
+          <w:szCs w:val="28"/>
+          <w:rtl/>
+        </w:rPr>
+      </w:pPr>
+      <w:r>
+        <w:rPr>
+          <w:rFonts w:cs="David" w:hint="cs"/>
+          <w:sz w:val="28"/>
+          <w:szCs w:val="28"/>
+          <w:rtl/>
+        </w:rPr>
+        <w:t>לתיאום הגעה, נא לחתום ולשלוח לפקס 09-7724446. תודה.</w:t>
+      </w:r>
     </w:p>
     <w:p>
       <w:pPr>
-        <w:ind w:left="720"/>
-        <w:jc w:val="both"/>
-        <w:rPr>
-          <w:rFonts w:ascii="Arial" w:hAnsi="Arial" w:cs="Arial"/>
-          <w:sz w:val="28"/>
-          <w:szCs w:val="28"/>
-          <w:rtl/>
-        </w:rPr>
-      </w:pPr>
-      <w:r>
-        <w:rPr>
-          <w:rFonts w:cs="David" w:hint="cs"/>
-          <w:sz w:val="28"/>
-          <w:szCs w:val="28"/>
-          <w:rtl/>
-        </w:rPr>
-        <w:t>לתיאום הגעה, נא לחתום ולשלוח לפקס 09-7724446. תודה.</w:t>
-      </w:r>
-    </w:p>
-    <w:p>
-      <w:pPr>
         <w:jc w:val="center"/>
-        <w:rPr>
-          <w:rFonts w:cs="David"/>
-          <w:b/>
-          <w:bCs/>
-          <w:sz w:val="28"/>
-          <w:szCs w:val="28"/>
-          <w:u w:val="single"/>
-        </w:rPr>
-      </w:pPr>
-      <w:r>
-        <w:rPr>
-          <w:rFonts w:ascii="Arial" w:hAnsi="Arial" w:cs="Arial"/>
-          <w:sz w:val="28"/>
-          <w:szCs w:val="28"/>
-          <w:rtl/>
-        </w:rPr>
-        <w:br w:type="page"/>
-      </w:r>
-      <w:r>
-        <w:rPr>
-          <w:rFonts w:cs="David"/>
-          <w:b/>
-          <w:bCs/>
-          <w:sz w:val="28"/>
-          <w:szCs w:val="28"/>
-          <w:u w:val="single"/>
-          <w:rtl/>
-        </w:rPr>
-        <w:lastRenderedPageBreak/>
-        <w:t xml:space="preserve">נספח א': תעודות </w:t>
-      </w:r>
-      <w:r>
-        <w:rPr>
-          <w:rFonts w:cs="David"/>
-          <w:b/>
-          <w:bCs/>
-          <w:sz w:val="28"/>
-          <w:szCs w:val="28"/>
-          <w:u w:val="single"/>
-        </w:rPr>
-        <w:t>ISO</w:t>
-      </w:r>
-    </w:p>
-    <w:p>
-      <w:pPr>
-        <w:jc w:val="center"/>
-        <w:rPr>
-          <w:rFonts w:cs="David"/>
-          <w:b/>
-          <w:bCs/>
-          <w:sz w:val="28"/>
-          <w:szCs w:val="28"/>
-          <w:u w:val="single"/>
-        </w:rPr>
-      </w:pPr>
-    </w:p>
-    <w:p>
-      <w:pPr>
-        <w:jc w:val="center"/>
-        <w:rPr>
-          <w:rFonts w:cs="David"/>
-          <w:b/>
-          <w:bCs/>
-          <w:sz w:val="28"/>
-          <w:szCs w:val="28"/>
-          <w:u w:val="single"/>
-        </w:rPr>
-      </w:pPr>
-    </w:p>
-    <w:p>
-      <w:pPr>
-        <w:jc w:val="center"/>
-        <w:rPr>
-          <w:rFonts w:cs="David"/>
-          <w:b/>
-          <w:bCs/>
-          <w:sz w:val="28"/>
-          <w:szCs w:val="28"/>
-          <w:u w:val="single"/>
-        </w:rPr>
-      </w:pPr>
-    </w:p>
-    <w:p>
-      <w:pPr>
-        <w:jc w:val="center"/>
-        <w:rPr>
-          <w:rFonts w:cs="David"/>
-          <w:b/>
-          <w:bCs/>
-          <w:sz w:val="28"/>
-          <w:szCs w:val="28"/>
-          <w:u w:val="single"/>
-        </w:rPr>
-      </w:pPr>
-    </w:p>
-    <w:p>
-      <w:pPr>
-        <w:jc w:val="center"/>
-        <w:rPr>
-          <w:rFonts w:cs="David"/>
-          <w:b/>
-          <w:bCs/>
-          <w:sz w:val="28"/>
-          <w:szCs w:val="28"/>
-          <w:u w:val="single"/>
-        </w:rPr>
-      </w:pPr>
-    </w:p>
-    <w:p>
-      <w:pPr>
-        <w:jc w:val="center"/>
-        <w:rPr>
-          <w:rFonts w:cs="David"/>
-          <w:b/>
-          <w:bCs/>
-          <w:sz w:val="28"/>
-          <w:szCs w:val="28"/>
-          <w:u w:val="single"/>
-        </w:rPr>
-      </w:pPr>
-    </w:p>
-    <w:p>
-      <w:pPr>
-        <w:jc w:val="center"/>
-        <w:rPr>
-          <w:rFonts w:cs="David"/>
-          <w:b/>
-          <w:bCs/>
-          <w:sz w:val="28"/>
-          <w:szCs w:val="28"/>
-          <w:u w:val="single"/>
-        </w:rPr>
-      </w:pPr>
-    </w:p>
-    <w:p>
-      <w:pPr>
-        <w:jc w:val="center"/>
-        <w:rPr>
-          <w:rFonts w:cs="David"/>
-          <w:b/>
-          <w:bCs/>
-          <w:sz w:val="28"/>
-          <w:szCs w:val="28"/>
-          <w:u w:val="single"/>
-        </w:rPr>
-      </w:pPr>
-    </w:p>
-    <w:p>
-      <w:pPr>
-        <w:jc w:val="center"/>
-        <w:rPr>
-          <w:rFonts w:cs="David"/>
-          <w:b/>
-          <w:bCs/>
-          <w:sz w:val="28"/>
-          <w:szCs w:val="28"/>
-          <w:u w:val="single"/>
-        </w:rPr>
-      </w:pPr>
-    </w:p>
-    <w:p>
-      <w:pPr>
-        <w:jc w:val="center"/>
-        <w:rPr>
-          <w:rFonts w:cs="David"/>
-          <w:b/>
-          <w:bCs/>
-          <w:sz w:val="28"/>
-          <w:szCs w:val="28"/>
-          <w:u w:val="single"/>
-        </w:rPr>
-      </w:pPr>
-    </w:p>
-    <w:p>
-      <w:pPr>
-        <w:jc w:val="center"/>
-        <w:rPr>
-          <w:rFonts w:cs="David"/>
-          <w:b/>
-          <w:bCs/>
-          <w:sz w:val="28"/>
-          <w:szCs w:val="28"/>
-          <w:u w:val="single"/>
-        </w:rPr>
-      </w:pPr>
-    </w:p>
-    <w:p>
-      <w:pPr>
-        <w:jc w:val="center"/>
-        <w:rPr>
-          <w:rFonts w:cs="David"/>
-          <w:b/>
-          <w:bCs/>
-          <w:sz w:val="28"/>
-          <w:szCs w:val="28"/>
-          <w:u w:val="single"/>
-        </w:rPr>
-      </w:pPr>
-    </w:p>
-    <w:p>
-      <w:pPr>
-        <w:jc w:val="center"/>
-        <w:rPr>
-          <w:rFonts w:cs="David"/>
-          <w:b/>
-          <w:bCs/>
-          <w:sz w:val="28"/>
-          <w:szCs w:val="28"/>
-          <w:u w:val="single"/>
-        </w:rPr>
-      </w:pPr>
-    </w:p>
-    <w:p>
-      <w:pPr>
-        <w:jc w:val="center"/>
-        <w:rPr>
-          <w:rFonts w:cs="David"/>
-          <w:b/>
-          <w:bCs/>
-          <w:sz w:val="28"/>
-          <w:szCs w:val="28"/>
-          <w:u w:val="single"/>
-        </w:rPr>
-      </w:pPr>
-    </w:p>
-    <w:p>
-      <w:pPr>
-        <w:jc w:val="center"/>
-        <w:rPr>
-          <w:rFonts w:cs="David"/>
-          <w:b/>
-          <w:bCs/>
-          <w:sz w:val="28"/>
-          <w:szCs w:val="28"/>
-          <w:u w:val="single"/>
-        </w:rPr>
-      </w:pPr>
-    </w:p>
-    <w:p>
-      <w:pPr>
-        <w:jc w:val="center"/>
-        <w:rPr>
-          <w:rFonts w:cs="David"/>
-          <w:b/>
-          <w:bCs/>
-          <w:sz w:val="28"/>
-          <w:szCs w:val="28"/>
-          <w:u w:val="single"/>
-        </w:rPr>
-      </w:pPr>
-    </w:p>
-    <w:p>
-      <w:pPr>
-        <w:jc w:val="center"/>
-        <w:rPr>
-          <w:rFonts w:cs="David"/>
-          <w:b/>
-          <w:bCs/>
-          <w:sz w:val="28"/>
-          <w:szCs w:val="28"/>
-          <w:u w:val="single"/>
-        </w:rPr>
-      </w:pPr>
-    </w:p>
-    <w:p>
-      <w:pPr>
-        <w:jc w:val="center"/>
-        <w:rPr>
-          <w:rFonts w:cs="David"/>
-          <w:b/>
-          <w:bCs/>
-          <w:sz w:val="28"/>
-          <w:szCs w:val="28"/>
-          <w:u w:val="single"/>
-        </w:rPr>
-      </w:pPr>
-    </w:p>
-    <w:p>
-      <w:pPr>
-        <w:jc w:val="center"/>
-        <w:rPr>
-          <w:rFonts w:cs="David"/>
-          <w:b/>
-          <w:bCs/>
-          <w:sz w:val="28"/>
-          <w:szCs w:val="28"/>
-          <w:u w:val="single"/>
-        </w:rPr>
-      </w:pPr>
-    </w:p>
-    <w:p>
-      <w:pPr>
-        <w:jc w:val="center"/>
-        <w:rPr>
-          <w:rFonts w:cs="David"/>
-          <w:b/>
-          <w:bCs/>
-          <w:sz w:val="28"/>
-          <w:szCs w:val="28"/>
-          <w:u w:val="single"/>
-        </w:rPr>
-      </w:pPr>
-    </w:p>
-    <w:p>
-      <w:pPr>
-        <w:jc w:val="center"/>
-        <w:rPr>
-          <w:rFonts w:cs="David"/>
-          <w:b/>
-          <w:bCs/>
-          <w:sz w:val="28"/>
-          <w:szCs w:val="28"/>
-          <w:u w:val="single"/>
-        </w:rPr>
-      </w:pPr>
-    </w:p>
-    <w:p>
-      <w:pPr>
-        <w:jc w:val="center"/>
-        <w:rPr>
-          <w:rFonts w:cs="David"/>
-          <w:b/>
-          <w:bCs/>
-          <w:sz w:val="28"/>
-          <w:szCs w:val="28"/>
-          <w:u w:val="single"/>
-        </w:rPr>
-      </w:pPr>
-    </w:p>
-    <w:p>
-      <w:pPr>
-        <w:jc w:val="center"/>
-        <w:rPr>
-          <w:rFonts w:cs="David"/>
-          <w:b/>
-          <w:bCs/>
-          <w:sz w:val="28"/>
-          <w:szCs w:val="28"/>
-          <w:u w:val="single"/>
-        </w:rPr>
-      </w:pPr>
-    </w:p>
-    <w:p>
-      <w:pPr>
-        <w:jc w:val="center"/>
-        <w:rPr>
-          <w:rFonts w:cs="David"/>
-          <w:b/>
-          <w:bCs/>
-          <w:sz w:val="28"/>
-          <w:szCs w:val="28"/>
-          <w:u w:val="single"/>
-        </w:rPr>
-      </w:pPr>
-    </w:p>
-    <w:p>
-      <w:pPr>
-        <w:jc w:val="center"/>
-        <w:rPr>
-          <w:rFonts w:cs="David"/>
-          <w:b/>
-          <w:bCs/>
-          <w:sz w:val="28"/>
-          <w:szCs w:val="28"/>
-          <w:u w:val="single"/>
-        </w:rPr>
-      </w:pPr>
-    </w:p>
-    <w:p>
-      <w:pPr>
-        <w:jc w:val="center"/>
-        <w:rPr>
-          <w:rFonts w:cs="David"/>
-          <w:b/>
-          <w:bCs/>
-          <w:sz w:val="28"/>
-          <w:szCs w:val="28"/>
-          <w:u w:val="single"/>
-        </w:rPr>
-      </w:pPr>
-    </w:p>
-    <w:p>
-      <w:pPr>
-        <w:jc w:val="center"/>
-        <w:rPr>
-          <w:rFonts w:cs="David"/>
-          <w:b/>
-          <w:bCs/>
-          <w:sz w:val="28"/>
-          <w:szCs w:val="28"/>
-          <w:u w:val="single"/>
-        </w:rPr>
-      </w:pPr>
-    </w:p>
-    <w:p>
-      <w:pPr>
-        <w:jc w:val="center"/>
-        <w:rPr>
-          <w:rFonts w:cs="David"/>
-          <w:b/>
-          <w:bCs/>
-          <w:sz w:val="28"/>
-          <w:szCs w:val="28"/>
-          <w:u w:val="single"/>
-        </w:rPr>
-      </w:pPr>
-    </w:p>
-    <w:p>
-      <w:pPr>
-        <w:jc w:val="center"/>
-        <w:rPr>
-          <w:rFonts w:cs="David"/>
-          <w:b/>
-          <w:bCs/>
-          <w:sz w:val="28"/>
-          <w:szCs w:val="28"/>
-          <w:u w:val="single"/>
-        </w:rPr>
-      </w:pPr>
-    </w:p>
-    <w:p>
-      <w:pPr>
-        <w:jc w:val="center"/>
-        <w:rPr>
-          <w:rFonts w:cs="David"/>
-          <w:b/>
-          <w:bCs/>
-          <w:sz w:val="28"/>
-          <w:szCs w:val="28"/>
-          <w:u w:val="single"/>
-        </w:rPr>
-      </w:pPr>
-    </w:p>
-    <w:p>
-      <w:pPr>
-        <w:jc w:val="center"/>
-        <w:rPr>
-          <w:rFonts w:cs="David"/>
-          <w:b/>
-          <w:bCs/>
-          <w:sz w:val="28"/>
-          <w:szCs w:val="28"/>
-          <w:u w:val="single"/>
-        </w:rPr>
-      </w:pPr>
-    </w:p>
-    <w:p>
-      <w:pPr>
-        <w:jc w:val="center"/>
-        <w:rPr>
-          <w:rFonts w:cs="David"/>
-          <w:b/>
-          <w:bCs/>
-          <w:sz w:val="28"/>
-          <w:szCs w:val="28"/>
-          <w:u w:val="single"/>
-        </w:rPr>
-      </w:pPr>
-    </w:p>
-    <w:p>
-      <w:pPr>
-        <w:jc w:val="center"/>
-        <w:rPr>
-          <w:rFonts w:cs="David"/>
-          <w:b/>
-          <w:bCs/>
-          <w:sz w:val="28"/>
-          <w:szCs w:val="28"/>
-          <w:u w:val="single"/>
-        </w:rPr>
-      </w:pPr>
-    </w:p>
-    <w:p>
-      <w:pPr>
-        <w:jc w:val="center"/>
-        <w:rPr>
-          <w:rFonts w:cs="David"/>
-          <w:b/>
-          <w:bCs/>
-          <w:sz w:val="28"/>
-          <w:szCs w:val="28"/>
-          <w:u w:val="single"/>
-        </w:rPr>
-      </w:pPr>
-    </w:p>
-    <w:p>
-      <w:pPr>
-        <w:jc w:val="center"/>
-        <w:rPr>
-          <w:rFonts w:cs="David"/>
-          <w:b/>
-          <w:bCs/>
-          <w:sz w:val="28"/>
-          <w:szCs w:val="28"/>
-          <w:u w:val="single"/>
-        </w:rPr>
-      </w:pPr>
-    </w:p>
-    <w:p>
-      <w:pPr>
-        <w:jc w:val="center"/>
-        <w:rPr>
-          <w:rFonts w:cs="David"/>
-          <w:b/>
-          <w:bCs/>
-          <w:sz w:val="28"/>
-          <w:szCs w:val="28"/>
-          <w:u w:val="single"/>
-        </w:rPr>
-      </w:pPr>
-      <w:r>
-        <w:rPr>
-          <w:rFonts w:cs="David"/>
-          <w:b/>
-          <w:bCs/>
-          <w:noProof/>
-          <w:sz w:val="28"/>
-          <w:szCs w:val="28"/>
-          <w:u w:val="single"/>
-        </w:rPr>
-        <w:drawing>
-          <wp:anchor distT="0" distB="0" distL="114300" distR="114300" simplePos="0" relativeHeight="251657216" behindDoc="0" locked="0" layoutInCell="1" allowOverlap="1" wp14:anchorId="3E9C2543" wp14:editId="2E7C2B1D">
-            <wp:simplePos x="0" y="0"/>
-            <wp:positionH relativeFrom="margin">
-              <wp:posOffset>476250</wp:posOffset>
-            </wp:positionH>
-            <wp:positionV relativeFrom="margin">
-              <wp:posOffset>4412615</wp:posOffset>
-            </wp:positionV>
-            <wp:extent cx="5638800" cy="4004310"/>
-            <wp:effectExtent l="0" t="0" r="0" b="0"/>
-            <wp:wrapSquare wrapText="bothSides"/>
-            <wp:docPr id="7" name="תמונה 5"/>
-            <wp:cNvGraphicFramePr>
-              <a:graphicFrameLocks xmlns:a="http://schemas.openxmlformats.org/drawingml/2006/main" noChangeAspect="1"/>
-            </wp:cNvGraphicFramePr>
-            <a:graphic xmlns:a="http://schemas.openxmlformats.org/drawingml/2006/main">
-              <a:graphicData uri="http://schemas.openxmlformats.org/drawingml/2006/picture">
-                <pic:pic xmlns:pic="http://schemas.openxmlformats.org/drawingml/2006/picture">
-                  <pic:nvPicPr>
-                    <pic:cNvPr id="0" name="Picture 7"/>
-                    <pic:cNvPicPr>
-                      <a:picLocks noChangeAspect="1" noChangeArrowheads="1"/>
-                    </pic:cNvPicPr>
-                  </pic:nvPicPr>
-                  <pic:blipFill>
-                    <a:blip r:embed="rId8">
-                      <a:extLst>
-                        <a:ext uri="{28A0092B-C50C-407E-A947-70E740481C1C}">
-                          <a14:useLocalDpi xmlns:a14="http://schemas.microsoft.com/office/drawing/2010/main" val="0"/>
-                        </a:ext>
-                      </a:extLst>
-                    </a:blip>
-                    <a:srcRect/>
-                    <a:stretch>
-                      <a:fillRect/>
-                    </a:stretch>
-                  </pic:blipFill>
-                  <pic:spPr bwMode="auto">
-                    <a:xfrm>
-                      <a:off x="0" y="0"/>
-                      <a:ext cx="5638800" cy="4004310"/>
-                    </a:xfrm>
-                    <a:prstGeom prst="rect">
-                      <a:avLst/>
-                    </a:prstGeom>
-                    <a:noFill/>
-                  </pic:spPr>
-                </pic:pic>
-              </a:graphicData>
-            </a:graphic>
-            <wp14:sizeRelH relativeFrom="page">
-              <wp14:pctWidth>0</wp14:pctWidth>
-            </wp14:sizeRelH>
-            <wp14:sizeRelV relativeFrom="page">
-              <wp14:pctHeight>0</wp14:pctHeight>
-            </wp14:sizeRelV>
-          </wp:anchor>
-        </w:drawing>
-      </w:r>
-      <w:r>
-        <w:rPr>
-          <w:rFonts w:cs="David"/>
-          <w:b/>
-          <w:bCs/>
-          <w:noProof/>
-          <w:sz w:val="28"/>
-          <w:szCs w:val="28"/>
-          <w:u w:val="single"/>
-        </w:rPr>
-        <w:drawing>
-          <wp:anchor distT="0" distB="0" distL="114300" distR="114300" simplePos="0" relativeHeight="251656192" behindDoc="0" locked="0" layoutInCell="1" allowOverlap="1" wp14:anchorId="074E4C1E" wp14:editId="68D2EE77">
-            <wp:simplePos x="0" y="0"/>
-            <wp:positionH relativeFrom="margin">
-              <wp:posOffset>492760</wp:posOffset>
-            </wp:positionH>
-            <wp:positionV relativeFrom="margin">
-              <wp:posOffset>300990</wp:posOffset>
-            </wp:positionV>
-            <wp:extent cx="5645150" cy="4017010"/>
-            <wp:effectExtent l="0" t="0" r="0" b="0"/>
-            <wp:wrapSquare wrapText="bothSides"/>
-            <wp:docPr id="6" name="תמונה 1"/>
-            <wp:cNvGraphicFramePr>
-              <a:graphicFrameLocks xmlns:a="http://schemas.openxmlformats.org/drawingml/2006/main" noChangeAspect="1"/>
-            </wp:cNvGraphicFramePr>
-            <a:graphic xmlns:a="http://schemas.openxmlformats.org/drawingml/2006/main">
-              <a:graphicData uri="http://schemas.openxmlformats.org/drawingml/2006/picture">
-                <pic:pic xmlns:pic="http://schemas.openxmlformats.org/drawingml/2006/picture">
-                  <pic:nvPicPr>
-                    <pic:cNvPr id="0" name="תמונה 1"/>
-                    <pic:cNvPicPr>
-                      <a:picLocks noChangeAspect="1" noChangeArrowheads="1"/>
-                    </pic:cNvPicPr>
-                  </pic:nvPicPr>
-                  <pic:blipFill>
-                    <a:blip r:embed="rId9">
-                      <a:extLst>
-                        <a:ext uri="{28A0092B-C50C-407E-A947-70E740481C1C}">
-                          <a14:useLocalDpi xmlns:a14="http://schemas.microsoft.com/office/drawing/2010/main" val="0"/>
-                        </a:ext>
-                      </a:extLst>
-                    </a:blip>
-                    <a:srcRect/>
-                    <a:stretch>
-                      <a:fillRect/>
-                    </a:stretch>
-                  </pic:blipFill>
-                  <pic:spPr bwMode="auto">
-                    <a:xfrm>
-                      <a:off x="0" y="0"/>
-                      <a:ext cx="5645150" cy="4017010"/>
-                    </a:xfrm>
-                    <a:prstGeom prst="rect">
-                      <a:avLst/>
-                    </a:prstGeom>
-                    <a:noFill/>
-                  </pic:spPr>
-                </pic:pic>
-              </a:graphicData>
-            </a:graphic>
-            <wp14:sizeRelH relativeFrom="page">
-              <wp14:pctWidth>0</wp14:pctWidth>
-            </wp14:sizeRelH>
-            <wp14:sizeRelV relativeFrom="page">
-              <wp14:pctHeight>0</wp14:pctHeight>
-            </wp14:sizeRelV>
-          </wp:anchor>
-        </w:drawing>
-      </w:r>
-    </w:p>
-    <w:p>
-      <w:pPr>
-        <w:jc w:val="center"/>
-        <w:rPr>
-          <w:rFonts w:cs="David"/>
-          <w:b/>
-          <w:bCs/>
-          <w:sz w:val="28"/>
-          <w:szCs w:val="28"/>
-          <w:u w:val="single"/>
-          <w:rtl/>
-        </w:rPr>
-      </w:pPr>
-    </w:p>
-    <w:p>
-      <w:pPr>
-        <w:jc w:val="center"/>
-        <w:rPr>
-          <w:rFonts w:cs="David"/>
-          <w:b/>
-          <w:bCs/>
-          <w:sz w:val="28"/>
-          <w:szCs w:val="28"/>
-          <w:u w:val="single"/>
-        </w:rPr>
-      </w:pPr>
-    </w:p>
-    <w:p>
-      <w:pPr>
-        <w:jc w:val="center"/>
-        <w:rPr>
-          <w:rFonts w:cs="David"/>
-          <w:b/>
-          <w:bCs/>
-          <w:sz w:val="28"/>
-          <w:szCs w:val="28"/>
-          <w:u w:val="single"/>
-        </w:rPr>
-      </w:pPr>
-    </w:p>
-    <w:p>
-      <w:pPr>
-        <w:jc w:val="center"/>
-        <w:rPr>
-          <w:rFonts w:cs="David"/>
-          <w:b/>
-          <w:bCs/>
-          <w:sz w:val="28"/>
-          <w:szCs w:val="28"/>
-          <w:u w:val="single"/>
-        </w:rPr>
-      </w:pPr>
-    </w:p>
-    <w:p>
-      <w:pPr>
-        <w:jc w:val="center"/>
-        <w:rPr>
-          <w:rFonts w:cs="David"/>
-          <w:b/>
-          <w:bCs/>
-          <w:sz w:val="28"/>
-          <w:szCs w:val="28"/>
-          <w:u w:val="single"/>
-        </w:rPr>
-      </w:pPr>
-    </w:p>
-    <w:p>
-      <w:pPr>
-        <w:jc w:val="center"/>
-        <w:rPr>
-          <w:rFonts w:cs="David"/>
-          <w:b/>
-          <w:bCs/>
-          <w:sz w:val="28"/>
-          <w:szCs w:val="28"/>
-          <w:u w:val="single"/>
-        </w:rPr>
-      </w:pPr>
-    </w:p>
-    <w:p>
-      <w:pPr>
-        <w:jc w:val="center"/>
-        <w:rPr>
-          <w:rFonts w:cs="David"/>
-          <w:b/>
-          <w:bCs/>
-          <w:sz w:val="28"/>
-          <w:szCs w:val="28"/>
-          <w:u w:val="single"/>
-        </w:rPr>
-      </w:pPr>
-    </w:p>
-    <w:p>
-      <w:pPr>
-        <w:jc w:val="center"/>
-        <w:rPr>
-          <w:rFonts w:cs="David"/>
-          <w:b/>
-          <w:bCs/>
-          <w:sz w:val="28"/>
-          <w:szCs w:val="28"/>
-          <w:u w:val="single"/>
-        </w:rPr>
-      </w:pPr>
-    </w:p>
-    <w:p>
-      <w:pPr>
-        <w:jc w:val="center"/>
-        <w:rPr>
-          <w:rFonts w:cs="David"/>
-          <w:b/>
-          <w:bCs/>
-          <w:sz w:val="28"/>
-          <w:szCs w:val="28"/>
-          <w:u w:val="single"/>
-        </w:rPr>
-      </w:pPr>
-    </w:p>
-    <w:p>
-      <w:pPr>
-        <w:jc w:val="center"/>
-        <w:rPr>
-          <w:rFonts w:cs="David"/>
-          <w:b/>
-          <w:bCs/>
-          <w:sz w:val="28"/>
-          <w:szCs w:val="28"/>
-          <w:u w:val="single"/>
-        </w:rPr>
-      </w:pPr>
-    </w:p>
-    <w:p>
-      <w:pPr>
-        <w:jc w:val="center"/>
-        <w:rPr>
-          <w:rFonts w:cs="David"/>
-          <w:b/>
-          <w:bCs/>
-          <w:sz w:val="28"/>
-          <w:szCs w:val="28"/>
-          <w:u w:val="single"/>
-        </w:rPr>
-      </w:pPr>
-    </w:p>
-    <w:p>
-      <w:pPr>
-        <w:jc w:val="center"/>
-        <w:rPr>
-          <w:rFonts w:cs="David"/>
-          <w:b/>
-          <w:bCs/>
-          <w:sz w:val="28"/>
-          <w:szCs w:val="28"/>
-          <w:u w:val="single"/>
-        </w:rPr>
-      </w:pPr>
-    </w:p>
-    <w:p>
-      <w:pPr>
-        <w:jc w:val="center"/>
-        <w:rPr>
-          <w:rFonts w:cs="David"/>
-          <w:b/>
-          <w:bCs/>
-          <w:sz w:val="28"/>
-          <w:szCs w:val="28"/>
-          <w:u w:val="single"/>
-        </w:rPr>
-      </w:pPr>
-    </w:p>
-    <w:p>
-      <w:pPr>
-        <w:jc w:val="center"/>
-        <w:rPr>
-          <w:rFonts w:cs="David"/>
-          <w:b/>
-          <w:bCs/>
-          <w:sz w:val="28"/>
-          <w:szCs w:val="28"/>
-          <w:u w:val="single"/>
-        </w:rPr>
-      </w:pPr>
-      <w:r>
-        <w:rPr>
-          <w:rFonts w:cs="David"/>
-          <w:b/>
-          <w:bCs/>
-          <w:noProof/>
-          <w:sz w:val="28"/>
-          <w:szCs w:val="28"/>
-          <w:u w:val="single"/>
-        </w:rPr>
-        <w:drawing>
-          <wp:anchor distT="0" distB="0" distL="114300" distR="114300" simplePos="0" relativeHeight="251658240" behindDoc="0" locked="0" layoutInCell="1" allowOverlap="1" wp14:anchorId="61CAC708" wp14:editId="314BA8FB">
-            <wp:simplePos x="0" y="0"/>
-            <wp:positionH relativeFrom="margin">
-              <wp:align>center</wp:align>
-            </wp:positionH>
-            <wp:positionV relativeFrom="margin">
-              <wp:align>top</wp:align>
-            </wp:positionV>
-            <wp:extent cx="5656580" cy="4003675"/>
-            <wp:effectExtent l="0" t="0" r="0" b="0"/>
-            <wp:wrapSquare wrapText="bothSides"/>
-            <wp:docPr id="8" name="תמונה 4"/>
-            <wp:cNvGraphicFramePr>
-              <a:graphicFrameLocks xmlns:a="http://schemas.openxmlformats.org/drawingml/2006/main" noChangeAspect="1"/>
-            </wp:cNvGraphicFramePr>
-            <a:graphic xmlns:a="http://schemas.openxmlformats.org/drawingml/2006/main">
-              <a:graphicData uri="http://schemas.openxmlformats.org/drawingml/2006/picture">
-                <pic:pic xmlns:pic="http://schemas.openxmlformats.org/drawingml/2006/picture">
-                  <pic:nvPicPr>
-                    <pic:cNvPr id="0" name="Picture 8"/>
-                    <pic:cNvPicPr>
-                      <a:picLocks noChangeAspect="1" noChangeArrowheads="1"/>
-                    </pic:cNvPicPr>
-                  </pic:nvPicPr>
-                  <pic:blipFill>
-                    <a:blip r:embed="rId10">
-                      <a:extLst>
-                        <a:ext uri="{28A0092B-C50C-407E-A947-70E740481C1C}">
-                          <a14:useLocalDpi xmlns:a14="http://schemas.microsoft.com/office/drawing/2010/main" val="0"/>
-                        </a:ext>
-                      </a:extLst>
-                    </a:blip>
-                    <a:srcRect/>
-                    <a:stretch>
-                      <a:fillRect/>
-                    </a:stretch>
-                  </pic:blipFill>
-                  <pic:spPr bwMode="auto">
-                    <a:xfrm>
-                      <a:off x="0" y="0"/>
-                      <a:ext cx="5656580" cy="4003675"/>
-                    </a:xfrm>
-                    <a:prstGeom prst="rect">
-                      <a:avLst/>
-                    </a:prstGeom>
-                    <a:noFill/>
-                  </pic:spPr>
-                </pic:pic>
-              </a:graphicData>
-            </a:graphic>
-            <wp14:sizeRelH relativeFrom="page">
-              <wp14:pctWidth>0</wp14:pctWidth>
-            </wp14:sizeRelH>
-            <wp14:sizeRelV relativeFrom="page">
-              <wp14:pctHeight>0</wp14:pctHeight>
-            </wp14:sizeRelV>
-          </wp:anchor>
-        </w:drawing>
-      </w:r>
-    </w:p>
-    <w:p>
-      <w:pPr>
-        <w:jc w:val="center"/>
-        <w:rPr>
-          <w:rFonts w:cs="David"/>
-          <w:b/>
-          <w:bCs/>
-          <w:sz w:val="28"/>
-          <w:szCs w:val="28"/>
-          <w:u w:val="single"/>
-        </w:rPr>
-      </w:pPr>
-    </w:p>
-    <w:p>
-      <w:pPr>
-        <w:jc w:val="center"/>
-        <w:rPr>
-          <w:rFonts w:cs="David"/>
-          <w:b/>
-          <w:bCs/>
-          <w:sz w:val="28"/>
-          <w:szCs w:val="28"/>
-          <w:u w:val="single"/>
-        </w:rPr>
-      </w:pPr>
-    </w:p>
-    <w:p>
-      <w:pPr>
-        <w:jc w:val="center"/>
-        <w:rPr>
-          <w:rFonts w:cs="David"/>
-          <w:b/>
-          <w:bCs/>
-          <w:sz w:val="28"/>
-          <w:szCs w:val="28"/>
-          <w:u w:val="single"/>
-        </w:rPr>
-      </w:pPr>
-    </w:p>
-    <w:p>
-      <w:pPr>
-        <w:jc w:val="center"/>
-        <w:rPr>
-          <w:rFonts w:cs="David"/>
-          <w:b/>
-          <w:bCs/>
-          <w:sz w:val="28"/>
-          <w:szCs w:val="28"/>
-          <w:u w:val="single"/>
-        </w:rPr>
-      </w:pPr>
-    </w:p>
-    <w:p>
-      <w:pPr>
-        <w:jc w:val="center"/>
-        <w:rPr>
-          <w:rFonts w:cs="David"/>
-          <w:b/>
-          <w:bCs/>
-          <w:sz w:val="28"/>
-          <w:szCs w:val="28"/>
-          <w:u w:val="single"/>
-        </w:rPr>
-      </w:pPr>
-    </w:p>
-    <w:p>
-      <w:pPr>
-        <w:jc w:val="center"/>
-        <w:rPr>
-          <w:rFonts w:cs="David"/>
-          <w:b/>
-          <w:bCs/>
-          <w:sz w:val="28"/>
-          <w:szCs w:val="28"/>
-          <w:u w:val="single"/>
-        </w:rPr>
-      </w:pPr>
-    </w:p>
-    <w:p>
-      <w:pPr>
-        <w:jc w:val="center"/>
-        <w:rPr>
-          <w:rFonts w:cs="David"/>
-          <w:b/>
-          <w:bCs/>
-          <w:sz w:val="28"/>
-          <w:szCs w:val="28"/>
-          <w:u w:val="single"/>
-        </w:rPr>
-      </w:pPr>
-    </w:p>
-    <w:p>
-      <w:pPr>
-        <w:jc w:val="center"/>
-        <w:rPr>
-          <w:rFonts w:cs="David"/>
-          <w:b/>
-          <w:bCs/>
-          <w:sz w:val="28"/>
-          <w:szCs w:val="28"/>
-          <w:u w:val="single"/>
-        </w:rPr>
-      </w:pPr>
-    </w:p>
-    <w:p>
-      <w:pPr>
-        <w:jc w:val="center"/>
-        <w:rPr>
-          <w:rFonts w:cs="David"/>
-          <w:b/>
-          <w:bCs/>
-          <w:sz w:val="28"/>
-          <w:szCs w:val="28"/>
-          <w:u w:val="single"/>
-        </w:rPr>
-      </w:pPr>
-    </w:p>
-    <w:p>
-      <w:pPr>
-        <w:jc w:val="center"/>
-        <w:rPr>
-          <w:rFonts w:cs="David"/>
-          <w:b/>
-          <w:bCs/>
-          <w:sz w:val="28"/>
-          <w:szCs w:val="28"/>
-          <w:u w:val="single"/>
-        </w:rPr>
-      </w:pPr>
-    </w:p>
-    <w:p>
-      <w:pPr>
-        <w:jc w:val="center"/>
-        <w:rPr>
-          <w:rFonts w:cs="David"/>
-          <w:b/>
-          <w:bCs/>
-          <w:sz w:val="28"/>
-          <w:szCs w:val="28"/>
-          <w:u w:val="single"/>
-        </w:rPr>
-      </w:pPr>
-    </w:p>
-    <w:p>
-      <w:pPr>
-        <w:jc w:val="center"/>
-        <w:rPr>
-          <w:rFonts w:cs="David"/>
-          <w:b/>
-          <w:bCs/>
-          <w:sz w:val="28"/>
-          <w:szCs w:val="28"/>
-          <w:u w:val="single"/>
-        </w:rPr>
-      </w:pPr>
-    </w:p>
-    <w:p>
-      <w:pPr>
-        <w:jc w:val="center"/>
-        <w:rPr>
-          <w:rFonts w:cs="David"/>
-          <w:b/>
-          <w:bCs/>
-          <w:sz w:val="28"/>
-          <w:szCs w:val="28"/>
-          <w:u w:val="single"/>
-        </w:rPr>
-      </w:pPr>
-    </w:p>
-    <w:p>
-      <w:pPr>
-        <w:jc w:val="center"/>
-        <w:rPr>
-          <w:rFonts w:cs="David"/>
-          <w:b/>
-          <w:bCs/>
-          <w:sz w:val="28"/>
-          <w:szCs w:val="28"/>
-          <w:u w:val="single"/>
-        </w:rPr>
-      </w:pPr>
-    </w:p>
-    <w:p>
-      <w:pPr>
-        <w:jc w:val="center"/>
-        <w:rPr>
-          <w:rFonts w:cs="David"/>
-          <w:b/>
-          <w:bCs/>
-          <w:sz w:val="28"/>
-          <w:szCs w:val="28"/>
-          <w:u w:val="single"/>
-          <w:rtl/>
-        </w:rPr>
-      </w:pPr>
-    </w:p>
-    <w:p>
-      <w:pPr>
-        <w:jc w:val="center"/>
-        <w:rPr>
-          <w:rFonts w:cs="David"/>
-          <w:b/>
-          <w:bCs/>
-          <w:sz w:val="28"/>
-          <w:szCs w:val="28"/>
-          <w:u w:val="single"/>
-        </w:rPr>
-      </w:pPr>
-    </w:p>
-    <w:p>
-      <w:pPr>
-        <w:jc w:val="center"/>
-        <w:rPr>
-          <w:rFonts w:cs="David"/>
-          <w:b/>
-          <w:bCs/>
-          <w:sz w:val="28"/>
-          <w:szCs w:val="28"/>
-          <w:u w:val="single"/>
-        </w:rPr>
-      </w:pPr>
-    </w:p>
-    <w:p>
-      <w:pPr>
-        <w:jc w:val="center"/>
-        <w:rPr>
-          <w:rFonts w:cs="David"/>
-          <w:b/>
-          <w:bCs/>
-          <w:sz w:val="28"/>
-          <w:szCs w:val="28"/>
-          <w:u w:val="single"/>
-        </w:rPr>
-      </w:pPr>
-    </w:p>
-    <w:p>
-      <w:pPr>
-        <w:jc w:val="center"/>
-        <w:rPr>
-          <w:rFonts w:cs="David"/>
-          <w:b/>
-          <w:bCs/>
-          <w:sz w:val="28"/>
-          <w:szCs w:val="28"/>
-          <w:u w:val="single"/>
-        </w:rPr>
-      </w:pPr>
-    </w:p>
-    <w:p>
-      <w:pPr>
-        <w:jc w:val="center"/>
-        <w:rPr>
-          <w:rFonts w:cs="David"/>
-          <w:b/>
-          <w:bCs/>
-          <w:sz w:val="28"/>
-          <w:szCs w:val="28"/>
-          <w:u w:val="single"/>
-        </w:rPr>
-      </w:pPr>
-    </w:p>
-    <w:p>
-      <w:pPr>
-        <w:jc w:val="center"/>
-        <w:rPr>
-          <w:rFonts w:cs="David"/>
-          <w:b/>
-          <w:bCs/>
-          <w:sz w:val="28"/>
-          <w:szCs w:val="28"/>
-          <w:u w:val="single"/>
-        </w:rPr>
-      </w:pPr>
-    </w:p>
-    <w:p>
-      <w:pPr>
-        <w:jc w:val="center"/>
-        <w:rPr>
-          <w:rFonts w:cs="David"/>
-          <w:b/>
-          <w:bCs/>
-          <w:sz w:val="28"/>
-          <w:szCs w:val="28"/>
-          <w:u w:val="single"/>
-        </w:rPr>
-      </w:pPr>
-    </w:p>
-    <w:p>
-      <w:pPr>
-        <w:jc w:val="center"/>
-        <w:rPr>
-          <w:rFonts w:cs="David"/>
-          <w:b/>
-          <w:bCs/>
-          <w:sz w:val="28"/>
-          <w:szCs w:val="28"/>
-          <w:u w:val="single"/>
-        </w:rPr>
-      </w:pPr>
-    </w:p>
-    <w:p>
-      <w:pPr>
-        <w:jc w:val="center"/>
-        <w:rPr>
-          <w:rFonts w:cs="David"/>
-          <w:b/>
-          <w:bCs/>
-          <w:sz w:val="28"/>
-          <w:szCs w:val="28"/>
-          <w:u w:val="single"/>
-        </w:rPr>
-      </w:pPr>
-    </w:p>
-    <w:p>
-      <w:pPr>
-        <w:jc w:val="center"/>
-        <w:rPr>
-          <w:rFonts w:cs="David"/>
-          <w:b/>
-          <w:bCs/>
-          <w:sz w:val="28"/>
-          <w:szCs w:val="28"/>
-          <w:u w:val="single"/>
-        </w:rPr>
-      </w:pPr>
-    </w:p>
-    <w:p>
-      <w:pPr>
-        <w:jc w:val="center"/>
-        <w:rPr>
-          <w:rFonts w:cs="David"/>
-          <w:b/>
-          <w:bCs/>
-          <w:sz w:val="28"/>
-          <w:szCs w:val="28"/>
-          <w:u w:val="single"/>
-        </w:rPr>
-      </w:pPr>
-    </w:p>
-    <w:p>
-      <w:pPr>
-        <w:jc w:val="center"/>
-        <w:rPr>
-          <w:rFonts w:cs="David"/>
-          <w:b/>
-          <w:bCs/>
-          <w:sz w:val="28"/>
-          <w:szCs w:val="28"/>
-          <w:u w:val="single"/>
-        </w:rPr>
-      </w:pPr>
-      <w:r>
-        <w:rPr>
-          <w:rFonts w:cs="David"/>
-          <w:b/>
-          <w:bCs/>
-          <w:noProof/>
-          <w:sz w:val="28"/>
-          <w:szCs w:val="28"/>
-          <w:u w:val="single"/>
-        </w:rPr>
-        <w:drawing>
-          <wp:anchor distT="0" distB="0" distL="114300" distR="114300" simplePos="0" relativeHeight="251659264" behindDoc="0" locked="0" layoutInCell="1" allowOverlap="1" wp14:anchorId="3B425739" wp14:editId="15909195">
-            <wp:simplePos x="0" y="0"/>
-            <wp:positionH relativeFrom="margin">
-              <wp:posOffset>514350</wp:posOffset>
-            </wp:positionH>
-            <wp:positionV relativeFrom="margin">
-              <wp:posOffset>4350385</wp:posOffset>
-            </wp:positionV>
-            <wp:extent cx="5608320" cy="3969385"/>
-            <wp:effectExtent l="0" t="0" r="0" b="0"/>
-            <wp:wrapSquare wrapText="bothSides"/>
-            <wp:docPr id="9" name="תמונה 3"/>
-            <wp:cNvGraphicFramePr>
-              <a:graphicFrameLocks xmlns:a="http://schemas.openxmlformats.org/drawingml/2006/main" noChangeAspect="1"/>
-            </wp:cNvGraphicFramePr>
-            <a:graphic xmlns:a="http://schemas.openxmlformats.org/drawingml/2006/main">
-              <a:graphicData uri="http://schemas.openxmlformats.org/drawingml/2006/picture">
-                <pic:pic xmlns:pic="http://schemas.openxmlformats.org/drawingml/2006/picture">
-                  <pic:nvPicPr>
-                    <pic:cNvPr id="0" name="Picture 9"/>
-                    <pic:cNvPicPr>
-                      <a:picLocks noChangeAspect="1" noChangeArrowheads="1"/>
-                    </pic:cNvPicPr>
-                  </pic:nvPicPr>
-                  <pic:blipFill>
-                    <a:blip r:embed="rId11">
-                      <a:extLst>
-                        <a:ext uri="{28A0092B-C50C-407E-A947-70E740481C1C}">
-                          <a14:useLocalDpi xmlns:a14="http://schemas.microsoft.com/office/drawing/2010/main" val="0"/>
-                        </a:ext>
-                      </a:extLst>
-                    </a:blip>
-                    <a:srcRect/>
-                    <a:stretch>
-                      <a:fillRect/>
-                    </a:stretch>
-                  </pic:blipFill>
-                  <pic:spPr bwMode="auto">
-                    <a:xfrm>
-                      <a:off x="0" y="0"/>
-                      <a:ext cx="5608320" cy="3969385"/>
-                    </a:xfrm>
-                    <a:prstGeom prst="rect">
-                      <a:avLst/>
-                    </a:prstGeom>
-                    <a:noFill/>
-                  </pic:spPr>
-                </pic:pic>
-              </a:graphicData>
-            </a:graphic>
-            <wp14:sizeRelH relativeFrom="page">
-              <wp14:pctWidth>0</wp14:pctWidth>
-            </wp14:sizeRelH>
-            <wp14:sizeRelV relativeFrom="page">
-              <wp14:pctHeight>0</wp14:pctHeight>
-            </wp14:sizeRelV>
-          </wp:anchor>
-        </w:drawing>
-      </w:r>
-    </w:p>
-    <w:p>
-      <w:pPr>
-        <w:jc w:val="center"/>
-        <w:rPr>
-          <w:rFonts w:cs="David"/>
-          <w:b/>
-          <w:bCs/>
-          <w:sz w:val="28"/>
-          <w:szCs w:val="28"/>
-          <w:u w:val="single"/>
-        </w:rPr>
-      </w:pPr>
-    </w:p>
-    <w:p>
-      <w:pPr>
-        <w:jc w:val="center"/>
-        <w:rPr>
-          <w:rFonts w:cs="David"/>
-          <w:b/>
-          <w:bCs/>
-          <w:sz w:val="28"/>
-          <w:szCs w:val="28"/>
-          <w:u w:val="single"/>
-        </w:rPr>
-      </w:pPr>
-    </w:p>
-    <w:p>
-      <w:pPr>
-        <w:jc w:val="center"/>
-        <w:rPr>
-          <w:rFonts w:cs="David"/>
-          <w:b/>
-          <w:bCs/>
-          <w:sz w:val="28"/>
-          <w:szCs w:val="28"/>
-          <w:u w:val="single"/>
-        </w:rPr>
-      </w:pPr>
-    </w:p>
-    <w:p>
-      <w:pPr>
-        <w:jc w:val="center"/>
-        <w:rPr>
-          <w:rFonts w:cs="David"/>
-          <w:b/>
-          <w:bCs/>
-          <w:sz w:val="28"/>
-          <w:szCs w:val="28"/>
-          <w:u w:val="single"/>
-        </w:rPr>
-      </w:pPr>
-    </w:p>
-    <w:p>
-      <w:pPr>
-        <w:jc w:val="center"/>
-        <w:rPr>
-          <w:rFonts w:cs="David"/>
-          <w:b/>
-          <w:bCs/>
-          <w:sz w:val="28"/>
-          <w:szCs w:val="28"/>
-          <w:u w:val="single"/>
-        </w:rPr>
-      </w:pPr>
-    </w:p>
-    <w:p>
-      <w:pPr>
-        <w:jc w:val="center"/>
-        <w:rPr>
-          <w:rFonts w:cs="David"/>
-          <w:b/>
-          <w:bCs/>
-          <w:sz w:val="28"/>
-          <w:szCs w:val="28"/>
-          <w:u w:val="single"/>
-        </w:rPr>
-      </w:pPr>
-    </w:p>
-    <w:p>
-      <w:pPr>
-        <w:jc w:val="center"/>
-        <w:rPr>
-          <w:rFonts w:cs="David"/>
-          <w:b/>
-          <w:bCs/>
-          <w:sz w:val="28"/>
-          <w:szCs w:val="28"/>
-          <w:u w:val="single"/>
-        </w:rPr>
-      </w:pPr>
-    </w:p>
-    <w:p>
-      <w:pPr>
-        <w:jc w:val="center"/>
-        <w:rPr>
-          <w:rFonts w:cs="David"/>
-          <w:b/>
-          <w:bCs/>
-          <w:sz w:val="28"/>
-          <w:szCs w:val="28"/>
-          <w:u w:val="single"/>
-        </w:rPr>
-      </w:pPr>
-    </w:p>
-    <w:p>
-      <w:pPr>
-        <w:jc w:val="center"/>
-        <w:rPr>
-          <w:rFonts w:cs="David"/>
-          <w:b/>
-          <w:bCs/>
-          <w:sz w:val="28"/>
-          <w:szCs w:val="28"/>
-          <w:u w:val="single"/>
-        </w:rPr>
-      </w:pPr>
-      <w:r>
-        <w:rPr>
-          <w:rFonts w:cs="David"/>
-          <w:b/>
-          <w:bCs/>
-          <w:noProof/>
-          <w:sz w:val="28"/>
-          <w:szCs w:val="28"/>
-          <w:u w:val="single"/>
-        </w:rPr>
-        <w:drawing>
-          <wp:inline distT="0" distB="0" distL="0" distR="0" wp14:anchorId="46B8FE30" wp14:editId="4A9396A3">
-            <wp:extent cx="5727700" cy="8108950"/>
-            <wp:effectExtent l="0" t="0" r="0" b="0"/>
-            <wp:docPr id="3" name="תמונה 1"/>
-            <wp:cNvGraphicFramePr>
-              <a:graphicFrameLocks xmlns:a="http://schemas.openxmlformats.org/drawingml/2006/main" noChangeAspect="1"/>
-            </wp:cNvGraphicFramePr>
-            <a:graphic xmlns:a="http://schemas.openxmlformats.org/drawingml/2006/main">
-              <a:graphicData uri="http://schemas.openxmlformats.org/drawingml/2006/picture">
-                <pic:pic xmlns:pic="http://schemas.openxmlformats.org/drawingml/2006/picture">
-                  <pic:nvPicPr>
-                    <pic:cNvPr id="0" name="תמונה 1"/>
-                    <pic:cNvPicPr>
-                      <a:picLocks noChangeAspect="1" noChangeArrowheads="1"/>
-                    </pic:cNvPicPr>
-                  </pic:nvPicPr>
-                  <pic:blipFill>
-                    <a:blip r:embed="rId12">
-                      <a:extLst>
-                        <a:ext uri="{28A0092B-C50C-407E-A947-70E740481C1C}">
-                          <a14:useLocalDpi xmlns:a14="http://schemas.microsoft.com/office/drawing/2010/main" val="0"/>
-                        </a:ext>
-                      </a:extLst>
-                    </a:blip>
-                    <a:srcRect/>
-                    <a:stretch>
-                      <a:fillRect/>
-                    </a:stretch>
-                  </pic:blipFill>
-                  <pic:spPr bwMode="auto">
-                    <a:xfrm>
-                      <a:off x="0" y="0"/>
-                      <a:ext cx="5727700" cy="8108950"/>
-                    </a:xfrm>
-                    <a:prstGeom prst="rect">
-                      <a:avLst/>
-                    </a:prstGeom>
-                    <a:noFill/>
-                    <a:ln>
-                      <a:noFill/>
-                    </a:ln>
-                  </pic:spPr>
-                </pic:pic>
-              </a:graphicData>
-            </a:graphic>
-          </wp:inline>
-        </w:drawing>
-      </w:r>
-    </w:p>
-    <w:p>
-      <w:pPr>
-        <w:jc w:val="center"/>
-        <w:rPr>
-          <w:rFonts w:cs="David"/>
-          <w:b/>
-          <w:bCs/>
-          <w:sz w:val="28"/>
-          <w:szCs w:val="28"/>
-          <w:u w:val="single"/>
-          <w:rtl/>
-        </w:rPr>
-      </w:pPr>
-    </w:p>
-    <w:p>
-      <w:pPr>
-        <w:jc w:val="center"/>
-        <w:rPr>
-          <w:rFonts w:eastAsia="SimSun" w:hint="cs"/>
-          <w:sz w:val="22"/>
-          <w:szCs w:val="22"/>
-          <w:rtl/>
-          <w:lang w:eastAsia="en-US"/>
-        </w:rPr>
-      </w:pPr>
-      <w:r>
-        <w:rPr>
-          <w:rFonts w:cs="David"/>
-          <w:b/>
-          <w:bCs/>
-          <w:noProof/>
-          <w:sz w:val="28"/>
-          <w:szCs w:val="28"/>
-          <w:u w:val="single"/>
-        </w:rPr>
-        <w:drawing>
-          <wp:inline distT="0" distB="0" distL="0" distR="0" wp14:anchorId="41FC5061" wp14:editId="28DC223D">
-            <wp:extent cx="5772150" cy="8191500"/>
-            <wp:effectExtent l="0" t="0" r="0" b="0"/>
-            <wp:docPr id="4" name="תמונה 2"/>
-            <wp:cNvGraphicFramePr>
-              <a:graphicFrameLocks xmlns:a="http://schemas.openxmlformats.org/drawingml/2006/main" noChangeAspect="1"/>
-            </wp:cNvGraphicFramePr>
-            <a:graphic xmlns:a="http://schemas.openxmlformats.org/drawingml/2006/main">
-              <a:graphicData uri="http://schemas.openxmlformats.org/drawingml/2006/picture">
-                <pic:pic xmlns:pic="http://schemas.openxmlformats.org/drawingml/2006/picture">
-                  <pic:nvPicPr>
-                    <pic:cNvPr id="0" name="Picture 4"/>
-                    <pic:cNvPicPr>
-                      <a:picLocks noChangeAspect="1" noChangeArrowheads="1"/>
-                    </pic:cNvPicPr>
-                  </pic:nvPicPr>
-                  <pic:blipFill>
-                    <a:blip r:embed="rId13">
-                      <a:extLst>
-                        <a:ext uri="{28A0092B-C50C-407E-A947-70E740481C1C}">
-                          <a14:useLocalDpi xmlns:a14="http://schemas.microsoft.com/office/drawing/2010/main" val="0"/>
-                        </a:ext>
-                      </a:extLst>
-                    </a:blip>
-                    <a:srcRect/>
-                    <a:stretch>
-                      <a:fillRect/>
-                    </a:stretch>
-                  </pic:blipFill>
-                  <pic:spPr bwMode="auto">
-                    <a:xfrm>
-                      <a:off x="0" y="0"/>
-                      <a:ext cx="5772150" cy="8191500"/>
-                    </a:xfrm>
-                    <a:prstGeom prst="rect">
-                      <a:avLst/>
-                    </a:prstGeom>
-                    <a:noFill/>
-                    <a:ln>
-                      <a:noFill/>
-                    </a:ln>
-                  </pic:spPr>
-                </pic:pic>
-              </a:graphicData>
-            </a:graphic>
-          </wp:inline>
-        </w:drawing>
+      </w:pPr>
+      <w:r>
+        <w:rPr>
+          <w:color w:val="FFFFFF"/>
+          <w:sz w:val="10"/>
+          <w:szCs w:val="10"/>
+        </w:rPr>
+        <w:t xml:space="preserve">SIGNATUREHERE</w:t>
       </w:r>
     </w:p>
     <w:sectPr>

--- a/apps/api/templates/פ-ראדון-הצעת-מחיר-לערכת-ראדון-קצרת-טווח.docx
+++ b/apps/api/templates/פ-ראדון-הצעת-מחיר-לערכת-ראדון-קצרת-טווח.docx
@@ -1502,7 +1502,8 @@
     <w:tbl>
       <w:tblPr>
         <w:bidiVisual/>
-        <w:tblW w:w="0" w:type="auto"/>
+        <w:tblW w:w="10466" w:type="dxa"/>
+        <w:tblLayout w:type="fixed"/>
         <w:tblBorders>
           <w:top w:val="single" w:sz="4" w:space="0" w:color="auto"/>
           <w:left w:val="single" w:sz="4" w:space="0" w:color="auto"/>
@@ -1514,867 +1515,25 @@
         <w:tblLook w:val="04A0" w:firstRow="1" w:lastRow="0" w:firstColumn="1" w:lastColumn="0" w:noHBand="0" w:noVBand="1"/>
       </w:tblPr>
       <w:tblGrid>
-        <w:gridCol w:w="911"/>
-        <w:gridCol w:w="911"/>
-        <w:gridCol w:w="3142"/>
-        <w:gridCol w:w="851"/>
-        <w:gridCol w:w="1177"/>
-        <w:gridCol w:w="1073"/>
-        <w:gridCol w:w="1764"/>
+        <w:gridCol w:w="700"/>
+        <w:gridCol w:w="900"/>
+        <w:gridCol w:w="2900"/>
+        <w:gridCol w:w="900"/>
+        <w:gridCol w:w="1400"/>
+        <w:gridCol w:w="1400"/>
+        <w:gridCol w:w="2266"/>
       </w:tblGrid>
       <w:tr>
         <w:tc>
           <w:tcPr>
-            <w:tcW w:w="911" w:type="dxa"/>
-          </w:tcPr>
-          <w:p>
-            <w:pPr>
-              <w:rPr>
-                <w:rFonts w:cs="David" w:hint="cs"/>
-                <w:b/>
-                <w:bCs/>
-                <w:sz w:val="28"/>
-                <w:szCs w:val="28"/>
-                <w:rtl/>
-              </w:rPr>
-            </w:pPr>
-            <w:r>
-              <w:rPr>
-                <w:rFonts w:cs="David" w:hint="cs"/>
-                <w:b/>
-                <w:bCs/>
-                <w:sz w:val="28"/>
-                <w:szCs w:val="28"/>
-                <w:rtl/>
-              </w:rPr>
-              <w:t>שורה</w:t>
-            </w:r>
-          </w:p>
-        </w:tc>
-        <w:tc>
-          <w:tcPr>
-            <w:tcW w:w="911" w:type="dxa"/>
-          </w:tcPr>
-          <w:p>
-            <w:pPr>
-              <w:rPr>
-                <w:rFonts w:cs="David" w:hint="cs"/>
-                <w:b/>
-                <w:bCs/>
-                <w:sz w:val="28"/>
-                <w:szCs w:val="28"/>
-                <w:rtl/>
-              </w:rPr>
-            </w:pPr>
-            <w:r>
-              <w:rPr>
-                <w:rFonts w:cs="David" w:hint="cs"/>
-                <w:b/>
-                <w:bCs/>
-                <w:sz w:val="28"/>
-                <w:szCs w:val="28"/>
-                <w:rtl/>
-              </w:rPr>
-              <w:t xml:space="preserve">מק"ט </w:t>
-            </w:r>
-          </w:p>
-        </w:tc>
-        <w:tc>
-          <w:tcPr>
-            <w:tcW w:w="3142" w:type="dxa"/>
-          </w:tcPr>
-          <w:p>
-            <w:pPr>
-              <w:rPr>
-                <w:rFonts w:cs="David" w:hint="cs"/>
-                <w:b/>
-                <w:bCs/>
-                <w:sz w:val="28"/>
-                <w:szCs w:val="28"/>
-                <w:rtl/>
-              </w:rPr>
-            </w:pPr>
-            <w:r>
-              <w:rPr>
-                <w:rFonts w:cs="David" w:hint="cs"/>
-                <w:b/>
-                <w:bCs/>
-                <w:sz w:val="28"/>
-                <w:szCs w:val="28"/>
-                <w:rtl/>
-              </w:rPr>
-              <w:t>תיאור המוצר</w:t>
-            </w:r>
-          </w:p>
-        </w:tc>
-        <w:tc>
-          <w:tcPr>
-            <w:tcW w:w="851" w:type="dxa"/>
-          </w:tcPr>
-          <w:p>
-            <w:pPr>
-              <w:rPr>
-                <w:rFonts w:cs="David" w:hint="cs"/>
-                <w:b/>
-                <w:bCs/>
-                <w:sz w:val="28"/>
-                <w:szCs w:val="28"/>
-                <w:rtl/>
-              </w:rPr>
-            </w:pPr>
-            <w:r>
-              <w:rPr>
-                <w:rFonts w:cs="David" w:hint="cs"/>
-                <w:b/>
-                <w:bCs/>
-                <w:sz w:val="28"/>
-                <w:szCs w:val="28"/>
-                <w:rtl/>
-              </w:rPr>
-              <w:t>כמות</w:t>
-            </w:r>
-          </w:p>
-        </w:tc>
-        <w:tc>
-          <w:tcPr>
-            <w:tcW w:w="1177" w:type="dxa"/>
-          </w:tcPr>
-          <w:p>
-            <w:pPr>
-              <w:rPr>
-                <w:rFonts w:cs="David" w:hint="cs"/>
-                <w:b/>
-                <w:bCs/>
-                <w:sz w:val="28"/>
-                <w:szCs w:val="28"/>
-                <w:rtl/>
-              </w:rPr>
-            </w:pPr>
-            <w:r>
-              <w:rPr>
-                <w:rFonts w:cs="David" w:hint="cs"/>
-                <w:b/>
-                <w:bCs/>
-                <w:sz w:val="28"/>
-                <w:szCs w:val="28"/>
-                <w:rtl/>
-              </w:rPr>
-              <w:t>מחיר ליחידה</w:t>
-            </w:r>
-          </w:p>
-        </w:tc>
-        <w:tc>
-          <w:tcPr>
-            <w:tcW w:w="1073" w:type="dxa"/>
-          </w:tcPr>
-          <w:p>
-            <w:pPr>
-              <w:rPr>
-                <w:rFonts w:cs="David" w:hint="cs"/>
-                <w:b/>
-                <w:bCs/>
-                <w:sz w:val="28"/>
-                <w:szCs w:val="28"/>
-                <w:rtl/>
-              </w:rPr>
-            </w:pPr>
-            <w:r>
-              <w:rPr>
-                <w:rFonts w:cs="David" w:hint="cs"/>
-                <w:b/>
-                <w:bCs/>
-                <w:sz w:val="28"/>
-                <w:szCs w:val="28"/>
-                <w:rtl/>
-              </w:rPr>
-              <w:t xml:space="preserve">% הנחה לשורה </w:t>
-            </w:r>
-          </w:p>
-        </w:tc>
-        <w:tc>
-          <w:tcPr>
-            <w:tcW w:w="1764" w:type="dxa"/>
-          </w:tcPr>
-          <w:p>
-            <w:pPr>
-              <w:rPr>
-                <w:rFonts w:cs="David" w:hint="cs"/>
-                <w:b/>
-                <w:bCs/>
-                <w:sz w:val="28"/>
-                <w:szCs w:val="28"/>
-                <w:rtl/>
-              </w:rPr>
-            </w:pPr>
-            <w:r>
-              <w:rPr>
-                <w:rFonts w:cs="David" w:hint="cs"/>
-                <w:b/>
-                <w:bCs/>
-                <w:sz w:val="28"/>
-                <w:szCs w:val="28"/>
-                <w:rtl/>
-              </w:rPr>
-              <w:t>סה"כ ₪</w:t>
-            </w:r>
-          </w:p>
-          <w:p>
-            <w:pPr>
-              <w:rPr>
-                <w:rFonts w:cs="David" w:hint="cs"/>
-                <w:b/>
-                <w:bCs/>
-                <w:sz w:val="28"/>
-                <w:szCs w:val="28"/>
-                <w:rtl/>
-              </w:rPr>
-            </w:pPr>
-          </w:p>
-        </w:tc>
-      </w:tr>
-      <w:tr>
-        <w:tc>
-          <w:tcPr>
-            <w:tcW w:w="911" w:type="dxa"/>
-          </w:tcPr>
-          <w:p>
-            <w:pPr>
-              <w:rPr>
-                <w:rFonts w:cs="David" w:hint="cs"/>
-                <w:b/>
-                <w:bCs/>
-                <w:sz w:val="28"/>
-                <w:szCs w:val="28"/>
-                <w:rtl/>
-              </w:rPr>
-            </w:pPr>
-            <w:r>
-              <w:rPr>
-                <w:rFonts w:cs="David" w:hint="cs"/>
-                <w:b/>
-                <w:bCs/>
-                <w:sz w:val="28"/>
-                <w:szCs w:val="28"/>
-                <w:rtl/>
-              </w:rPr>
-              <w:t xml:space="preserve">{#items}{lineNumber}</w:t>
-            </w:r>
-          </w:p>
-        </w:tc>
-        <w:tc>
-          <w:tcPr>
-            <w:tcW w:w="911" w:type="dxa"/>
-          </w:tcPr>
-          <w:p>
-            <w:pPr>
-              <w:rPr>
-                <w:rFonts w:cs="David" w:hint="cs"/>
-                <w:b/>
-                <w:bCs/>
-                <w:sz w:val="28"/>
-                <w:szCs w:val="28"/>
-                <w:rtl/>
-              </w:rPr>
-            </w:pPr>
-            <w:r>
-              <w:rPr>
-                <w:rFonts w:cs="David" w:hint="cs"/>
-                <w:b/>
-                <w:bCs/>
-                <w:sz w:val="28"/>
-                <w:szCs w:val="28"/>
-                <w:rtl/>
-              </w:rPr>
-              <w:t xml:space="preserve">{itemCode}</w:t>
-            </w:r>
-          </w:p>
-        </w:tc>
-        <w:tc>
-          <w:tcPr>
-            <w:tcW w:w="3142" w:type="dxa"/>
-          </w:tcPr>
-          <w:p>
-            <w:pPr>
-              <w:rPr>
-                <w:rFonts w:cs="David" w:hint="cs"/>
-                <w:b/>
-                <w:bCs/>
-                <w:sz w:val="28"/>
-                <w:szCs w:val="28"/>
-                <w:rtl/>
-              </w:rPr>
-            </w:pPr>
-            <w:r>
-              <w:rPr>
-                <w:rFonts w:cs="David" w:hint="cs"/>
-                <w:b/>
-                <w:bCs/>
-                <w:sz w:val="28"/>
-                <w:szCs w:val="28"/>
-                <w:rtl/>
-              </w:rPr>
-              <w:t xml:space="preserve">{description}</w:t>
-            </w:r>
-          </w:p>
-        </w:tc>
-        <w:tc>
-          <w:tcPr>
-            <w:tcW w:w="851" w:type="dxa"/>
-          </w:tcPr>
-          <w:p>
-            <w:pPr>
-              <w:rPr>
-                <w:rFonts w:cs="David" w:hint="cs"/>
-                <w:b/>
-                <w:bCs/>
-                <w:sz w:val="28"/>
-                <w:szCs w:val="28"/>
-                <w:rtl/>
-              </w:rPr>
-            </w:pPr>
-            <w:r>
-              <w:rPr>
-                <w:rFonts w:cs="David" w:hint="cs"/>
-                <w:b/>
-                <w:bCs/>
-                <w:sz w:val="28"/>
-                <w:szCs w:val="28"/>
-                <w:rtl/>
-              </w:rPr>
-              <w:t xml:space="preserve">{quantity}</w:t>
-            </w:r>
-          </w:p>
-        </w:tc>
-        <w:tc>
-          <w:tcPr>
-            <w:tcW w:w="1177" w:type="dxa"/>
-          </w:tcPr>
-          <w:p>
-            <w:pPr>
-              <w:rPr>
-                <w:rFonts w:cs="David" w:hint="cs"/>
-                <w:b/>
-                <w:bCs/>
-                <w:sz w:val="28"/>
-                <w:szCs w:val="28"/>
-                <w:rtl/>
-              </w:rPr>
-            </w:pPr>
-            <w:r>
-              <w:rPr>
-                <w:rFonts w:cs="David" w:hint="cs"/>
-                <w:b/>
-                <w:bCs/>
-                <w:sz w:val="28"/>
-                <w:szCs w:val="28"/>
-                <w:rtl/>
-              </w:rPr>
-              <w:t xml:space="preserve">{unitPrice}</w:t>
-            </w:r>
-          </w:p>
-        </w:tc>
-        <w:tc>
-          <w:tcPr>
-            <w:tcW w:w="1073" w:type="dxa"/>
-          </w:tcPr>
-          <w:p>
-            <w:pPr>
-              <w:rPr>
-                <w:rFonts w:cs="David" w:hint="cs"/>
-                <w:b/>
-                <w:bCs/>
-                <w:sz w:val="28"/>
-                <w:szCs w:val="28"/>
-                <w:rtl/>
-              </w:rPr>
-            </w:pPr>
-            <w:r>
-              <w:rPr>
-                <w:rFonts w:cs="David" w:hint="cs"/>
-                <w:b/>
-                <w:bCs/>
-                <w:sz w:val="28"/>
-                <w:szCs w:val="28"/>
-                <w:rtl/>
-              </w:rPr>
-              <w:t xml:space="preserve">{lineDiscountPercent}</w:t>
-            </w:r>
-          </w:p>
-        </w:tc>
-        <w:tc>
-          <w:tcPr>
-            <w:tcW w:w="1764" w:type="dxa"/>
-          </w:tcPr>
-          <w:p>
-            <w:pPr>
-              <w:rPr>
-                <w:rFonts w:cs="David" w:hint="cs"/>
-                <w:b/>
-                <w:bCs/>
-                <w:sz w:val="28"/>
-                <w:szCs w:val="28"/>
-                <w:rtl/>
-              </w:rPr>
-            </w:pPr>
-            <w:r>
-              <w:rPr>
-                <w:rFonts w:cs="David" w:hint="cs"/>
-                <w:b/>
-                <w:bCs/>
-                <w:sz w:val="28"/>
-                <w:szCs w:val="28"/>
-                <w:rtl/>
-              </w:rPr>
-              <w:t xml:space="preserve">{lineTotal}{/items}</w:t>
-            </w:r>
-          </w:p>
-        </w:tc>
-      </w:tr>
-    </w:tbl>
-    <w:p>
-      <w:pPr>
-        <w:rPr>
-          <w:vanish/>
-        </w:rPr>
-      </w:pPr>
-    </w:p>
-    <w:tbl>
-      <w:tblPr>
-        <w:tblpPr w:leftFromText="180" w:rightFromText="180" w:vertAnchor="text" w:horzAnchor="page" w:tblpX="1340" w:tblpY="199"/>
-        <w:bidiVisual/>
-        <w:tblW w:w="0" w:type="auto"/>
-        <w:tblBorders>
-          <w:top w:val="single" w:sz="4" w:space="0" w:color="auto"/>
-          <w:left w:val="single" w:sz="4" w:space="0" w:color="auto"/>
-          <w:bottom w:val="single" w:sz="4" w:space="0" w:color="auto"/>
-          <w:right w:val="single" w:sz="4" w:space="0" w:color="auto"/>
-          <w:insideH w:val="single" w:sz="4" w:space="0" w:color="auto"/>
-          <w:insideV w:val="single" w:sz="4" w:space="0" w:color="auto"/>
-        </w:tblBorders>
-        <w:tblLook w:val="04A0" w:firstRow="1" w:lastRow="0" w:firstColumn="1" w:lastColumn="0" w:noHBand="0" w:noVBand="1"/>
-      </w:tblPr>
-      <w:tblGrid>
-        <w:gridCol w:w="1764"/>
-        <w:gridCol w:w="1764"/>
-      </w:tblGrid>
-      <w:tr>
-        <w:tc>
-          <w:tcPr>
-            <w:tcW w:w="1764" w:type="dxa"/>
-          </w:tcPr>
-          <w:p>
-            <w:pPr>
-              <w:rPr>
-                <w:rFonts w:cs="David" w:hint="cs"/>
-                <w:b/>
-                <w:bCs/>
-                <w:sz w:val="28"/>
-                <w:szCs w:val="28"/>
-                <w:rtl/>
-              </w:rPr>
-            </w:pPr>
-            <w:r>
-              <w:rPr>
-                <w:rFonts w:cs="David" w:hint="cs"/>
-                <w:b/>
-                <w:bCs/>
-                <w:sz w:val="28"/>
-                <w:szCs w:val="28"/>
-                <w:rtl/>
-              </w:rPr>
-              <w:t>% הנחה</w:t>
-            </w:r>
-            <w:r>
-              <w:rPr>
-                <w:rFonts w:cs="David"/>
-                <w:b/>
-                <w:bCs/>
-                <w:sz w:val="28"/>
-                <w:szCs w:val="28"/>
-                <w:rtl/>
-              </w:rPr>
-              <w:br/>
-            </w:r>
-          </w:p>
-        </w:tc>
-        <w:tc>
-          <w:tcPr>
-            <w:tcW w:w="1764" w:type="dxa"/>
-          </w:tcPr>
-          <w:p>
-            <w:pPr>
-              <w:rPr>
-                <w:rFonts w:cs="David" w:hint="cs"/>
-                <w:b/>
-                <w:bCs/>
-                <w:sz w:val="28"/>
-                <w:szCs w:val="28"/>
-                <w:rtl/>
-              </w:rPr>
-            </w:pPr>
-            <w:r>
-              <w:rPr>
-                <w:rFonts w:cs="David" w:hint="cs"/>
-                <w:b/>
-                <w:bCs/>
-                <w:sz w:val="28"/>
-                <w:szCs w:val="28"/>
-                <w:rtl/>
-              </w:rPr>
-              <w:t xml:space="preserve">{discountPercent}</w:t>
-            </w:r>
-          </w:p>
-        </w:tc>
-      </w:tr>
-      <w:tr>
-        <w:tc>
-          <w:tcPr>
-            <w:tcW w:w="1764" w:type="dxa"/>
-          </w:tcPr>
-          <w:p>
-            <w:pPr>
-              <w:rPr>
-                <w:rFonts w:cs="David" w:hint="cs"/>
-                <w:b/>
-                <w:bCs/>
-                <w:sz w:val="28"/>
-                <w:szCs w:val="28"/>
-                <w:rtl/>
-              </w:rPr>
-            </w:pPr>
-            <w:r>
-              <w:rPr>
-                <w:rFonts w:cs="David" w:hint="cs"/>
-                <w:b/>
-                <w:bCs/>
-                <w:sz w:val="28"/>
-                <w:szCs w:val="28"/>
-                <w:rtl/>
-              </w:rPr>
-              <w:t>סה"כ לאחר הנחה</w:t>
-            </w:r>
-          </w:p>
-        </w:tc>
-        <w:tc>
-          <w:tcPr>
-            <w:tcW w:w="1764" w:type="dxa"/>
-          </w:tcPr>
-          <w:p>
-            <w:pPr>
-              <w:rPr>
-                <w:rFonts w:cs="David" w:hint="cs"/>
-                <w:b/>
-                <w:bCs/>
-                <w:sz w:val="28"/>
-                <w:szCs w:val="28"/>
-                <w:rtl/>
-              </w:rPr>
-            </w:pPr>
-            <w:r>
-              <w:rPr>
-                <w:rFonts w:cs="David" w:hint="cs"/>
-                <w:b/>
-                <w:bCs/>
-                <w:sz w:val="28"/>
-                <w:szCs w:val="28"/>
-                <w:rtl/>
-              </w:rPr>
-              <w:t xml:space="preserve">{subtotalAfterDiscount}</w:t>
-            </w:r>
-          </w:p>
-        </w:tc>
-      </w:tr>
-      <w:tr>
-        <w:tc>
-          <w:tcPr>
-            <w:tcW w:w="1764" w:type="dxa"/>
-          </w:tcPr>
-          <w:p>
-            <w:pPr>
-              <w:rPr>
-                <w:rFonts w:cs="David" w:hint="cs"/>
-                <w:b/>
-                <w:bCs/>
-                <w:sz w:val="28"/>
-                <w:szCs w:val="28"/>
-                <w:rtl/>
-              </w:rPr>
-            </w:pPr>
-            <w:r>
-              <w:rPr>
-                <w:rFonts w:cs="David" w:hint="cs"/>
-                <w:b/>
-                <w:bCs/>
-                <w:sz w:val="28"/>
-                <w:szCs w:val="28"/>
-                <w:rtl/>
-              </w:rPr>
-              <w:t>מע"מ 1</w:t>
-            </w:r>
-            <w:r>
-              <w:rPr>
-                <w:rFonts w:cs="David" w:hint="cs"/>
-                <w:b/>
-                <w:bCs/>
-                <w:sz w:val="28"/>
-                <w:szCs w:val="28"/>
-                <w:rtl/>
-              </w:rPr>
-              <w:t>8</w:t>
-            </w:r>
-            <w:r>
-              <w:rPr>
-                <w:rFonts w:cs="David" w:hint="cs"/>
-                <w:b/>
-                <w:bCs/>
-                <w:sz w:val="28"/>
-                <w:szCs w:val="28"/>
-                <w:rtl/>
-              </w:rPr>
-              <w:t>%</w:t>
-            </w:r>
-          </w:p>
-        </w:tc>
-        <w:tc>
-          <w:tcPr>
-            <w:tcW w:w="1764" w:type="dxa"/>
-          </w:tcPr>
-          <w:p>
-            <w:pPr>
-              <w:rPr>
-                <w:rFonts w:cs="David" w:hint="cs"/>
-                <w:b/>
-                <w:bCs/>
-                <w:sz w:val="28"/>
-                <w:szCs w:val="28"/>
-                <w:rtl/>
-              </w:rPr>
-            </w:pPr>
-            <w:r>
-              <w:rPr>
-                <w:rFonts w:cs="David" w:hint="cs"/>
-                <w:b/>
-                <w:bCs/>
-                <w:sz w:val="28"/>
-                <w:szCs w:val="28"/>
-                <w:rtl/>
-              </w:rPr>
-              <w:t xml:space="preserve">{vatAmount}</w:t>
-            </w:r>
-          </w:p>
-        </w:tc>
-      </w:tr>
-      <w:tr>
-        <w:tc>
-          <w:tcPr>
-            <w:tcW w:w="1764" w:type="dxa"/>
-          </w:tcPr>
-          <w:p>
-            <w:pPr>
-              <w:rPr>
-                <w:rFonts w:cs="David" w:hint="cs"/>
-                <w:b/>
-                <w:bCs/>
-                <w:sz w:val="28"/>
-                <w:szCs w:val="28"/>
-                <w:rtl/>
-              </w:rPr>
-            </w:pPr>
-            <w:r>
-              <w:rPr>
-                <w:rFonts w:cs="David" w:hint="cs"/>
-                <w:b/>
-                <w:bCs/>
-                <w:sz w:val="28"/>
-                <w:szCs w:val="28"/>
-                <w:rtl/>
-              </w:rPr>
-              <w:t xml:space="preserve">סה"כ לתשלום </w:t>
-            </w:r>
-          </w:p>
-        </w:tc>
-        <w:tc>
-          <w:tcPr>
-            <w:tcW w:w="1764" w:type="dxa"/>
-          </w:tcPr>
-          <w:p>
-            <w:pPr>
-              <w:rPr>
-                <w:rFonts w:cs="David" w:hint="cs"/>
-                <w:b/>
-                <w:bCs/>
-                <w:sz w:val="28"/>
-                <w:szCs w:val="28"/>
-                <w:rtl/>
-              </w:rPr>
-            </w:pPr>
-            <w:r>
-              <w:rPr>
-                <w:rFonts w:cs="David" w:hint="cs"/>
-                <w:b/>
-                <w:bCs/>
-                <w:sz w:val="28"/>
-                <w:szCs w:val="28"/>
-                <w:rtl/>
-              </w:rPr>
-              <w:t xml:space="preserve">{totalAmount}</w:t>
-            </w:r>
-          </w:p>
-        </w:tc>
-      </w:tr>
-    </w:tbl>
-    <w:p>
-      <w:pPr>
-        <w:rPr>
-          <w:vanish/>
-        </w:rPr>
-      </w:pPr>
-      <w:r>
-        <w:rPr>
-          <w:vanish/>
-        </w:rPr>
-        <w:t xml:space="preserve">{/hasDiscount}</w:t>
-      </w:r>
-    </w:p>
-    <w:p>
-      <w:pPr>
-        <w:rPr>
-          <w:rFonts w:cs="David"/>
-          <w:sz w:val="28"/>
-          <w:szCs w:val="28"/>
-          <w:rtl/>
-        </w:rPr>
-      </w:pPr>
-    </w:p>
-    <w:p>
-      <w:pPr>
-        <w:rPr>
-          <w:rFonts w:cs="David"/>
-          <w:sz w:val="28"/>
-          <w:szCs w:val="28"/>
-          <w:rtl/>
-        </w:rPr>
-      </w:pPr>
-    </w:p>
-    <w:p>
-      <w:pPr>
-        <w:rPr>
-          <w:rFonts w:cs="David"/>
-          <w:sz w:val="28"/>
-          <w:szCs w:val="28"/>
-          <w:rtl/>
-        </w:rPr>
-      </w:pPr>
-    </w:p>
-    <w:p>
-      <w:pPr>
-        <w:rPr>
-          <w:rFonts w:cs="David"/>
-          <w:sz w:val="28"/>
-          <w:szCs w:val="28"/>
-          <w:rtl/>
-        </w:rPr>
-      </w:pPr>
-    </w:p>
-    <w:p>
-      <w:pPr>
-        <w:rPr>
-          <w:rFonts w:cs="David"/>
-          <w:sz w:val="28"/>
-          <w:szCs w:val="28"/>
-          <w:rtl/>
-        </w:rPr>
-      </w:pPr>
-    </w:p>
-    <w:p>
-      <w:pPr>
-        <w:rPr>
-          <w:rFonts w:cs="David"/>
-          <w:sz w:val="28"/>
-          <w:szCs w:val="28"/>
-          <w:rtl/>
-        </w:rPr>
-      </w:pPr>
-    </w:p>
-    <w:p>
-      <w:pPr>
-        <w:rPr>
-          <w:rFonts w:cs="David"/>
-          <w:sz w:val="28"/>
-          <w:szCs w:val="28"/>
-          <w:rtl/>
-        </w:rPr>
-      </w:pPr>
-    </w:p>
-    <w:p>
-      <w:pPr>
-        <w:rPr>
-          <w:rFonts w:cs="David"/>
-          <w:sz w:val="28"/>
-          <w:szCs w:val="28"/>
-          <w:rtl/>
-        </w:rPr>
-      </w:pPr>
-    </w:p>
-    <w:p>
-      <w:pPr>
-        <w:rPr>
-          <w:rFonts w:cs="David"/>
-          <w:sz w:val="28"/>
-          <w:szCs w:val="28"/>
-          <w:rtl/>
-        </w:rPr>
-      </w:pPr>
-    </w:p>
-    <w:p>
-      <w:pPr>
-        <w:rPr>
-          <w:rFonts w:cs="David"/>
-          <w:sz w:val="28"/>
-          <w:szCs w:val="28"/>
-          <w:rtl/>
-        </w:rPr>
-      </w:pPr>
-    </w:p>
-    <w:p>
-      <w:pPr>
-        <w:rPr>
-          <w:vanish/>
-        </w:rPr>
-      </w:pPr>
-      <w:r>
-        <w:rPr>
-          <w:vanish/>
-        </w:rPr>
-        <w:t xml:space="preserve">{^hasDiscount}</w:t>
-      </w:r>
-    </w:p>
-    <w:tbl>
-      <w:tblPr>
-        <w:bidiVisual/>
-        <w:tblW w:w="0" w:type="auto"/>
-        <w:tblBorders>
-          <w:top w:val="single" w:sz="4" w:space="0" w:color="auto"/>
-          <w:left w:val="single" w:sz="4" w:space="0" w:color="auto"/>
-          <w:bottom w:val="single" w:sz="4" w:space="0" w:color="auto"/>
-          <w:right w:val="single" w:sz="4" w:space="0" w:color="auto"/>
-          <w:insideH w:val="single" w:sz="4" w:space="0" w:color="auto"/>
-          <w:insideV w:val="single" w:sz="4" w:space="0" w:color="auto"/>
-        </w:tblBorders>
-        <w:tblLook w:val="04A0" w:firstRow="1" w:lastRow="0" w:firstColumn="1" w:lastColumn="0" w:noHBand="0" w:noVBand="1"/>
-      </w:tblPr>
-      <w:tblGrid>
-        <w:gridCol w:w="911"/>
-        <w:gridCol w:w="911"/>
-        <w:gridCol w:w="3142"/>
-        <w:gridCol w:w="851"/>
-        <w:gridCol w:w="1177"/>
-        <w:gridCol w:w="1764"/>
-      </w:tblGrid>
-      <w:tr>
-        <w:tc>
-          <w:tcPr>
-            <w:tcW w:w="911" w:type="dxa"/>
+            <w:tcW w:w="700" w:type="dxa"/>
+            <w:tcBorders>
+              <w:top w:val="single" w:sz="4" w:space="0" w:color="auto"/>
+              <w:left w:val="single" w:sz="4" w:space="0" w:color="auto"/>
+              <w:bottom w:val="single" w:sz="4" w:space="0" w:color="auto"/>
+              <w:right w:val="single" w:sz="4" w:space="0" w:color="auto"/>
+            </w:tcBorders>
+            <w:hideMark/>
           </w:tcPr>
           <w:p>
             <w:pPr>
@@ -2389,7 +1548,7 @@
             </w:pPr>
             <w:r>
               <w:rPr>
-                <w:rFonts w:cs="David" w:hint="cs"/>
+                <w:rFonts w:cs="David"/>
                 <w:b/>
                 <w:bCs/>
                 <w:sz w:val="28"/>
@@ -2402,7 +1561,14 @@
         </w:tc>
         <w:tc>
           <w:tcPr>
-            <w:tcW w:w="911" w:type="dxa"/>
+            <w:tcW w:w="900" w:type="dxa"/>
+            <w:tcBorders>
+              <w:top w:val="single" w:sz="4" w:space="0" w:color="auto"/>
+              <w:left w:val="single" w:sz="4" w:space="0" w:color="auto"/>
+              <w:bottom w:val="single" w:sz="4" w:space="0" w:color="auto"/>
+              <w:right w:val="single" w:sz="4" w:space="0" w:color="auto"/>
+            </w:tcBorders>
+            <w:hideMark/>
           </w:tcPr>
           <w:p>
             <w:pPr>
@@ -2417,7 +1583,7 @@
             </w:pPr>
             <w:r>
               <w:rPr>
-                <w:rFonts w:cs="David" w:hint="cs"/>
+                <w:rFonts w:cs="David"/>
                 <w:b/>
                 <w:bCs/>
                 <w:sz w:val="28"/>
@@ -2430,7 +1596,14 @@
         </w:tc>
         <w:tc>
           <w:tcPr>
-            <w:tcW w:w="3142" w:type="dxa"/>
+            <w:tcW w:w="2900" w:type="dxa"/>
+            <w:tcBorders>
+              <w:top w:val="single" w:sz="4" w:space="0" w:color="auto"/>
+              <w:left w:val="single" w:sz="4" w:space="0" w:color="auto"/>
+              <w:bottom w:val="single" w:sz="4" w:space="0" w:color="auto"/>
+              <w:right w:val="single" w:sz="4" w:space="0" w:color="auto"/>
+            </w:tcBorders>
+            <w:hideMark/>
           </w:tcPr>
           <w:p>
             <w:pPr>
@@ -2445,7 +1618,7 @@
             </w:pPr>
             <w:r>
               <w:rPr>
-                <w:rFonts w:cs="David" w:hint="cs"/>
+                <w:rFonts w:cs="David"/>
                 <w:b/>
                 <w:bCs/>
                 <w:sz w:val="28"/>
@@ -2458,7 +1631,14 @@
         </w:tc>
         <w:tc>
           <w:tcPr>
-            <w:tcW w:w="851" w:type="dxa"/>
+            <w:tcW w:w="900" w:type="dxa"/>
+            <w:tcBorders>
+              <w:top w:val="single" w:sz="4" w:space="0" w:color="auto"/>
+              <w:left w:val="single" w:sz="4" w:space="0" w:color="auto"/>
+              <w:bottom w:val="single" w:sz="4" w:space="0" w:color="auto"/>
+              <w:right w:val="single" w:sz="4" w:space="0" w:color="auto"/>
+            </w:tcBorders>
+            <w:hideMark/>
           </w:tcPr>
           <w:p>
             <w:pPr>
@@ -2473,7 +1653,7 @@
             </w:pPr>
             <w:r>
               <w:rPr>
-                <w:rFonts w:cs="David" w:hint="cs"/>
+                <w:rFonts w:cs="David"/>
                 <w:b/>
                 <w:bCs/>
                 <w:sz w:val="28"/>
@@ -2486,7 +1666,14 @@
         </w:tc>
         <w:tc>
           <w:tcPr>
-            <w:tcW w:w="1177" w:type="dxa"/>
+            <w:tcW w:w="1400" w:type="dxa"/>
+            <w:tcBorders>
+              <w:top w:val="single" w:sz="4" w:space="0" w:color="auto"/>
+              <w:left w:val="single" w:sz="4" w:space="0" w:color="auto"/>
+              <w:bottom w:val="single" w:sz="4" w:space="0" w:color="auto"/>
+              <w:right w:val="single" w:sz="4" w:space="0" w:color="auto"/>
+            </w:tcBorders>
+            <w:hideMark/>
           </w:tcPr>
           <w:p>
             <w:pPr>
@@ -2501,7 +1688,7 @@
             </w:pPr>
             <w:r>
               <w:rPr>
-                <w:rFonts w:cs="David" w:hint="cs"/>
+                <w:rFonts w:cs="David"/>
                 <w:b/>
                 <w:bCs/>
                 <w:sz w:val="28"/>
@@ -2514,7 +1701,14 @@
         </w:tc>
         <w:tc>
           <w:tcPr>
-            <w:tcW w:w="1764" w:type="dxa"/>
+            <w:tcW w:w="1400" w:type="dxa"/>
+            <w:tcBorders>
+              <w:top w:val="single" w:sz="4" w:space="0" w:color="auto"/>
+              <w:left w:val="single" w:sz="4" w:space="0" w:color="auto"/>
+              <w:bottom w:val="single" w:sz="4" w:space="0" w:color="auto"/>
+              <w:right w:val="single" w:sz="4" w:space="0" w:color="auto"/>
+            </w:tcBorders>
+            <w:hideMark/>
           </w:tcPr>
           <w:p>
             <w:pPr>
@@ -2529,7 +1723,41 @@
             </w:pPr>
             <w:r>
               <w:rPr>
-                <w:rFonts w:cs="David" w:hint="cs"/>
+                <w:rFonts w:cs="David"/>
+                <w:b/>
+                <w:bCs/>
+                <w:sz w:val="28"/>
+                <w:szCs w:val="28"/>
+                <w:rtl/>
+              </w:rPr>
+              <w:t xml:space="preserve">% הנחה לשורה </w:t>
+            </w:r>
+          </w:p>
+        </w:tc>
+        <w:tc>
+          <w:tcPr>
+            <w:tcW w:w="2266" w:type="dxa"/>
+            <w:tcBorders>
+              <w:top w:val="single" w:sz="4" w:space="0" w:color="auto"/>
+              <w:left w:val="single" w:sz="4" w:space="0" w:color="auto"/>
+              <w:bottom w:val="single" w:sz="4" w:space="0" w:color="auto"/>
+              <w:right w:val="single" w:sz="4" w:space="0" w:color="auto"/>
+            </w:tcBorders>
+          </w:tcPr>
+          <w:p>
+            <w:pPr>
+              <w:rPr>
+                <w:rFonts w:cs="David"/>
+                <w:b/>
+                <w:bCs/>
+                <w:sz w:val="28"/>
+                <w:szCs w:val="28"/>
+                <w:rtl/>
+              </w:rPr>
+            </w:pPr>
+            <w:r>
+              <w:rPr>
+                <w:rFonts w:cs="David"/>
                 <w:b/>
                 <w:bCs/>
                 <w:sz w:val="28"/>
@@ -2556,7 +1784,574 @@
       <w:tr>
         <w:tc>
           <w:tcPr>
-            <w:tcW w:w="911" w:type="dxa"/>
+            <w:tcW w:w="700" w:type="dxa"/>
+            <w:tcBorders>
+              <w:top w:val="single" w:sz="4" w:space="0" w:color="auto"/>
+              <w:left w:val="single" w:sz="4" w:space="0" w:color="auto"/>
+              <w:bottom w:val="single" w:sz="4" w:space="0" w:color="auto"/>
+              <w:right w:val="single" w:sz="4" w:space="0" w:color="auto"/>
+            </w:tcBorders>
+          </w:tcPr>
+          <w:p>
+            <w:pPr>
+              <w:rPr>
+                <w:rFonts w:cs="David"/>
+                <w:b/>
+                <w:bCs/>
+                <w:sz w:val="28"/>
+                <w:szCs w:val="28"/>
+                <w:rtl/>
+              </w:rPr>
+            </w:pPr>
+            <w:bookmarkStart w:id="7" w:name="fldLine"/>
+            <w:bookmarkEnd w:id="7"/>
+            <w:r>
+              <w:rPr>
+                <w:rFonts w:cs="David" w:hint="cs"/>
+                <w:b/>
+                <w:bCs/>
+                <w:sz w:val="28"/>
+                <w:szCs w:val="28"/>
+                <w:rtl/>
+              </w:rPr>
+              <w:t>{#items}{lineNumber}</w:t>
+            </w:r>
+          </w:p>
+        </w:tc>
+        <w:tc>
+          <w:tcPr>
+            <w:tcW w:w="900" w:type="dxa"/>
+            <w:tcBorders>
+              <w:top w:val="single" w:sz="4" w:space="0" w:color="auto"/>
+              <w:left w:val="single" w:sz="4" w:space="0" w:color="auto"/>
+              <w:bottom w:val="single" w:sz="4" w:space="0" w:color="auto"/>
+              <w:right w:val="single" w:sz="4" w:space="0" w:color="auto"/>
+            </w:tcBorders>
+          </w:tcPr>
+          <w:p>
+            <w:pPr>
+              <w:rPr>
+                <w:rFonts w:cs="David"/>
+                <w:b/>
+                <w:bCs/>
+                <w:sz w:val="28"/>
+                <w:szCs w:val="28"/>
+                <w:rtl/>
+              </w:rPr>
+            </w:pPr>
+            <w:bookmarkStart w:id="8" w:name="fldMakat"/>
+            <w:bookmarkEnd w:id="8"/>
+            <w:r>
+              <w:rPr>
+                <w:rFonts w:cs="David" w:hint="cs"/>
+                <w:b/>
+                <w:bCs/>
+                <w:sz w:val="28"/>
+                <w:szCs w:val="28"/>
+                <w:rtl/>
+              </w:rPr>
+              <w:t>{</w:t>
+            </w:r>
+            <w:proofErr w:type="spellStart"/>
+            <w:r>
+              <w:rPr>
+                <w:rFonts w:cs="David" w:hint="cs"/>
+                <w:b/>
+                <w:bCs/>
+                <w:sz w:val="28"/>
+                <w:szCs w:val="28"/>
+                <w:rtl/>
+              </w:rPr>
+              <w:t>itemCode</w:t>
+            </w:r>
+            <w:proofErr w:type="spellEnd"/>
+            <w:r>
+              <w:rPr>
+                <w:rFonts w:cs="David" w:hint="cs"/>
+                <w:b/>
+                <w:bCs/>
+                <w:sz w:val="28"/>
+                <w:szCs w:val="28"/>
+                <w:rtl/>
+              </w:rPr>
+              <w:t>}</w:t>
+            </w:r>
+          </w:p>
+        </w:tc>
+        <w:tc>
+          <w:tcPr>
+            <w:tcW w:w="2900" w:type="dxa"/>
+            <w:tcBorders>
+              <w:top w:val="single" w:sz="4" w:space="0" w:color="auto"/>
+              <w:left w:val="single" w:sz="4" w:space="0" w:color="auto"/>
+              <w:bottom w:val="single" w:sz="4" w:space="0" w:color="auto"/>
+              <w:right w:val="single" w:sz="4" w:space="0" w:color="auto"/>
+            </w:tcBorders>
+          </w:tcPr>
+          <w:p>
+            <w:pPr>
+              <w:rPr>
+                <w:rFonts w:cs="David"/>
+                <w:b/>
+                <w:bCs/>
+                <w:sz w:val="28"/>
+                <w:szCs w:val="28"/>
+                <w:rtl/>
+              </w:rPr>
+            </w:pPr>
+            <w:bookmarkStart w:id="9" w:name="fldProduct"/>
+            <w:bookmarkEnd w:id="9"/>
+            <w:r>
+              <w:rPr>
+                <w:rFonts w:cs="David" w:hint="cs"/>
+                <w:b/>
+                <w:bCs/>
+                <w:sz w:val="28"/>
+                <w:szCs w:val="28"/>
+                <w:rtl/>
+              </w:rPr>
+              <w:t>{</w:t>
+            </w:r>
+            <w:proofErr w:type="spellStart"/>
+            <w:r>
+              <w:rPr>
+                <w:rFonts w:cs="David" w:hint="cs"/>
+                <w:b/>
+                <w:bCs/>
+                <w:sz w:val="28"/>
+                <w:szCs w:val="28"/>
+                <w:rtl/>
+              </w:rPr>
+              <w:t>description</w:t>
+            </w:r>
+            <w:proofErr w:type="spellEnd"/>
+            <w:r>
+              <w:rPr>
+                <w:rFonts w:cs="David" w:hint="cs"/>
+                <w:b/>
+                <w:bCs/>
+                <w:sz w:val="28"/>
+                <w:szCs w:val="28"/>
+                <w:rtl/>
+              </w:rPr>
+              <w:t>}</w:t>
+            </w:r>
+          </w:p>
+        </w:tc>
+        <w:tc>
+          <w:tcPr>
+            <w:tcW w:w="900" w:type="dxa"/>
+            <w:tcBorders>
+              <w:top w:val="single" w:sz="4" w:space="0" w:color="auto"/>
+              <w:left w:val="single" w:sz="4" w:space="0" w:color="auto"/>
+              <w:bottom w:val="single" w:sz="4" w:space="0" w:color="auto"/>
+              <w:right w:val="single" w:sz="4" w:space="0" w:color="auto"/>
+            </w:tcBorders>
+          </w:tcPr>
+          <w:p>
+            <w:pPr>
+              <w:rPr>
+                <w:rFonts w:cs="David"/>
+                <w:b/>
+                <w:bCs/>
+                <w:sz w:val="28"/>
+                <w:szCs w:val="28"/>
+                <w:rtl/>
+              </w:rPr>
+            </w:pPr>
+            <w:bookmarkStart w:id="10" w:name="fldAmmount"/>
+            <w:bookmarkEnd w:id="10"/>
+            <w:r>
+              <w:rPr>
+                <w:rFonts w:cs="David" w:hint="cs"/>
+                <w:b/>
+                <w:bCs/>
+                <w:sz w:val="28"/>
+                <w:szCs w:val="28"/>
+                <w:rtl/>
+              </w:rPr>
+              <w:t>{</w:t>
+            </w:r>
+            <w:proofErr w:type="spellStart"/>
+            <w:r>
+              <w:rPr>
+                <w:rFonts w:cs="David" w:hint="cs"/>
+                <w:b/>
+                <w:bCs/>
+                <w:sz w:val="28"/>
+                <w:szCs w:val="28"/>
+                <w:rtl/>
+              </w:rPr>
+              <w:t>quantity</w:t>
+            </w:r>
+            <w:proofErr w:type="spellEnd"/>
+            <w:r>
+              <w:rPr>
+                <w:rFonts w:cs="David" w:hint="cs"/>
+                <w:b/>
+                <w:bCs/>
+                <w:sz w:val="28"/>
+                <w:szCs w:val="28"/>
+                <w:rtl/>
+              </w:rPr>
+              <w:t>}</w:t>
+            </w:r>
+          </w:p>
+        </w:tc>
+        <w:tc>
+          <w:tcPr>
+            <w:tcW w:w="1400" w:type="dxa"/>
+            <w:tcBorders>
+              <w:top w:val="single" w:sz="4" w:space="0" w:color="auto"/>
+              <w:left w:val="single" w:sz="4" w:space="0" w:color="auto"/>
+              <w:bottom w:val="single" w:sz="4" w:space="0" w:color="auto"/>
+              <w:right w:val="single" w:sz="4" w:space="0" w:color="auto"/>
+            </w:tcBorders>
+          </w:tcPr>
+          <w:p>
+            <w:pPr>
+              <w:rPr>
+                <w:rFonts w:cs="David"/>
+                <w:b/>
+                <w:bCs/>
+                <w:sz w:val="28"/>
+                <w:szCs w:val="28"/>
+                <w:rtl/>
+              </w:rPr>
+            </w:pPr>
+            <w:bookmarkStart w:id="11" w:name="fldPrice"/>
+            <w:bookmarkEnd w:id="11"/>
+            <w:r>
+              <w:rPr>
+                <w:rFonts w:cs="David" w:hint="cs"/>
+                <w:b/>
+                <w:bCs/>
+                <w:sz w:val="28"/>
+                <w:szCs w:val="28"/>
+                <w:rtl/>
+              </w:rPr>
+              <w:t>{</w:t>
+            </w:r>
+            <w:proofErr w:type="spellStart"/>
+            <w:r>
+              <w:rPr>
+                <w:rFonts w:cs="David" w:hint="cs"/>
+                <w:b/>
+                <w:bCs/>
+                <w:sz w:val="28"/>
+                <w:szCs w:val="28"/>
+                <w:rtl/>
+              </w:rPr>
+              <w:t>unitPrice</w:t>
+            </w:r>
+            <w:proofErr w:type="spellEnd"/>
+            <w:r>
+              <w:rPr>
+                <w:rFonts w:cs="David" w:hint="cs"/>
+                <w:b/>
+                <w:bCs/>
+                <w:sz w:val="28"/>
+                <w:szCs w:val="28"/>
+                <w:rtl/>
+              </w:rPr>
+              <w:t>}</w:t>
+            </w:r>
+          </w:p>
+        </w:tc>
+        <w:tc>
+          <w:tcPr>
+            <w:tcW w:w="1400" w:type="dxa"/>
+            <w:tcBorders>
+              <w:top w:val="single" w:sz="4" w:space="0" w:color="auto"/>
+              <w:left w:val="single" w:sz="4" w:space="0" w:color="auto"/>
+              <w:bottom w:val="single" w:sz="4" w:space="0" w:color="auto"/>
+              <w:right w:val="single" w:sz="4" w:space="0" w:color="auto"/>
+            </w:tcBorders>
+          </w:tcPr>
+          <w:p>
+            <w:pPr>
+              <w:rPr>
+                <w:rFonts w:cs="David"/>
+                <w:b/>
+                <w:bCs/>
+                <w:sz w:val="28"/>
+                <w:szCs w:val="28"/>
+                <w:rtl/>
+              </w:rPr>
+            </w:pPr>
+            <w:bookmarkStart w:id="12" w:name="fldLineDiscount"/>
+            <w:bookmarkEnd w:id="12"/>
+            <w:r>
+              <w:rPr>
+                <w:rFonts w:cs="David" w:hint="cs"/>
+                <w:b/>
+                <w:bCs/>
+                <w:sz w:val="28"/>
+                <w:szCs w:val="28"/>
+                <w:rtl/>
+              </w:rPr>
+              <w:t>{</w:t>
+            </w:r>
+            <w:proofErr w:type="spellStart"/>
+            <w:r>
+              <w:rPr>
+                <w:rFonts w:cs="David" w:hint="cs"/>
+                <w:b/>
+                <w:bCs/>
+                <w:sz w:val="28"/>
+                <w:szCs w:val="28"/>
+                <w:rtl/>
+              </w:rPr>
+              <w:t>lineDiscountPercent</w:t>
+            </w:r>
+            <w:proofErr w:type="spellEnd"/>
+            <w:r>
+              <w:rPr>
+                <w:rFonts w:cs="David" w:hint="cs"/>
+                <w:b/>
+                <w:bCs/>
+                <w:sz w:val="28"/>
+                <w:szCs w:val="28"/>
+                <w:rtl/>
+              </w:rPr>
+              <w:t>}</w:t>
+            </w:r>
+          </w:p>
+        </w:tc>
+        <w:tc>
+          <w:tcPr>
+            <w:tcW w:w="2266" w:type="dxa"/>
+            <w:tcBorders>
+              <w:top w:val="single" w:sz="4" w:space="0" w:color="auto"/>
+              <w:left w:val="single" w:sz="4" w:space="0" w:color="auto"/>
+              <w:bottom w:val="single" w:sz="4" w:space="0" w:color="auto"/>
+              <w:right w:val="single" w:sz="4" w:space="0" w:color="auto"/>
+            </w:tcBorders>
+          </w:tcPr>
+          <w:p>
+            <w:pPr>
+              <w:rPr>
+                <w:rFonts w:cs="David"/>
+                <w:b/>
+                <w:bCs/>
+                <w:sz w:val="28"/>
+                <w:szCs w:val="28"/>
+                <w:rtl/>
+              </w:rPr>
+            </w:pPr>
+            <w:bookmarkStart w:id="13" w:name="fldLineTotal"/>
+            <w:bookmarkEnd w:id="13"/>
+            <w:r>
+              <w:rPr>
+                <w:rFonts w:cs="David" w:hint="cs"/>
+                <w:b/>
+                <w:bCs/>
+                <w:sz w:val="28"/>
+                <w:szCs w:val="28"/>
+                <w:rtl/>
+              </w:rPr>
+              <w:t>{</w:t>
+            </w:r>
+            <w:proofErr w:type="spellStart"/>
+            <w:r>
+              <w:rPr>
+                <w:rFonts w:cs="David" w:hint="cs"/>
+                <w:b/>
+                <w:bCs/>
+                <w:sz w:val="28"/>
+                <w:szCs w:val="28"/>
+                <w:rtl/>
+              </w:rPr>
+              <w:t>lineTotal</w:t>
+            </w:r>
+            <w:proofErr w:type="spellEnd"/>
+            <w:r>
+              <w:rPr>
+                <w:rFonts w:cs="David" w:hint="cs"/>
+                <w:b/>
+                <w:bCs/>
+                <w:sz w:val="28"/>
+                <w:szCs w:val="28"/>
+                <w:rtl/>
+              </w:rPr>
+              <w:t>}{/</w:t>
+            </w:r>
+            <w:proofErr w:type="spellStart"/>
+            <w:r>
+              <w:rPr>
+                <w:rFonts w:cs="David" w:hint="cs"/>
+                <w:b/>
+                <w:bCs/>
+                <w:sz w:val="28"/>
+                <w:szCs w:val="28"/>
+                <w:rtl/>
+              </w:rPr>
+              <w:t>items</w:t>
+            </w:r>
+            <w:proofErr w:type="spellEnd"/>
+            <w:r>
+              <w:rPr>
+                <w:rFonts w:cs="David" w:hint="cs"/>
+                <w:b/>
+                <w:bCs/>
+                <w:sz w:val="28"/>
+                <w:szCs w:val="28"/>
+                <w:rtl/>
+              </w:rPr>
+              <w:t>}</w:t>
+            </w:r>
+          </w:p>
+        </w:tc>
+      </w:tr>
+    </w:tbl>
+    <w:p>
+      <w:pPr>
+        <w:rPr>
+          <w:rFonts w:cs="David"/>
+          <w:vanish/>
+          <w:sz w:val="28"/>
+          <w:szCs w:val="28"/>
+          <w:rtl/>
+        </w:rPr>
+      </w:pPr>
+    </w:p>
+    <w:tbl>
+      <w:tblPr>
+        <w:tblpPr w:leftFromText="180" w:rightFromText="180" w:vertAnchor="text" w:horzAnchor="page" w:tblpX="67" w:tblpY="199"/>
+        <w:bidiVisual/>
+        <w:tblW w:w="0" w:type="auto"/>
+        <w:tblBorders>
+          <w:top w:val="single" w:sz="4" w:space="0" w:color="auto"/>
+          <w:left w:val="single" w:sz="4" w:space="0" w:color="auto"/>
+          <w:bottom w:val="single" w:sz="4" w:space="0" w:color="auto"/>
+          <w:right w:val="single" w:sz="4" w:space="0" w:color="auto"/>
+          <w:insideH w:val="single" w:sz="4" w:space="0" w:color="auto"/>
+          <w:insideV w:val="single" w:sz="4" w:space="0" w:color="auto"/>
+        </w:tblBorders>
+        <w:tblLook w:val="04A0" w:firstRow="1" w:lastRow="0" w:firstColumn="1" w:lastColumn="0" w:noHBand="0" w:noVBand="1"/>
+      </w:tblPr>
+      <w:tblGrid>
+        <w:gridCol w:w="1764"/>
+        <w:gridCol w:w="3145"/>
+      </w:tblGrid>
+      <w:tr>
+        <w:tc>
+          <w:tcPr>
+            <w:tcW w:w="1764" w:type="dxa"/>
+            <w:tcBorders>
+              <w:top w:val="single" w:sz="4" w:space="0" w:color="auto"/>
+              <w:left w:val="single" w:sz="4" w:space="0" w:color="auto"/>
+              <w:bottom w:val="single" w:sz="4" w:space="0" w:color="auto"/>
+              <w:right w:val="single" w:sz="4" w:space="0" w:color="auto"/>
+            </w:tcBorders>
+            <w:hideMark/>
+          </w:tcPr>
+          <w:p>
+            <w:pPr>
+              <w:rPr>
+                <w:rFonts w:cs="David"/>
+                <w:b/>
+                <w:bCs/>
+                <w:sz w:val="28"/>
+                <w:szCs w:val="28"/>
+              </w:rPr>
+            </w:pPr>
+            <w:r>
+              <w:rPr>
+                <w:rFonts w:cs="David"/>
+                <w:b/>
+                <w:bCs/>
+                <w:sz w:val="28"/>
+                <w:szCs w:val="28"/>
+                <w:rtl/>
+              </w:rPr>
+              <w:t>% הנחה</w:t>
+            </w:r>
+            <w:r>
+              <w:rPr>
+                <w:rFonts w:cs="David"/>
+                <w:b/>
+                <w:bCs/>
+                <w:sz w:val="28"/>
+                <w:szCs w:val="28"/>
+                <w:rtl/>
+              </w:rPr>
+              <w:br/>
+            </w:r>
+          </w:p>
+        </w:tc>
+        <w:tc>
+          <w:tcPr>
+            <w:tcW w:w="2414" w:type="dxa"/>
+            <w:tcBorders>
+              <w:top w:val="single" w:sz="4" w:space="0" w:color="auto"/>
+              <w:left w:val="single" w:sz="4" w:space="0" w:color="auto"/>
+              <w:bottom w:val="single" w:sz="4" w:space="0" w:color="auto"/>
+              <w:right w:val="single" w:sz="4" w:space="0" w:color="auto"/>
+            </w:tcBorders>
+          </w:tcPr>
+          <w:p>
+            <w:pPr>
+              <w:rPr>
+                <w:rFonts w:cs="David"/>
+                <w:b/>
+                <w:bCs/>
+                <w:sz w:val="28"/>
+                <w:szCs w:val="28"/>
+                <w:rtl/>
+              </w:rPr>
+            </w:pPr>
+            <w:bookmarkStart w:id="14" w:name="fldDiscount"/>
+            <w:bookmarkEnd w:id="14"/>
+            <w:r>
+              <w:rPr>
+                <w:rFonts w:cs="David" w:hint="cs"/>
+                <w:b/>
+                <w:bCs/>
+                <w:sz w:val="28"/>
+                <w:szCs w:val="28"/>
+                <w:rtl/>
+              </w:rPr>
+              <w:t>{</w:t>
+            </w:r>
+            <w:proofErr w:type="spellStart"/>
+            <w:r>
+              <w:rPr>
+                <w:rFonts w:cs="David" w:hint="cs"/>
+                <w:b/>
+                <w:bCs/>
+                <w:sz w:val="28"/>
+                <w:szCs w:val="28"/>
+                <w:rtl/>
+              </w:rPr>
+              <w:t>discountPercent</w:t>
+            </w:r>
+            <w:proofErr w:type="spellEnd"/>
+            <w:r>
+              <w:rPr>
+                <w:rFonts w:cs="David" w:hint="cs"/>
+                <w:b/>
+                <w:bCs/>
+                <w:sz w:val="28"/>
+                <w:szCs w:val="28"/>
+                <w:rtl/>
+              </w:rPr>
+              <w:t>}</w:t>
+            </w:r>
+          </w:p>
+        </w:tc>
+      </w:tr>
+      <w:tr>
+        <w:tc>
+          <w:tcPr>
+            <w:tcW w:w="1764" w:type="dxa"/>
+            <w:tcBorders>
+              <w:top w:val="single" w:sz="4" w:space="0" w:color="auto"/>
+              <w:left w:val="single" w:sz="4" w:space="0" w:color="auto"/>
+              <w:bottom w:val="single" w:sz="4" w:space="0" w:color="auto"/>
+              <w:right w:val="single" w:sz="4" w:space="0" w:color="auto"/>
+            </w:tcBorders>
+            <w:hideMark/>
           </w:tcPr>
           <w:p>
             <w:pPr>
@@ -2571,6 +2366,42 @@
             </w:pPr>
             <w:r>
               <w:rPr>
+                <w:rFonts w:cs="David"/>
+                <w:b/>
+                <w:bCs/>
+                <w:sz w:val="28"/>
+                <w:szCs w:val="28"/>
+                <w:rtl/>
+              </w:rPr>
+              <w:t>סה"כ לאחר הנחה</w:t>
+            </w:r>
+          </w:p>
+        </w:tc>
+        <w:tc>
+          <w:tcPr>
+            <w:tcW w:w="2414" w:type="dxa"/>
+            <w:tcBorders>
+              <w:top w:val="single" w:sz="4" w:space="0" w:color="auto"/>
+              <w:left w:val="single" w:sz="4" w:space="0" w:color="auto"/>
+              <w:bottom w:val="single" w:sz="4" w:space="0" w:color="auto"/>
+              <w:right w:val="single" w:sz="4" w:space="0" w:color="auto"/>
+            </w:tcBorders>
+          </w:tcPr>
+          <w:p>
+            <w:pPr>
+              <w:rPr>
+                <w:rFonts w:cs="David"/>
+                <w:b/>
+                <w:bCs/>
+                <w:sz w:val="28"/>
+                <w:szCs w:val="28"/>
+                <w:rtl/>
+              </w:rPr>
+            </w:pPr>
+            <w:bookmarkStart w:id="15" w:name="fldTotalAfterDiscount"/>
+            <w:bookmarkEnd w:id="15"/>
+            <w:r>
+              <w:rPr>
                 <w:rFonts w:cs="David" w:hint="cs"/>
                 <w:b/>
                 <w:bCs/>
@@ -2578,13 +2409,46 @@
                 <w:szCs w:val="28"/>
                 <w:rtl/>
               </w:rPr>
-              <w:t xml:space="preserve">{#items}{lineNumber}</w:t>
+              <w:t>{</w:t>
+            </w:r>
+            <w:proofErr w:type="spellStart"/>
+            <w:r>
+              <w:rPr>
+                <w:rFonts w:cs="David" w:hint="cs"/>
+                <w:b/>
+                <w:bCs/>
+                <w:sz w:val="28"/>
+                <w:szCs w:val="28"/>
+                <w:rtl/>
+              </w:rPr>
+              <w:t>subtotalAfterDiscount</w:t>
+            </w:r>
+            <w:proofErr w:type="spellEnd"/>
+            <w:r>
+              <w:rPr>
+                <w:rFonts w:cs="David" w:hint="cs"/>
+                <w:b/>
+                <w:bCs/>
+                <w:sz w:val="28"/>
+                <w:szCs w:val="28"/>
+                <w:rtl/>
+              </w:rPr>
+              <w:t>}</w:t>
             </w:r>
           </w:p>
         </w:tc>
+      </w:tr>
+      <w:tr>
         <w:tc>
           <w:tcPr>
-            <w:tcW w:w="911" w:type="dxa"/>
+            <w:tcW w:w="1764" w:type="dxa"/>
+            <w:tcBorders>
+              <w:top w:val="single" w:sz="4" w:space="0" w:color="auto"/>
+              <w:left w:val="single" w:sz="4" w:space="0" w:color="auto"/>
+              <w:bottom w:val="single" w:sz="4" w:space="0" w:color="auto"/>
+              <w:right w:val="single" w:sz="4" w:space="0" w:color="auto"/>
+            </w:tcBorders>
+            <w:hideMark/>
           </w:tcPr>
           <w:p>
             <w:pPr>
@@ -2599,6 +2463,42 @@
             </w:pPr>
             <w:r>
               <w:rPr>
+                <w:rFonts w:cs="David"/>
+                <w:b/>
+                <w:bCs/>
+                <w:sz w:val="28"/>
+                <w:szCs w:val="28"/>
+                <w:rtl/>
+              </w:rPr>
+              <w:t>מע"מ 18%</w:t>
+            </w:r>
+          </w:p>
+        </w:tc>
+        <w:tc>
+          <w:tcPr>
+            <w:tcW w:w="2414" w:type="dxa"/>
+            <w:tcBorders>
+              <w:top w:val="single" w:sz="4" w:space="0" w:color="auto"/>
+              <w:left w:val="single" w:sz="4" w:space="0" w:color="auto"/>
+              <w:bottom w:val="single" w:sz="4" w:space="0" w:color="auto"/>
+              <w:right w:val="single" w:sz="4" w:space="0" w:color="auto"/>
+            </w:tcBorders>
+          </w:tcPr>
+          <w:p>
+            <w:pPr>
+              <w:rPr>
+                <w:rFonts w:cs="David"/>
+                <w:b/>
+                <w:bCs/>
+                <w:sz w:val="28"/>
+                <w:szCs w:val="28"/>
+                <w:rtl/>
+              </w:rPr>
+            </w:pPr>
+            <w:bookmarkStart w:id="16" w:name="fldMAAM"/>
+            <w:bookmarkEnd w:id="16"/>
+            <w:r>
+              <w:rPr>
                 <w:rFonts w:cs="David" w:hint="cs"/>
                 <w:b/>
                 <w:bCs/>
@@ -2606,13 +2506,46 @@
                 <w:szCs w:val="28"/>
                 <w:rtl/>
               </w:rPr>
-              <w:t xml:space="preserve">{itemCode}</w:t>
+              <w:t>{</w:t>
+            </w:r>
+            <w:proofErr w:type="spellStart"/>
+            <w:r>
+              <w:rPr>
+                <w:rFonts w:cs="David" w:hint="cs"/>
+                <w:b/>
+                <w:bCs/>
+                <w:sz w:val="28"/>
+                <w:szCs w:val="28"/>
+                <w:rtl/>
+              </w:rPr>
+              <w:t>vatAmount</w:t>
+            </w:r>
+            <w:proofErr w:type="spellEnd"/>
+            <w:r>
+              <w:rPr>
+                <w:rFonts w:cs="David" w:hint="cs"/>
+                <w:b/>
+                <w:bCs/>
+                <w:sz w:val="28"/>
+                <w:szCs w:val="28"/>
+                <w:rtl/>
+              </w:rPr>
+              <w:t>}</w:t>
             </w:r>
           </w:p>
         </w:tc>
+      </w:tr>
+      <w:tr>
         <w:tc>
           <w:tcPr>
-            <w:tcW w:w="3142" w:type="dxa"/>
+            <w:tcW w:w="1764" w:type="dxa"/>
+            <w:tcBorders>
+              <w:top w:val="single" w:sz="4" w:space="0" w:color="auto"/>
+              <w:left w:val="single" w:sz="4" w:space="0" w:color="auto"/>
+              <w:bottom w:val="single" w:sz="4" w:space="0" w:color="auto"/>
+              <w:right w:val="single" w:sz="4" w:space="0" w:color="auto"/>
+            </w:tcBorders>
+            <w:hideMark/>
           </w:tcPr>
           <w:p>
             <w:pPr>
@@ -2627,20 +2560,26 @@
             </w:pPr>
             <w:r>
               <w:rPr>
-                <w:rFonts w:cs="David" w:hint="cs"/>
+                <w:rFonts w:cs="David"/>
                 <w:b/>
                 <w:bCs/>
                 <w:sz w:val="28"/>
                 <w:szCs w:val="28"/>
                 <w:rtl/>
               </w:rPr>
-              <w:t xml:space="preserve">{description}</w:t>
+              <w:t xml:space="preserve">סה"כ לתשלום </w:t>
             </w:r>
           </w:p>
         </w:tc>
         <w:tc>
           <w:tcPr>
-            <w:tcW w:w="851" w:type="dxa"/>
+            <w:tcW w:w="2414" w:type="dxa"/>
+            <w:tcBorders>
+              <w:top w:val="single" w:sz="4" w:space="0" w:color="auto"/>
+              <w:left w:val="single" w:sz="4" w:space="0" w:color="auto"/>
+              <w:bottom w:val="single" w:sz="4" w:space="0" w:color="auto"/>
+              <w:right w:val="single" w:sz="4" w:space="0" w:color="auto"/>
+            </w:tcBorders>
           </w:tcPr>
           <w:p>
             <w:pPr>
@@ -2653,6 +2592,8 @@
                 <w:rtl/>
               </w:rPr>
             </w:pPr>
+            <w:bookmarkStart w:id="17" w:name="fldTotalAfterMaaM"/>
+            <w:bookmarkEnd w:id="17"/>
             <w:r>
               <w:rPr>
                 <w:rFonts w:cs="David" w:hint="cs"/>
@@ -2662,25 +2603,9 @@
                 <w:szCs w:val="28"/>
                 <w:rtl/>
               </w:rPr>
-              <w:t xml:space="preserve">{quantity}</w:t>
+              <w:t>{</w:t>
             </w:r>
-          </w:p>
-        </w:tc>
-        <w:tc>
-          <w:tcPr>
-            <w:tcW w:w="1177" w:type="dxa"/>
-          </w:tcPr>
-          <w:p>
-            <w:pPr>
-              <w:rPr>
-                <w:rFonts w:cs="David"/>
-                <w:b/>
-                <w:bCs/>
-                <w:sz w:val="28"/>
-                <w:szCs w:val="28"/>
-                <w:rtl/>
-              </w:rPr>
-            </w:pPr>
+            <w:proofErr w:type="spellStart"/>
             <w:r>
               <w:rPr>
                 <w:rFonts w:cs="David" w:hint="cs"/>
@@ -2690,25 +2615,9 @@
                 <w:szCs w:val="28"/>
                 <w:rtl/>
               </w:rPr>
-              <w:t xml:space="preserve">{unitPrice}</w:t>
+              <w:t>totalAmount</w:t>
             </w:r>
-          </w:p>
-        </w:tc>
-        <w:tc>
-          <w:tcPr>
-            <w:tcW w:w="1764" w:type="dxa"/>
-          </w:tcPr>
-          <w:p>
-            <w:pPr>
-              <w:rPr>
-                <w:rFonts w:cs="David" w:hint="cs"/>
-                <w:b/>
-                <w:bCs/>
-                <w:sz w:val="28"/>
-                <w:szCs w:val="28"/>
-                <w:rtl/>
-              </w:rPr>
-            </w:pPr>
+            <w:proofErr w:type="spellEnd"/>
             <w:r>
               <w:rPr>
                 <w:rFonts w:cs="David" w:hint="cs"/>
@@ -2718,230 +2627,7 @@
                 <w:szCs w:val="28"/>
                 <w:rtl/>
               </w:rPr>
-              <w:t xml:space="preserve">{lineTotal}{/items}</w:t>
-            </w:r>
-          </w:p>
-        </w:tc>
-      </w:tr>
-    </w:tbl>
-    <w:p>
-      <w:pPr>
-        <w:rPr>
-          <w:vanish/>
-        </w:rPr>
-      </w:pPr>
-    </w:p>
-    <w:tbl>
-      <w:tblPr>
-        <w:tblpPr w:leftFromText="180" w:rightFromText="180" w:vertAnchor="text" w:horzAnchor="page" w:tblpX="2434" w:tblpY="249"/>
-        <w:bidiVisual/>
-        <w:tblW w:w="0" w:type="auto"/>
-        <w:tblBorders>
-          <w:top w:val="single" w:sz="4" w:space="0" w:color="auto"/>
-          <w:left w:val="single" w:sz="4" w:space="0" w:color="auto"/>
-          <w:bottom w:val="single" w:sz="4" w:space="0" w:color="auto"/>
-          <w:right w:val="single" w:sz="4" w:space="0" w:color="auto"/>
-          <w:insideH w:val="single" w:sz="4" w:space="0" w:color="auto"/>
-          <w:insideV w:val="single" w:sz="4" w:space="0" w:color="auto"/>
-        </w:tblBorders>
-        <w:tblLook w:val="04A0" w:firstRow="1" w:lastRow="0" w:firstColumn="1" w:lastColumn="0" w:noHBand="0" w:noVBand="1"/>
-      </w:tblPr>
-      <w:tblGrid>
-        <w:gridCol w:w="1764"/>
-        <w:gridCol w:w="1764"/>
-      </w:tblGrid>
-      <w:tr>
-        <w:tc>
-          <w:tcPr>
-            <w:tcW w:w="1764" w:type="dxa"/>
-          </w:tcPr>
-          <w:p>
-            <w:pPr>
-              <w:rPr>
-                <w:rFonts w:cs="David"/>
-                <w:b/>
-                <w:bCs/>
-                <w:sz w:val="28"/>
-                <w:szCs w:val="28"/>
-                <w:rtl/>
-              </w:rPr>
-            </w:pPr>
-            <w:r>
-              <w:rPr>
-                <w:rFonts w:cs="David" w:hint="cs"/>
-                <w:b/>
-                <w:bCs/>
-                <w:sz w:val="28"/>
-                <w:szCs w:val="28"/>
-                <w:rtl/>
-              </w:rPr>
-              <w:t>סה"כ</w:t>
-            </w:r>
-          </w:p>
-        </w:tc>
-        <w:tc>
-          <w:tcPr>
-            <w:tcW w:w="1764" w:type="dxa"/>
-          </w:tcPr>
-          <w:p>
-            <w:pPr>
-              <w:rPr>
-                <w:rFonts w:cs="David"/>
-                <w:b/>
-                <w:bCs/>
-                <w:sz w:val="28"/>
-                <w:szCs w:val="28"/>
-                <w:rtl/>
-              </w:rPr>
-            </w:pPr>
-            <w:r>
-              <w:rPr>
-                <w:rFonts w:cs="David" w:hint="cs"/>
-                <w:b/>
-                <w:bCs/>
-                <w:sz w:val="28"/>
-                <w:szCs w:val="28"/>
-                <w:rtl/>
-              </w:rPr>
-              <w:t xml:space="preserve">{subtotalAfterDiscount}</w:t>
-            </w:r>
-          </w:p>
-        </w:tc>
-      </w:tr>
-      <w:tr>
-        <w:tc>
-          <w:tcPr>
-            <w:tcW w:w="1764" w:type="dxa"/>
-          </w:tcPr>
-          <w:p>
-            <w:pPr>
-              <w:rPr>
-                <w:rFonts w:cs="David"/>
-                <w:b/>
-                <w:bCs/>
-                <w:sz w:val="28"/>
-                <w:szCs w:val="28"/>
-                <w:rtl/>
-              </w:rPr>
-            </w:pPr>
-            <w:r>
-              <w:rPr>
-                <w:rFonts w:cs="David" w:hint="cs"/>
-                <w:b/>
-                <w:bCs/>
-                <w:sz w:val="28"/>
-                <w:szCs w:val="28"/>
-                <w:rtl/>
-              </w:rPr>
-              <w:t>מע"מ 1</w:t>
-            </w:r>
-            <w:r>
-              <w:rPr>
-                <w:rFonts w:cs="David" w:hint="cs"/>
-                <w:b/>
-                <w:bCs/>
-                <w:sz w:val="28"/>
-                <w:szCs w:val="28"/>
-                <w:rtl/>
-              </w:rPr>
-              <w:t>8</w:t>
-            </w:r>
-            <w:r>
-              <w:rPr>
-                <w:rFonts w:cs="David" w:hint="cs"/>
-                <w:b/>
-                <w:bCs/>
-                <w:sz w:val="28"/>
-                <w:szCs w:val="28"/>
-                <w:rtl/>
-              </w:rPr>
-              <w:t>%</w:t>
-            </w:r>
-          </w:p>
-        </w:tc>
-        <w:tc>
-          <w:tcPr>
-            <w:tcW w:w="1764" w:type="dxa"/>
-          </w:tcPr>
-          <w:p>
-            <w:pPr>
-              <w:rPr>
-                <w:rFonts w:cs="David"/>
-                <w:b/>
-                <w:bCs/>
-                <w:sz w:val="28"/>
-                <w:szCs w:val="28"/>
-                <w:rtl/>
-              </w:rPr>
-            </w:pPr>
-            <w:r>
-              <w:rPr>
-                <w:rFonts w:cs="David" w:hint="cs"/>
-                <w:b/>
-                <w:bCs/>
-                <w:sz w:val="28"/>
-                <w:szCs w:val="28"/>
-                <w:rtl/>
-              </w:rPr>
-              <w:t xml:space="preserve">{vatAmount}</w:t>
-            </w:r>
-          </w:p>
-        </w:tc>
-      </w:tr>
-      <w:tr>
-        <w:tc>
-          <w:tcPr>
-            <w:tcW w:w="1764" w:type="dxa"/>
-          </w:tcPr>
-          <w:p>
-            <w:pPr>
-              <w:rPr>
-                <w:rFonts w:cs="David"/>
-                <w:b/>
-                <w:bCs/>
-                <w:sz w:val="28"/>
-                <w:szCs w:val="28"/>
-                <w:rtl/>
-              </w:rPr>
-            </w:pPr>
-            <w:r>
-              <w:rPr>
-                <w:rFonts w:cs="David" w:hint="cs"/>
-                <w:b/>
-                <w:bCs/>
-                <w:sz w:val="28"/>
-                <w:szCs w:val="28"/>
-                <w:rtl/>
-              </w:rPr>
-              <w:t xml:space="preserve">סה"כ לתשלום </w:t>
-            </w:r>
-          </w:p>
-        </w:tc>
-        <w:tc>
-          <w:tcPr>
-            <w:tcW w:w="1764" w:type="dxa"/>
-          </w:tcPr>
-          <w:p>
-            <w:pPr>
-              <w:rPr>
-                <w:rFonts w:cs="David"/>
-                <w:b/>
-                <w:bCs/>
-                <w:sz w:val="28"/>
-                <w:szCs w:val="28"/>
-                <w:rtl/>
-              </w:rPr>
-            </w:pPr>
-            <w:r>
-              <w:rPr>
-                <w:rFonts w:cs="David" w:hint="cs"/>
-                <w:b/>
-                <w:bCs/>
-                <w:sz w:val="28"/>
-                <w:szCs w:val="28"/>
-                <w:rtl/>
-              </w:rPr>
-              <w:t xml:space="preserve">{totalAmount}</w:t>
+              <w:t>}</w:t>
             </w:r>
           </w:p>
         </w:tc>

--- a/apps/api/templates/פ-ראדון-הצעת-מחיר-לערכת-ראדון-קצרת-טווח.docx
+++ b/apps/api/templates/פ-ראדון-הצעת-מחיר-לערכת-ראדון-קצרת-טווח.docx
@@ -1486,24 +1486,12 @@
         </w:rPr>
       </w:pPr>
     </w:p>
-    <w:p>
-      <w:pPr>
-        <w:rPr>
-          <w:vanish/>
-        </w:rPr>
-      </w:pPr>
-      <w:r>
-        <w:rPr>
-          <w:vanish/>
-        </w:rPr>
-        <w:t xml:space="preserve">{#hasDiscount}</w:t>
-      </w:r>
-    </w:p>
     <w:tbl>
       <w:tblPr>
         <w:bidiVisual/>
-        <w:tblW w:w="10466" w:type="dxa"/>
-        <w:tblLayout w:type="fixed"/>
+        <w:tblW w:w="0" w:type="auto"/>
+        <w:tblLayout w:type="autofit"/>
+        <w:jc w:val="right"/>
         <w:tblBorders>
           <w:top w:val="single" w:sz="4" w:space="0" w:color="auto"/>
           <w:left w:val="single" w:sz="4" w:space="0" w:color="auto"/>
@@ -1515,30 +1503,23 @@
         <w:tblLook w:val="04A0" w:firstRow="1" w:lastRow="0" w:firstColumn="1" w:lastColumn="0" w:noHBand="0" w:noVBand="1"/>
       </w:tblPr>
       <w:tblGrid>
-        <w:gridCol w:w="700"/>
-        <w:gridCol w:w="900"/>
-        <w:gridCol w:w="2900"/>
-        <w:gridCol w:w="900"/>
-        <w:gridCol w:w="1400"/>
-        <w:gridCol w:w="1400"/>
-        <w:gridCol w:w="2266"/>
+        <w:gridCol/>
+        <w:gridCol/>
+        <w:gridCol/>
+        <w:gridCol/>
+        <w:gridCol/>
+        <w:gridCol/>
+        <w:gridCol/>
       </w:tblGrid>
       <w:tr>
         <w:tc>
           <w:tcPr>
-            <w:tcW w:w="700" w:type="dxa"/>
-            <w:tcBorders>
-              <w:top w:val="single" w:sz="4" w:space="0" w:color="auto"/>
-              <w:left w:val="single" w:sz="4" w:space="0" w:color="auto"/>
-              <w:bottom w:val="single" w:sz="4" w:space="0" w:color="auto"/>
-              <w:right w:val="single" w:sz="4" w:space="0" w:color="auto"/>
-            </w:tcBorders>
-            <w:hideMark/>
+            <w:tcW w:w="0" w:type="auto"/>
           </w:tcPr>
           <w:p>
             <w:pPr>
               <w:rPr>
-                <w:rFonts w:cs="David"/>
+                <w:rFonts w:cs="David" w:hint="cs"/>
                 <w:b/>
                 <w:bCs/>
                 <w:sz w:val="28"/>
@@ -1548,7 +1529,7 @@
             </w:pPr>
             <w:r>
               <w:rPr>
-                <w:rFonts w:cs="David"/>
+                <w:rFonts w:cs="David" w:hint="cs"/>
                 <w:b/>
                 <w:bCs/>
                 <w:sz w:val="28"/>
@@ -1561,19 +1542,12 @@
         </w:tc>
         <w:tc>
           <w:tcPr>
-            <w:tcW w:w="900" w:type="dxa"/>
-            <w:tcBorders>
-              <w:top w:val="single" w:sz="4" w:space="0" w:color="auto"/>
-              <w:left w:val="single" w:sz="4" w:space="0" w:color="auto"/>
-              <w:bottom w:val="single" w:sz="4" w:space="0" w:color="auto"/>
-              <w:right w:val="single" w:sz="4" w:space="0" w:color="auto"/>
-            </w:tcBorders>
-            <w:hideMark/>
+            <w:tcW w:w="0" w:type="auto"/>
           </w:tcPr>
           <w:p>
             <w:pPr>
               <w:rPr>
-                <w:rFonts w:cs="David"/>
+                <w:rFonts w:cs="David" w:hint="cs"/>
                 <w:b/>
                 <w:bCs/>
                 <w:sz w:val="28"/>
@@ -1583,7 +1557,7 @@
             </w:pPr>
             <w:r>
               <w:rPr>
-                <w:rFonts w:cs="David"/>
+                <w:rFonts w:cs="David" w:hint="cs"/>
                 <w:b/>
                 <w:bCs/>
                 <w:sz w:val="28"/>
@@ -1596,19 +1570,12 @@
         </w:tc>
         <w:tc>
           <w:tcPr>
-            <w:tcW w:w="2900" w:type="dxa"/>
-            <w:tcBorders>
-              <w:top w:val="single" w:sz="4" w:space="0" w:color="auto"/>
-              <w:left w:val="single" w:sz="4" w:space="0" w:color="auto"/>
-              <w:bottom w:val="single" w:sz="4" w:space="0" w:color="auto"/>
-              <w:right w:val="single" w:sz="4" w:space="0" w:color="auto"/>
-            </w:tcBorders>
-            <w:hideMark/>
+            <w:tcW w:w="0" w:type="auto"/>
           </w:tcPr>
           <w:p>
             <w:pPr>
               <w:rPr>
-                <w:rFonts w:cs="David"/>
+                <w:rFonts w:cs="David" w:hint="cs"/>
                 <w:b/>
                 <w:bCs/>
                 <w:sz w:val="28"/>
@@ -1618,7 +1585,7 @@
             </w:pPr>
             <w:r>
               <w:rPr>
-                <w:rFonts w:cs="David"/>
+                <w:rFonts w:cs="David" w:hint="cs"/>
                 <w:b/>
                 <w:bCs/>
                 <w:sz w:val="28"/>
@@ -1631,19 +1598,12 @@
         </w:tc>
         <w:tc>
           <w:tcPr>
-            <w:tcW w:w="900" w:type="dxa"/>
-            <w:tcBorders>
-              <w:top w:val="single" w:sz="4" w:space="0" w:color="auto"/>
-              <w:left w:val="single" w:sz="4" w:space="0" w:color="auto"/>
-              <w:bottom w:val="single" w:sz="4" w:space="0" w:color="auto"/>
-              <w:right w:val="single" w:sz="4" w:space="0" w:color="auto"/>
-            </w:tcBorders>
-            <w:hideMark/>
+            <w:tcW w:w="0" w:type="auto"/>
           </w:tcPr>
           <w:p>
             <w:pPr>
               <w:rPr>
-                <w:rFonts w:cs="David"/>
+                <w:rFonts w:cs="David" w:hint="cs"/>
                 <w:b/>
                 <w:bCs/>
                 <w:sz w:val="28"/>
@@ -1653,7 +1613,7 @@
             </w:pPr>
             <w:r>
               <w:rPr>
-                <w:rFonts w:cs="David"/>
+                <w:rFonts w:cs="David" w:hint="cs"/>
                 <w:b/>
                 <w:bCs/>
                 <w:sz w:val="28"/>
@@ -1666,19 +1626,12 @@
         </w:tc>
         <w:tc>
           <w:tcPr>
-            <w:tcW w:w="1400" w:type="dxa"/>
-            <w:tcBorders>
-              <w:top w:val="single" w:sz="4" w:space="0" w:color="auto"/>
-              <w:left w:val="single" w:sz="4" w:space="0" w:color="auto"/>
-              <w:bottom w:val="single" w:sz="4" w:space="0" w:color="auto"/>
-              <w:right w:val="single" w:sz="4" w:space="0" w:color="auto"/>
-            </w:tcBorders>
-            <w:hideMark/>
+            <w:tcW w:w="0" w:type="auto"/>
           </w:tcPr>
           <w:p>
             <w:pPr>
               <w:rPr>
-                <w:rFonts w:cs="David"/>
+                <w:rFonts w:cs="David" w:hint="cs"/>
                 <w:b/>
                 <w:bCs/>
                 <w:sz w:val="28"/>
@@ -1688,7 +1641,7 @@
             </w:pPr>
             <w:r>
               <w:rPr>
-                <w:rFonts w:cs="David"/>
+                <w:rFonts w:cs="David" w:hint="cs"/>
                 <w:b/>
                 <w:bCs/>
                 <w:sz w:val="28"/>
@@ -1701,19 +1654,12 @@
         </w:tc>
         <w:tc>
           <w:tcPr>
-            <w:tcW w:w="1400" w:type="dxa"/>
-            <w:tcBorders>
-              <w:top w:val="single" w:sz="4" w:space="0" w:color="auto"/>
-              <w:left w:val="single" w:sz="4" w:space="0" w:color="auto"/>
-              <w:bottom w:val="single" w:sz="4" w:space="0" w:color="auto"/>
-              <w:right w:val="single" w:sz="4" w:space="0" w:color="auto"/>
-            </w:tcBorders>
-            <w:hideMark/>
+            <w:tcW w:w="0" w:type="auto"/>
           </w:tcPr>
           <w:p>
             <w:pPr>
               <w:rPr>
-                <w:rFonts w:cs="David"/>
+                <w:rFonts w:cs="David" w:hint="cs"/>
                 <w:b/>
                 <w:bCs/>
                 <w:sz w:val="28"/>
@@ -1723,7 +1669,7 @@
             </w:pPr>
             <w:r>
               <w:rPr>
-                <w:rFonts w:cs="David"/>
+                <w:rFonts w:cs="David" w:hint="cs"/>
                 <w:b/>
                 <w:bCs/>
                 <w:sz w:val="28"/>
@@ -1736,18 +1682,12 @@
         </w:tc>
         <w:tc>
           <w:tcPr>
-            <w:tcW w:w="2266" w:type="dxa"/>
-            <w:tcBorders>
-              <w:top w:val="single" w:sz="4" w:space="0" w:color="auto"/>
-              <w:left w:val="single" w:sz="4" w:space="0" w:color="auto"/>
-              <w:bottom w:val="single" w:sz="4" w:space="0" w:color="auto"/>
-              <w:right w:val="single" w:sz="4" w:space="0" w:color="auto"/>
-            </w:tcBorders>
+            <w:tcW w:w="0" w:type="auto"/>
           </w:tcPr>
           <w:p>
             <w:pPr>
               <w:rPr>
-                <w:rFonts w:cs="David"/>
+                <w:rFonts w:cs="David" w:hint="cs"/>
                 <w:b/>
                 <w:bCs/>
                 <w:sz w:val="28"/>
@@ -1757,7 +1697,7 @@
             </w:pPr>
             <w:r>
               <w:rPr>
-                <w:rFonts w:cs="David"/>
+                <w:rFonts w:cs="David" w:hint="cs"/>
                 <w:b/>
                 <w:bCs/>
                 <w:sz w:val="28"/>
@@ -1770,7 +1710,7 @@
           <w:p>
             <w:pPr>
               <w:rPr>
-                <w:rFonts w:cs="David"/>
+                <w:rFonts w:cs="David" w:hint="cs"/>
                 <w:b/>
                 <w:bCs/>
                 <w:sz w:val="28"/>
@@ -1784,18 +1724,12 @@
       <w:tr>
         <w:tc>
           <w:tcPr>
-            <w:tcW w:w="700" w:type="dxa"/>
-            <w:tcBorders>
-              <w:top w:val="single" w:sz="4" w:space="0" w:color="auto"/>
-              <w:left w:val="single" w:sz="4" w:space="0" w:color="auto"/>
-              <w:bottom w:val="single" w:sz="4" w:space="0" w:color="auto"/>
-              <w:right w:val="single" w:sz="4" w:space="0" w:color="auto"/>
-            </w:tcBorders>
+            <w:tcW w:w="0" w:type="auto"/>
           </w:tcPr>
           <w:p>
             <w:pPr>
               <w:rPr>
-                <w:rFonts w:cs="David"/>
+                <w:rFonts w:cs="David" w:hint="cs"/>
                 <w:b/>
                 <w:bCs/>
                 <w:sz w:val="28"/>
@@ -1820,18 +1754,12 @@
         </w:tc>
         <w:tc>
           <w:tcPr>
-            <w:tcW w:w="900" w:type="dxa"/>
-            <w:tcBorders>
-              <w:top w:val="single" w:sz="4" w:space="0" w:color="auto"/>
-              <w:left w:val="single" w:sz="4" w:space="0" w:color="auto"/>
-              <w:bottom w:val="single" w:sz="4" w:space="0" w:color="auto"/>
-              <w:right w:val="single" w:sz="4" w:space="0" w:color="auto"/>
-            </w:tcBorders>
+            <w:tcW w:w="0" w:type="auto"/>
           </w:tcPr>
           <w:p>
             <w:pPr>
               <w:rPr>
-                <w:rFonts w:cs="David"/>
+                <w:rFonts w:cs="David" w:hint="cs"/>
                 <w:b/>
                 <w:bCs/>
                 <w:sz w:val="28"/>
@@ -1839,8 +1767,6 @@
                 <w:rtl/>
               </w:rPr>
             </w:pPr>
-            <w:bookmarkStart w:id="8" w:name="fldMakat"/>
-            <w:bookmarkEnd w:id="8"/>
             <w:r>
               <w:rPr>
                 <w:rFonts w:cs="David" w:hint="cs"/>
@@ -1850,9 +1776,25 @@
                 <w:szCs w:val="28"/>
                 <w:rtl/>
               </w:rPr>
-              <w:t>{</w:t>
+              <w:t xml:space="preserve">{itemCode}</w:t>
             </w:r>
-            <w:proofErr w:type="spellStart"/>
+          </w:p>
+        </w:tc>
+        <w:tc>
+          <w:tcPr>
+            <w:tcW w:w="0" w:type="auto"/>
+          </w:tcPr>
+          <w:p>
+            <w:pPr>
+              <w:rPr>
+                <w:rFonts w:cs="David" w:hint="cs"/>
+                <w:b/>
+                <w:bCs/>
+                <w:sz w:val="28"/>
+                <w:szCs w:val="28"/>
+                <w:rtl/>
+              </w:rPr>
+            </w:pPr>
             <w:r>
               <w:rPr>
                 <w:rFonts w:cs="David" w:hint="cs"/>
@@ -1862,9 +1804,25 @@
                 <w:szCs w:val="28"/>
                 <w:rtl/>
               </w:rPr>
-              <w:t>itemCode</w:t>
+              <w:t xml:space="preserve">{description}</w:t>
             </w:r>
-            <w:proofErr w:type="spellEnd"/>
+          </w:p>
+        </w:tc>
+        <w:tc>
+          <w:tcPr>
+            <w:tcW w:w="0" w:type="auto"/>
+          </w:tcPr>
+          <w:p>
+            <w:pPr>
+              <w:rPr>
+                <w:rFonts w:cs="David" w:hint="cs"/>
+                <w:b/>
+                <w:bCs/>
+                <w:sz w:val="28"/>
+                <w:szCs w:val="28"/>
+                <w:rtl/>
+              </w:rPr>
+            </w:pPr>
             <w:r>
               <w:rPr>
                 <w:rFonts w:cs="David" w:hint="cs"/>
@@ -1874,24 +1832,18 @@
                 <w:szCs w:val="28"/>
                 <w:rtl/>
               </w:rPr>
-              <w:t>}</w:t>
+              <w:t xml:space="preserve">{quantity}</w:t>
             </w:r>
           </w:p>
         </w:tc>
         <w:tc>
           <w:tcPr>
-            <w:tcW w:w="2900" w:type="dxa"/>
-            <w:tcBorders>
-              <w:top w:val="single" w:sz="4" w:space="0" w:color="auto"/>
-              <w:left w:val="single" w:sz="4" w:space="0" w:color="auto"/>
-              <w:bottom w:val="single" w:sz="4" w:space="0" w:color="auto"/>
-              <w:right w:val="single" w:sz="4" w:space="0" w:color="auto"/>
-            </w:tcBorders>
+            <w:tcW w:w="0" w:type="auto"/>
           </w:tcPr>
           <w:p>
             <w:pPr>
               <w:rPr>
-                <w:rFonts w:cs="David"/>
+                <w:rFonts w:cs="David" w:hint="cs"/>
                 <w:b/>
                 <w:bCs/>
                 <w:sz w:val="28"/>
@@ -1899,8 +1851,6 @@
                 <w:rtl/>
               </w:rPr>
             </w:pPr>
-            <w:bookmarkStart w:id="9" w:name="fldProduct"/>
-            <w:bookmarkEnd w:id="9"/>
             <w:r>
               <w:rPr>
                 <w:rFonts w:cs="David" w:hint="cs"/>
@@ -1910,9 +1860,25 @@
                 <w:szCs w:val="28"/>
                 <w:rtl/>
               </w:rPr>
-              <w:t>{</w:t>
+              <w:t xml:space="preserve">{unitPrice}</w:t>
             </w:r>
-            <w:proofErr w:type="spellStart"/>
+          </w:p>
+        </w:tc>
+        <w:tc>
+          <w:tcPr>
+            <w:tcW w:w="0" w:type="auto"/>
+          </w:tcPr>
+          <w:p>
+            <w:pPr>
+              <w:rPr>
+                <w:rFonts w:cs="David" w:hint="cs"/>
+                <w:b/>
+                <w:bCs/>
+                <w:sz w:val="28"/>
+                <w:szCs w:val="28"/>
+                <w:rtl/>
+              </w:rPr>
+            </w:pPr>
             <w:r>
               <w:rPr>
                 <w:rFonts w:cs="David" w:hint="cs"/>
@@ -1922,9 +1888,24 @@
                 <w:szCs w:val="28"/>
                 <w:rtl/>
               </w:rPr>
-              <w:t>description</w:t>
+              <w:t xml:space="preserve">{lineDiscountPercent}</w:t>
             </w:r>
-            <w:proofErr w:type="spellEnd"/>
+          </w:p>
+        </w:tc>
+        <w:tc>
+          <w:tcPr>
+            <w:tcW w:w="0" w:type="auto"/>
+          </w:tcPr>
+          <w:p>
+            <w:pPr>
+              <w:rPr>
+                <w:rFonts w:cs="David" w:hint="cs"/>
+                <w:b/>
+                <w:bCs/>
+                <w:sz w:val="28"/>
+                <w:szCs w:val="28"/>
+              </w:rPr>
+            </w:pPr>
             <w:r>
               <w:rPr>
                 <w:rFonts w:cs="David" w:hint="cs"/>
@@ -1934,292 +1915,20 @@
                 <w:szCs w:val="28"/>
                 <w:rtl/>
               </w:rPr>
-              <w:t>}</w:t>
-            </w:r>
-          </w:p>
-        </w:tc>
-        <w:tc>
-          <w:tcPr>
-            <w:tcW w:w="900" w:type="dxa"/>
-            <w:tcBorders>
-              <w:top w:val="single" w:sz="4" w:space="0" w:color="auto"/>
-              <w:left w:val="single" w:sz="4" w:space="0" w:color="auto"/>
-              <w:bottom w:val="single" w:sz="4" w:space="0" w:color="auto"/>
-              <w:right w:val="single" w:sz="4" w:space="0" w:color="auto"/>
-            </w:tcBorders>
-          </w:tcPr>
-          <w:p>
-            <w:pPr>
-              <w:rPr>
-                <w:rFonts w:cs="David"/>
-                <w:b/>
-                <w:bCs/>
-                <w:sz w:val="28"/>
-                <w:szCs w:val="28"/>
-                <w:rtl/>
-              </w:rPr>
-            </w:pPr>
-            <w:bookmarkStart w:id="10" w:name="fldAmmount"/>
-            <w:bookmarkEnd w:id="10"/>
-            <w:r>
-              <w:rPr>
-                <w:rFonts w:cs="David" w:hint="cs"/>
-                <w:b/>
-                <w:bCs/>
-                <w:sz w:val="28"/>
-                <w:szCs w:val="28"/>
-                <w:rtl/>
-              </w:rPr>
-              <w:t>{</w:t>
-            </w:r>
-            <w:proofErr w:type="spellStart"/>
-            <w:r>
-              <w:rPr>
-                <w:rFonts w:cs="David" w:hint="cs"/>
-                <w:b/>
-                <w:bCs/>
-                <w:sz w:val="28"/>
-                <w:szCs w:val="28"/>
-                <w:rtl/>
-              </w:rPr>
-              <w:t>quantity</w:t>
-            </w:r>
-            <w:proofErr w:type="spellEnd"/>
-            <w:r>
-              <w:rPr>
-                <w:rFonts w:cs="David" w:hint="cs"/>
-                <w:b/>
-                <w:bCs/>
-                <w:sz w:val="28"/>
-                <w:szCs w:val="28"/>
-                <w:rtl/>
-              </w:rPr>
-              <w:t>}</w:t>
-            </w:r>
-          </w:p>
-        </w:tc>
-        <w:tc>
-          <w:tcPr>
-            <w:tcW w:w="1400" w:type="dxa"/>
-            <w:tcBorders>
-              <w:top w:val="single" w:sz="4" w:space="0" w:color="auto"/>
-              <w:left w:val="single" w:sz="4" w:space="0" w:color="auto"/>
-              <w:bottom w:val="single" w:sz="4" w:space="0" w:color="auto"/>
-              <w:right w:val="single" w:sz="4" w:space="0" w:color="auto"/>
-            </w:tcBorders>
-          </w:tcPr>
-          <w:p>
-            <w:pPr>
-              <w:rPr>
-                <w:rFonts w:cs="David"/>
-                <w:b/>
-                <w:bCs/>
-                <w:sz w:val="28"/>
-                <w:szCs w:val="28"/>
-                <w:rtl/>
-              </w:rPr>
-            </w:pPr>
-            <w:bookmarkStart w:id="11" w:name="fldPrice"/>
-            <w:bookmarkEnd w:id="11"/>
-            <w:r>
-              <w:rPr>
-                <w:rFonts w:cs="David" w:hint="cs"/>
-                <w:b/>
-                <w:bCs/>
-                <w:sz w:val="28"/>
-                <w:szCs w:val="28"/>
-                <w:rtl/>
-              </w:rPr>
-              <w:t>{</w:t>
-            </w:r>
-            <w:proofErr w:type="spellStart"/>
-            <w:r>
-              <w:rPr>
-                <w:rFonts w:cs="David" w:hint="cs"/>
-                <w:b/>
-                <w:bCs/>
-                <w:sz w:val="28"/>
-                <w:szCs w:val="28"/>
-                <w:rtl/>
-              </w:rPr>
-              <w:t>unitPrice</w:t>
-            </w:r>
-            <w:proofErr w:type="spellEnd"/>
-            <w:r>
-              <w:rPr>
-                <w:rFonts w:cs="David" w:hint="cs"/>
-                <w:b/>
-                <w:bCs/>
-                <w:sz w:val="28"/>
-                <w:szCs w:val="28"/>
-                <w:rtl/>
-              </w:rPr>
-              <w:t>}</w:t>
-            </w:r>
-          </w:p>
-        </w:tc>
-        <w:tc>
-          <w:tcPr>
-            <w:tcW w:w="1400" w:type="dxa"/>
-            <w:tcBorders>
-              <w:top w:val="single" w:sz="4" w:space="0" w:color="auto"/>
-              <w:left w:val="single" w:sz="4" w:space="0" w:color="auto"/>
-              <w:bottom w:val="single" w:sz="4" w:space="0" w:color="auto"/>
-              <w:right w:val="single" w:sz="4" w:space="0" w:color="auto"/>
-            </w:tcBorders>
-          </w:tcPr>
-          <w:p>
-            <w:pPr>
-              <w:rPr>
-                <w:rFonts w:cs="David"/>
-                <w:b/>
-                <w:bCs/>
-                <w:sz w:val="28"/>
-                <w:szCs w:val="28"/>
-                <w:rtl/>
-              </w:rPr>
-            </w:pPr>
-            <w:bookmarkStart w:id="12" w:name="fldLineDiscount"/>
-            <w:bookmarkEnd w:id="12"/>
-            <w:r>
-              <w:rPr>
-                <w:rFonts w:cs="David" w:hint="cs"/>
-                <w:b/>
-                <w:bCs/>
-                <w:sz w:val="28"/>
-                <w:szCs w:val="28"/>
-                <w:rtl/>
-              </w:rPr>
-              <w:t>{</w:t>
-            </w:r>
-            <w:proofErr w:type="spellStart"/>
-            <w:r>
-              <w:rPr>
-                <w:rFonts w:cs="David" w:hint="cs"/>
-                <w:b/>
-                <w:bCs/>
-                <w:sz w:val="28"/>
-                <w:szCs w:val="28"/>
-                <w:rtl/>
-              </w:rPr>
-              <w:t>lineDiscountPercent</w:t>
-            </w:r>
-            <w:proofErr w:type="spellEnd"/>
-            <w:r>
-              <w:rPr>
-                <w:rFonts w:cs="David" w:hint="cs"/>
-                <w:b/>
-                <w:bCs/>
-                <w:sz w:val="28"/>
-                <w:szCs w:val="28"/>
-                <w:rtl/>
-              </w:rPr>
-              <w:t>}</w:t>
-            </w:r>
-          </w:p>
-        </w:tc>
-        <w:tc>
-          <w:tcPr>
-            <w:tcW w:w="2266" w:type="dxa"/>
-            <w:tcBorders>
-              <w:top w:val="single" w:sz="4" w:space="0" w:color="auto"/>
-              <w:left w:val="single" w:sz="4" w:space="0" w:color="auto"/>
-              <w:bottom w:val="single" w:sz="4" w:space="0" w:color="auto"/>
-              <w:right w:val="single" w:sz="4" w:space="0" w:color="auto"/>
-            </w:tcBorders>
-          </w:tcPr>
-          <w:p>
-            <w:pPr>
-              <w:rPr>
-                <w:rFonts w:cs="David"/>
-                <w:b/>
-                <w:bCs/>
-                <w:sz w:val="28"/>
-                <w:szCs w:val="28"/>
-                <w:rtl/>
-              </w:rPr>
-            </w:pPr>
-            <w:bookmarkStart w:id="13" w:name="fldLineTotal"/>
-            <w:bookmarkEnd w:id="13"/>
-            <w:r>
-              <w:rPr>
-                <w:rFonts w:cs="David" w:hint="cs"/>
-                <w:b/>
-                <w:bCs/>
-                <w:sz w:val="28"/>
-                <w:szCs w:val="28"/>
-                <w:rtl/>
-              </w:rPr>
-              <w:t>{</w:t>
-            </w:r>
-            <w:proofErr w:type="spellStart"/>
-            <w:r>
-              <w:rPr>
-                <w:rFonts w:cs="David" w:hint="cs"/>
-                <w:b/>
-                <w:bCs/>
-                <w:sz w:val="28"/>
-                <w:szCs w:val="28"/>
-                <w:rtl/>
-              </w:rPr>
-              <w:t>lineTotal</w:t>
-            </w:r>
-            <w:proofErr w:type="spellEnd"/>
-            <w:r>
-              <w:rPr>
-                <w:rFonts w:cs="David" w:hint="cs"/>
-                <w:b/>
-                <w:bCs/>
-                <w:sz w:val="28"/>
-                <w:szCs w:val="28"/>
-                <w:rtl/>
-              </w:rPr>
-              <w:t>}{/</w:t>
-            </w:r>
-            <w:proofErr w:type="spellStart"/>
-            <w:r>
-              <w:rPr>
-                <w:rFonts w:cs="David" w:hint="cs"/>
-                <w:b/>
-                <w:bCs/>
-                <w:sz w:val="28"/>
-                <w:szCs w:val="28"/>
-                <w:rtl/>
-              </w:rPr>
-              <w:t>items</w:t>
-            </w:r>
-            <w:proofErr w:type="spellEnd"/>
-            <w:r>
-              <w:rPr>
-                <w:rFonts w:cs="David" w:hint="cs"/>
-                <w:b/>
-                <w:bCs/>
-                <w:sz w:val="28"/>
-                <w:szCs w:val="28"/>
-                <w:rtl/>
-              </w:rPr>
-              <w:t>}</w:t>
+              <w:t xml:space="preserve">{lineTotal}{/items}</w:t>
             </w:r>
           </w:p>
         </w:tc>
       </w:tr>
     </w:tbl>
-    <w:p>
-      <w:pPr>
-        <w:rPr>
-          <w:rFonts w:cs="David"/>
-          <w:vanish/>
-          <w:sz w:val="28"/>
-          <w:szCs w:val="28"/>
-          <w:rtl/>
-        </w:rPr>
-      </w:pPr>
-    </w:p>
+    <w:p/>
+    <w:p/>
     <w:tbl>
       <w:tblPr>
-        <w:tblpPr w:leftFromText="180" w:rightFromText="180" w:vertAnchor="text" w:horzAnchor="page" w:tblpX="67" w:tblpY="199"/>
         <w:bidiVisual/>
         <w:tblW w:w="0" w:type="auto"/>
+        <w:tblLayout w:type="autofit"/>
+        <w:jc w:val="right"/>
         <w:tblBorders>
           <w:top w:val="single" w:sz="4" w:space="0" w:color="auto"/>
           <w:left w:val="single" w:sz="4" w:space="0" w:color="auto"/>
@@ -2231,34 +1940,28 @@
         <w:tblLook w:val="04A0" w:firstRow="1" w:lastRow="0" w:firstColumn="1" w:lastColumn="0" w:noHBand="0" w:noVBand="1"/>
       </w:tblPr>
       <w:tblGrid>
-        <w:gridCol w:w="1764"/>
-        <w:gridCol w:w="3145"/>
+        <w:gridCol/>
+        <w:gridCol/>
       </w:tblGrid>
       <w:tr>
         <w:tc>
           <w:tcPr>
-            <w:tcW w:w="1764" w:type="dxa"/>
-            <w:tcBorders>
-              <w:top w:val="single" w:sz="4" w:space="0" w:color="auto"/>
-              <w:left w:val="single" w:sz="4" w:space="0" w:color="auto"/>
-              <w:bottom w:val="single" w:sz="4" w:space="0" w:color="auto"/>
-              <w:right w:val="single" w:sz="4" w:space="0" w:color="auto"/>
-            </w:tcBorders>
-            <w:hideMark/>
+            <w:tcW w:w="0" w:type="auto"/>
           </w:tcPr>
           <w:p>
             <w:pPr>
               <w:rPr>
-                <w:rFonts w:cs="David"/>
+                <w:rFonts w:cs="David" w:hint="cs"/>
                 <w:b/>
                 <w:bCs/>
                 <w:sz w:val="28"/>
                 <w:szCs w:val="28"/>
+                <w:rtl/>
               </w:rPr>
             </w:pPr>
             <w:r>
               <w:rPr>
-                <w:rFonts w:cs="David"/>
+                <w:rFonts w:cs="David" w:hint="cs"/>
                 <w:b/>
                 <w:bCs/>
                 <w:sz w:val="28"/>
@@ -2282,18 +1985,12 @@
         </w:tc>
         <w:tc>
           <w:tcPr>
-            <w:tcW w:w="2414" w:type="dxa"/>
-            <w:tcBorders>
-              <w:top w:val="single" w:sz="4" w:space="0" w:color="auto"/>
-              <w:left w:val="single" w:sz="4" w:space="0" w:color="auto"/>
-              <w:bottom w:val="single" w:sz="4" w:space="0" w:color="auto"/>
-              <w:right w:val="single" w:sz="4" w:space="0" w:color="auto"/>
-            </w:tcBorders>
+            <w:tcW w:w="0" w:type="auto"/>
           </w:tcPr>
           <w:p>
             <w:pPr>
               <w:rPr>
-                <w:rFonts w:cs="David"/>
+                <w:rFonts w:cs="David" w:hint="cs"/>
                 <w:b/>
                 <w:bCs/>
                 <w:sz w:val="28"/>
@@ -2301,8 +1998,6 @@
                 <w:rtl/>
               </w:rPr>
             </w:pPr>
-            <w:bookmarkStart w:id="14" w:name="fldDiscount"/>
-            <w:bookmarkEnd w:id="14"/>
             <w:r>
               <w:rPr>
                 <w:rFonts w:cs="David" w:hint="cs"/>
@@ -2312,31 +2007,7 @@
                 <w:szCs w:val="28"/>
                 <w:rtl/>
               </w:rPr>
-              <w:t>{</w:t>
-            </w:r>
-            <w:proofErr w:type="spellStart"/>
-            <w:r>
-              <w:rPr>
-                <w:rFonts w:cs="David" w:hint="cs"/>
-                <w:b/>
-                <w:bCs/>
-                <w:sz w:val="28"/>
-                <w:szCs w:val="28"/>
-                <w:rtl/>
-              </w:rPr>
-              <w:t>discountPercent</w:t>
-            </w:r>
-            <w:proofErr w:type="spellEnd"/>
-            <w:r>
-              <w:rPr>
-                <w:rFonts w:cs="David" w:hint="cs"/>
-                <w:b/>
-                <w:bCs/>
-                <w:sz w:val="28"/>
-                <w:szCs w:val="28"/>
-                <w:rtl/>
-              </w:rPr>
-              <w:t>}</w:t>
+              <w:t xml:space="preserve">{discountPercent}</w:t>
             </w:r>
           </w:p>
         </w:tc>
@@ -2344,19 +2015,12 @@
       <w:tr>
         <w:tc>
           <w:tcPr>
-            <w:tcW w:w="1764" w:type="dxa"/>
-            <w:tcBorders>
-              <w:top w:val="single" w:sz="4" w:space="0" w:color="auto"/>
-              <w:left w:val="single" w:sz="4" w:space="0" w:color="auto"/>
-              <w:bottom w:val="single" w:sz="4" w:space="0" w:color="auto"/>
-              <w:right w:val="single" w:sz="4" w:space="0" w:color="auto"/>
-            </w:tcBorders>
-            <w:hideMark/>
+            <w:tcW w:w="0" w:type="auto"/>
           </w:tcPr>
           <w:p>
             <w:pPr>
               <w:rPr>
-                <w:rFonts w:cs="David"/>
+                <w:rFonts w:cs="David" w:hint="cs"/>
                 <w:b/>
                 <w:bCs/>
                 <w:sz w:val="28"/>
@@ -2366,7 +2030,7 @@
             </w:pPr>
             <w:r>
               <w:rPr>
-                <w:rFonts w:cs="David"/>
+                <w:rFonts w:cs="David" w:hint="cs"/>
                 <w:b/>
                 <w:bCs/>
                 <w:sz w:val="28"/>
@@ -2379,18 +2043,12 @@
         </w:tc>
         <w:tc>
           <w:tcPr>
-            <w:tcW w:w="2414" w:type="dxa"/>
-            <w:tcBorders>
-              <w:top w:val="single" w:sz="4" w:space="0" w:color="auto"/>
-              <w:left w:val="single" w:sz="4" w:space="0" w:color="auto"/>
-              <w:bottom w:val="single" w:sz="4" w:space="0" w:color="auto"/>
-              <w:right w:val="single" w:sz="4" w:space="0" w:color="auto"/>
-            </w:tcBorders>
+            <w:tcW w:w="0" w:type="auto"/>
           </w:tcPr>
           <w:p>
             <w:pPr>
               <w:rPr>
-                <w:rFonts w:cs="David"/>
+                <w:rFonts w:cs="David" w:hint="cs"/>
                 <w:b/>
                 <w:bCs/>
                 <w:sz w:val="28"/>
@@ -2398,8 +2056,6 @@
                 <w:rtl/>
               </w:rPr>
             </w:pPr>
-            <w:bookmarkStart w:id="15" w:name="fldTotalAfterDiscount"/>
-            <w:bookmarkEnd w:id="15"/>
             <w:r>
               <w:rPr>
                 <w:rFonts w:cs="David" w:hint="cs"/>
@@ -2409,9 +2065,27 @@
                 <w:szCs w:val="28"/>
                 <w:rtl/>
               </w:rPr>
-              <w:t>{</w:t>
+              <w:t xml:space="preserve">{subtotalAfterDiscount}</w:t>
             </w:r>
-            <w:proofErr w:type="spellStart"/>
+          </w:p>
+        </w:tc>
+      </w:tr>
+      <w:tr>
+        <w:tc>
+          <w:tcPr>
+            <w:tcW w:w="0" w:type="auto"/>
+          </w:tcPr>
+          <w:p>
+            <w:pPr>
+              <w:rPr>
+                <w:rFonts w:cs="David" w:hint="cs"/>
+                <w:b/>
+                <w:bCs/>
+                <w:sz w:val="28"/>
+                <w:szCs w:val="28"/>
+                <w:rtl/>
+              </w:rPr>
+            </w:pPr>
             <w:r>
               <w:rPr>
                 <w:rFonts w:cs="David" w:hint="cs"/>
@@ -2421,9 +2095,8 @@
                 <w:szCs w:val="28"/>
                 <w:rtl/>
               </w:rPr>
-              <w:t>subtotalAfterDiscount</w:t>
+              <w:t>מע"מ 1</w:t>
             </w:r>
-            <w:proofErr w:type="spellEnd"/>
             <w:r>
               <w:rPr>
                 <w:rFonts w:cs="David" w:hint="cs"/>
@@ -2433,27 +2106,29 @@
                 <w:szCs w:val="28"/>
                 <w:rtl/>
               </w:rPr>
-              <w:t>}</w:t>
+              <w:t>8</w:t>
+            </w:r>
+            <w:r>
+              <w:rPr>
+                <w:rFonts w:cs="David" w:hint="cs"/>
+                <w:b/>
+                <w:bCs/>
+                <w:sz w:val="28"/>
+                <w:szCs w:val="28"/>
+                <w:rtl/>
+              </w:rPr>
+              <w:t>%</w:t>
             </w:r>
           </w:p>
         </w:tc>
-      </w:tr>
-      <w:tr>
         <w:tc>
           <w:tcPr>
-            <w:tcW w:w="1764" w:type="dxa"/>
-            <w:tcBorders>
-              <w:top w:val="single" w:sz="4" w:space="0" w:color="auto"/>
-              <w:left w:val="single" w:sz="4" w:space="0" w:color="auto"/>
-              <w:bottom w:val="single" w:sz="4" w:space="0" w:color="auto"/>
-              <w:right w:val="single" w:sz="4" w:space="0" w:color="auto"/>
-            </w:tcBorders>
-            <w:hideMark/>
+            <w:tcW w:w="0" w:type="auto"/>
           </w:tcPr>
           <w:p>
             <w:pPr>
               <w:rPr>
-                <w:rFonts w:cs="David"/>
+                <w:rFonts w:cs="David" w:hint="cs"/>
                 <w:b/>
                 <w:bCs/>
                 <w:sz w:val="28"/>
@@ -2463,42 +2138,6 @@
             </w:pPr>
             <w:r>
               <w:rPr>
-                <w:rFonts w:cs="David"/>
-                <w:b/>
-                <w:bCs/>
-                <w:sz w:val="28"/>
-                <w:szCs w:val="28"/>
-                <w:rtl/>
-              </w:rPr>
-              <w:t>מע"מ 18%</w:t>
-            </w:r>
-          </w:p>
-        </w:tc>
-        <w:tc>
-          <w:tcPr>
-            <w:tcW w:w="2414" w:type="dxa"/>
-            <w:tcBorders>
-              <w:top w:val="single" w:sz="4" w:space="0" w:color="auto"/>
-              <w:left w:val="single" w:sz="4" w:space="0" w:color="auto"/>
-              <w:bottom w:val="single" w:sz="4" w:space="0" w:color="auto"/>
-              <w:right w:val="single" w:sz="4" w:space="0" w:color="auto"/>
-            </w:tcBorders>
-          </w:tcPr>
-          <w:p>
-            <w:pPr>
-              <w:rPr>
-                <w:rFonts w:cs="David"/>
-                <w:b/>
-                <w:bCs/>
-                <w:sz w:val="28"/>
-                <w:szCs w:val="28"/>
-                <w:rtl/>
-              </w:rPr>
-            </w:pPr>
-            <w:bookmarkStart w:id="16" w:name="fldMAAM"/>
-            <w:bookmarkEnd w:id="16"/>
-            <w:r>
-              <w:rPr>
                 <w:rFonts w:cs="David" w:hint="cs"/>
                 <w:b/>
                 <w:bCs/>
@@ -2506,31 +2145,7 @@
                 <w:szCs w:val="28"/>
                 <w:rtl/>
               </w:rPr>
-              <w:t>{</w:t>
-            </w:r>
-            <w:proofErr w:type="spellStart"/>
-            <w:r>
-              <w:rPr>
-                <w:rFonts w:cs="David" w:hint="cs"/>
-                <w:b/>
-                <w:bCs/>
-                <w:sz w:val="28"/>
-                <w:szCs w:val="28"/>
-                <w:rtl/>
-              </w:rPr>
-              <w:t>vatAmount</w:t>
-            </w:r>
-            <w:proofErr w:type="spellEnd"/>
-            <w:r>
-              <w:rPr>
-                <w:rFonts w:cs="David" w:hint="cs"/>
-                <w:b/>
-                <w:bCs/>
-                <w:sz w:val="28"/>
-                <w:szCs w:val="28"/>
-                <w:rtl/>
-              </w:rPr>
-              <w:t>}</w:t>
+              <w:t xml:space="preserve">{vatAmount}</w:t>
             </w:r>
           </w:p>
         </w:tc>
@@ -2538,19 +2153,12 @@
       <w:tr>
         <w:tc>
           <w:tcPr>
-            <w:tcW w:w="1764" w:type="dxa"/>
-            <w:tcBorders>
-              <w:top w:val="single" w:sz="4" w:space="0" w:color="auto"/>
-              <w:left w:val="single" w:sz="4" w:space="0" w:color="auto"/>
-              <w:bottom w:val="single" w:sz="4" w:space="0" w:color="auto"/>
-              <w:right w:val="single" w:sz="4" w:space="0" w:color="auto"/>
-            </w:tcBorders>
-            <w:hideMark/>
+            <w:tcW w:w="0" w:type="auto"/>
           </w:tcPr>
           <w:p>
             <w:pPr>
               <w:rPr>
-                <w:rFonts w:cs="David"/>
+                <w:rFonts w:cs="David" w:hint="cs"/>
                 <w:b/>
                 <w:bCs/>
                 <w:sz w:val="28"/>
@@ -2560,7 +2168,7 @@
             </w:pPr>
             <w:r>
               <w:rPr>
-                <w:rFonts w:cs="David"/>
+                <w:rFonts w:cs="David" w:hint="cs"/>
                 <w:b/>
                 <w:bCs/>
                 <w:sz w:val="28"/>
@@ -2573,18 +2181,12 @@
         </w:tc>
         <w:tc>
           <w:tcPr>
-            <w:tcW w:w="2414" w:type="dxa"/>
-            <w:tcBorders>
-              <w:top w:val="single" w:sz="4" w:space="0" w:color="auto"/>
-              <w:left w:val="single" w:sz="4" w:space="0" w:color="auto"/>
-              <w:bottom w:val="single" w:sz="4" w:space="0" w:color="auto"/>
-              <w:right w:val="single" w:sz="4" w:space="0" w:color="auto"/>
-            </w:tcBorders>
+            <w:tcW w:w="0" w:type="auto"/>
           </w:tcPr>
           <w:p>
             <w:pPr>
               <w:rPr>
-                <w:rFonts w:cs="David"/>
+                <w:rFonts w:cs="David" w:hint="cs"/>
                 <w:b/>
                 <w:bCs/>
                 <w:sz w:val="28"/>
@@ -2592,8 +2194,6 @@
                 <w:rtl/>
               </w:rPr>
             </w:pPr>
-            <w:bookmarkStart w:id="17" w:name="fldTotalAfterMaaM"/>
-            <w:bookmarkEnd w:id="17"/>
             <w:r>
               <w:rPr>
                 <w:rFonts w:cs="David" w:hint="cs"/>
@@ -2603,49 +2203,12 @@
                 <w:szCs w:val="28"/>
                 <w:rtl/>
               </w:rPr>
-              <w:t>{</w:t>
-            </w:r>
-            <w:proofErr w:type="spellStart"/>
-            <w:r>
-              <w:rPr>
-                <w:rFonts w:cs="David" w:hint="cs"/>
-                <w:b/>
-                <w:bCs/>
-                <w:sz w:val="28"/>
-                <w:szCs w:val="28"/>
-                <w:rtl/>
-              </w:rPr>
-              <w:t>totalAmount</w:t>
-            </w:r>
-            <w:proofErr w:type="spellEnd"/>
-            <w:r>
-              <w:rPr>
-                <w:rFonts w:cs="David" w:hint="cs"/>
-                <w:b/>
-                <w:bCs/>
-                <w:sz w:val="28"/>
-                <w:szCs w:val="28"/>
-                <w:rtl/>
-              </w:rPr>
-              <w:t>}</w:t>
+              <w:t xml:space="preserve">{totalAmount}</w:t>
             </w:r>
           </w:p>
         </w:tc>
       </w:tr>
     </w:tbl>
-    <w:p>
-      <w:pPr>
-        <w:rPr>
-          <w:vanish/>
-        </w:rPr>
-      </w:pPr>
-      <w:r>
-        <w:rPr>
-          <w:vanish/>
-        </w:rPr>
-        <w:t xml:space="preserve">{/hasDiscount}</w:t>
-      </w:r>
-    </w:p>
     <w:p>
       <w:pPr>
         <w:rPr>

--- a/apps/api/templates/פ-ראדון-הצעת-מחיר-לערכת-ראדון-קצרת-טווח.docx
+++ b/apps/api/templates/פ-ראדון-הצעת-מחיר-לערכת-ראדון-קצרת-טווח.docx
@@ -2522,51 +2522,6 @@
     <w:p>
       <w:pPr>
         <w:rPr>
-          <w:rFonts w:cs="David" w:hint="cs"/>
-          <w:b/>
-          <w:bCs/>
-          <w:sz w:val="28"/>
-          <w:szCs w:val="28"/>
-          <w:u w:val="single"/>
-          <w:rtl/>
-        </w:rPr>
-      </w:pPr>
-      <w:r>
-        <w:rPr>
-          <w:rFonts w:cs="David" w:hint="cs"/>
-          <w:b/>
-          <w:bCs/>
-          <w:sz w:val="28"/>
-          <w:szCs w:val="28"/>
-          <w:u w:val="single"/>
-          <w:rtl/>
-        </w:rPr>
-        <w:t>אישור ההצעה</w:t>
-      </w:r>
-      <w:r>
-        <w:rPr>
-          <w:rFonts w:cs="David" w:hint="cs"/>
-          <w:b/>
-          <w:bCs/>
-          <w:sz w:val="28"/>
-          <w:szCs w:val="28"/>
-          <w:rtl/>
-        </w:rPr>
-        <w:t xml:space="preserve">: </w:t>
-      </w:r>
-      <w:r>
-        <w:rPr>
-          <w:rFonts w:cs="David" w:hint="cs"/>
-          <w:sz w:val="28"/>
-          <w:szCs w:val="28"/>
-          <w:rtl/>
-        </w:rPr>
-        <w:t xml:space="preserve">נא לשלוח את ההצעה חתומה לפקס 09-7724446 ואנו נחזור לתאם הגעה בהקדם. </w:t>
-      </w:r>
-    </w:p>
-    <w:p>
-      <w:pPr>
-        <w:rPr>
           <w:rFonts w:cs="David"/>
           <w:b/>
           <w:bCs/>
@@ -2589,27 +2544,6 @@
           <w:rtl/>
         </w:rPr>
       </w:pPr>
-    </w:p>
-    <w:p>
-      <w:pPr>
-        <w:ind w:left="720"/>
-        <w:jc w:val="both"/>
-        <w:rPr>
-          <w:rFonts w:ascii="Arial" w:hAnsi="Arial" w:cs="Arial"/>
-          <w:sz w:val="28"/>
-          <w:szCs w:val="28"/>
-          <w:rtl/>
-        </w:rPr>
-      </w:pPr>
-      <w:r>
-        <w:rPr>
-          <w:rFonts w:cs="David" w:hint="cs"/>
-          <w:sz w:val="28"/>
-          <w:szCs w:val="28"/>
-          <w:rtl/>
-        </w:rPr>
-        <w:t>לתיאום הגעה, נא לחתום ולשלוח לפקס 09-7724446. תודה.</w:t>
-      </w:r>
     </w:p>
     <w:p>
       <w:pPr>
